--- a/Dokumentáció/fájlok/Dokumentáció_ButtyMáté_CsenkiGergely_DicsőAndrás.docx
+++ b/Dokumentáció/fájlok/Dokumentáció_ButtyMáté_CsenkiGergely_DicsőAndrás.docx
@@ -1,6 +1,6 @@
 
 <file path=word/document.xml><?xml version="1.0" encoding="utf-8"?>
-<w:document xmlns:wpc="http://schemas.microsoft.com/office/word/2010/wordprocessingCanvas" xmlns:cx="http://schemas.microsoft.com/office/drawing/2014/chartex" xmlns:cx1="http://schemas.microsoft.com/office/drawing/2015/9/8/chartex" xmlns:cx2="http://schemas.microsoft.com/office/drawing/2015/10/21/chartex" xmlns:cx3="http://schemas.microsoft.com/office/drawing/2016/5/9/chartex" xmlns:cx4="http://schemas.microsoft.com/office/drawing/2016/5/10/chartex" xmlns:cx5="http://schemas.microsoft.com/office/drawing/2016/5/11/chartex" xmlns:cx6="http://schemas.microsoft.com/office/drawing/2016/5/12/chartex" xmlns:cx7="http://schemas.microsoft.com/office/drawing/2016/5/13/chartex" xmlns:cx8="http://schemas.microsoft.com/office/drawing/2016/5/14/chartex" xmlns:mc="http://schemas.openxmlformats.org/markup-compatibility/2006" xmlns:aink="http://schemas.microsoft.com/office/drawing/2016/ink" xmlns:am3d="http://schemas.microsoft.com/office/drawing/2017/model3d" xmlns:o="urn:schemas-microsoft-com:office:office" xmlns:oel="http://schemas.microsoft.com/office/2019/extlst" xmlns:r="http://schemas.openxmlformats.org/officeDocument/2006/relationships" xmlns:m="http://schemas.openxmlformats.org/officeDocument/2006/math" xmlns:v="urn:schemas-microsoft-com:vml" xmlns:wp14="http://schemas.microsoft.com/office/word/2010/wordprocessingDrawing" xmlns:wp="http://schemas.openxmlformats.org/drawingml/2006/wordprocessingDrawing" xmlns:w10="urn:schemas-microsoft-com:office:word" xmlns:w="http://schemas.openxmlformats.org/wordprocessingml/2006/main" xmlns:w14="http://schemas.microsoft.com/office/word/2010/wordml" xmlns:w15="http://schemas.microsoft.com/office/word/2012/wordml" xmlns:w16cex="http://schemas.microsoft.com/office/word/2018/wordml/cex" xmlns:w16cid="http://schemas.microsoft.com/office/word/2016/wordml/cid" xmlns:w16="http://schemas.microsoft.com/office/word/2018/wordml" xmlns:w16du="http://schemas.microsoft.com/office/word/2023/wordml/word16du" xmlns:w16sdtdh="http://schemas.microsoft.com/office/word/2020/wordml/sdtdatahash" xmlns:w16sdtfl="http://schemas.microsoft.com/office/word/2024/wordml/sdtformatlock" xmlns:w16se="http://schemas.microsoft.com/office/word/2015/wordml/symex" xmlns:wpg="http://schemas.microsoft.com/office/word/2010/wordprocessingGroup" xmlns:wpi="http://schemas.microsoft.com/office/word/2010/wordprocessingInk" xmlns:wne="http://schemas.microsoft.com/office/word/2006/wordml" xmlns:wps="http://schemas.microsoft.com/office/word/2010/wordprocessingShape" mc:Ignorable="w14 w15 w16se w16cid w16 w16cex w16sdtdh w16sdtfl w16du wp14">
+<w:document xmlns:wpc="http://schemas.microsoft.com/office/word/2010/wordprocessingCanvas" xmlns:cx="http://schemas.microsoft.com/office/drawing/2014/chartex" xmlns:cx1="http://schemas.microsoft.com/office/drawing/2015/9/8/chartex" xmlns:cx2="http://schemas.microsoft.com/office/drawing/2015/10/21/chartex" xmlns:cx3="http://schemas.microsoft.com/office/drawing/2016/5/9/chartex" xmlns:cx4="http://schemas.microsoft.com/office/drawing/2016/5/10/chartex" xmlns:cx5="http://schemas.microsoft.com/office/drawing/2016/5/11/chartex" xmlns:cx6="http://schemas.microsoft.com/office/drawing/2016/5/12/chartex" xmlns:cx7="http://schemas.microsoft.com/office/drawing/2016/5/13/chartex" xmlns:cx8="http://schemas.microsoft.com/office/drawing/2016/5/14/chartex" xmlns:mc="http://schemas.openxmlformats.org/markup-compatibility/2006" xmlns:aink="http://schemas.microsoft.com/office/drawing/2016/ink" xmlns:am3d="http://schemas.microsoft.com/office/drawing/2017/model3d" xmlns:o="urn:schemas-microsoft-com:office:office" xmlns:r="http://schemas.openxmlformats.org/officeDocument/2006/relationships" xmlns:m="http://schemas.openxmlformats.org/officeDocument/2006/math" xmlns:v="urn:schemas-microsoft-com:vml" xmlns:wp14="http://schemas.microsoft.com/office/word/2010/wordprocessingDrawing" xmlns:wp="http://schemas.openxmlformats.org/drawingml/2006/wordprocessingDrawing" xmlns:w10="urn:schemas-microsoft-com:office:word" xmlns:w="http://schemas.openxmlformats.org/wordprocessingml/2006/main" xmlns:w14="http://schemas.microsoft.com/office/word/2010/wordml" xmlns:w15="http://schemas.microsoft.com/office/word/2012/wordml" xmlns:w16cex="http://schemas.microsoft.com/office/word/2018/wordml/cex" xmlns:w16cid="http://schemas.microsoft.com/office/word/2016/wordml/cid" xmlns:w16="http://schemas.microsoft.com/office/word/2018/wordml" xmlns:w16sdtdh="http://schemas.microsoft.com/office/word/2020/wordml/sdtdatahash" xmlns:w16se="http://schemas.microsoft.com/office/word/2015/wordml/symex" xmlns:wpg="http://schemas.microsoft.com/office/word/2010/wordprocessingGroup" xmlns:wpi="http://schemas.microsoft.com/office/word/2010/wordprocessingInk" xmlns:wne="http://schemas.microsoft.com/office/word/2006/wordml" xmlns:wps="http://schemas.microsoft.com/office/word/2010/wordprocessingShape" mc:Ignorable="w14 w15 w16se w16cid w16 w16cex w16sdtdh wp14">
   <w:body>
     <w:p>
       <w:pPr>
@@ -4954,7 +4954,7 @@
         <w:pStyle w:val="HTML-kntformzott"/>
         <w:numPr>
           <w:ilvl w:val="0"/>
-          <w:numId w:val="17"/>
+          <w:numId w:val="3"/>
         </w:numPr>
         <w:shd w:val="clear" w:color="auto" w:fill="FFFFFF"/>
         <w:spacing w:after="160"/>
@@ -5005,7 +5005,7 @@
         <w:pStyle w:val="HTML-kntformzott"/>
         <w:numPr>
           <w:ilvl w:val="0"/>
-          <w:numId w:val="16"/>
+          <w:numId w:val="2"/>
         </w:numPr>
         <w:shd w:val="clear" w:color="auto" w:fill="FFFFFF"/>
         <w:spacing w:after="160"/>
@@ -5068,7 +5068,7 @@
         <w:pStyle w:val="HTML-kntformzott"/>
         <w:numPr>
           <w:ilvl w:val="0"/>
-          <w:numId w:val="16"/>
+          <w:numId w:val="2"/>
         </w:numPr>
         <w:shd w:val="clear" w:color="auto" w:fill="FFFFFF"/>
         <w:spacing w:after="160"/>
@@ -5124,7 +5124,7 @@
         <w:pStyle w:val="HTML-kntformzott"/>
         <w:numPr>
           <w:ilvl w:val="0"/>
-          <w:numId w:val="16"/>
+          <w:numId w:val="2"/>
         </w:numPr>
         <w:shd w:val="clear" w:color="auto" w:fill="FFFFFF"/>
         <w:spacing w:after="160"/>
@@ -5198,7 +5198,7 @@
         <w:pStyle w:val="HTML-kntformzott"/>
         <w:numPr>
           <w:ilvl w:val="0"/>
-          <w:numId w:val="16"/>
+          <w:numId w:val="2"/>
         </w:numPr>
         <w:shd w:val="clear" w:color="auto" w:fill="FFFFFF"/>
         <w:spacing w:after="160"/>
@@ -5460,7 +5460,7 @@
         <w:pStyle w:val="HTML-kntformzott"/>
         <w:numPr>
           <w:ilvl w:val="0"/>
-          <w:numId w:val="16"/>
+          <w:numId w:val="2"/>
         </w:numPr>
         <w:shd w:val="clear" w:color="auto" w:fill="FFFFFF"/>
         <w:jc w:val="both"/>
@@ -5486,7 +5486,7 @@
         <w:pStyle w:val="Listaszerbekezds"/>
         <w:numPr>
           <w:ilvl w:val="1"/>
-          <w:numId w:val="16"/>
+          <w:numId w:val="2"/>
         </w:numPr>
         <w:rPr>
           <w:rFonts w:ascii="Times New Roman" w:eastAsia="Times New Roman" w:hAnsi="Times New Roman" w:cs="Times New Roman"/>
@@ -5512,7 +5512,7 @@
         <w:pStyle w:val="Listaszerbekezds"/>
         <w:numPr>
           <w:ilvl w:val="1"/>
-          <w:numId w:val="16"/>
+          <w:numId w:val="2"/>
         </w:numPr>
         <w:rPr>
           <w:rFonts w:ascii="Times New Roman" w:eastAsia="Times New Roman" w:hAnsi="Times New Roman" w:cs="Times New Roman"/>
@@ -5538,7 +5538,7 @@
         <w:pStyle w:val="Listaszerbekezds"/>
         <w:numPr>
           <w:ilvl w:val="1"/>
-          <w:numId w:val="16"/>
+          <w:numId w:val="2"/>
         </w:numPr>
         <w:rPr>
           <w:rFonts w:ascii="Times New Roman" w:eastAsia="Times New Roman" w:hAnsi="Times New Roman" w:cs="Times New Roman"/>
@@ -5564,7 +5564,7 @@
         <w:pStyle w:val="Listaszerbekezds"/>
         <w:numPr>
           <w:ilvl w:val="1"/>
-          <w:numId w:val="16"/>
+          <w:numId w:val="2"/>
         </w:numPr>
         <w:rPr>
           <w:rFonts w:ascii="Times New Roman" w:eastAsia="Times New Roman" w:hAnsi="Times New Roman" w:cs="Times New Roman"/>
@@ -5590,7 +5590,7 @@
         <w:pStyle w:val="Listaszerbekezds"/>
         <w:numPr>
           <w:ilvl w:val="1"/>
-          <w:numId w:val="16"/>
+          <w:numId w:val="2"/>
         </w:numPr>
         <w:rPr>
           <w:rFonts w:ascii="Times New Roman" w:eastAsia="Times New Roman" w:hAnsi="Times New Roman" w:cs="Times New Roman"/>
@@ -5615,7 +5615,7 @@
         <w:pStyle w:val="HTML-kntformzott"/>
         <w:numPr>
           <w:ilvl w:val="0"/>
-          <w:numId w:val="24"/>
+          <w:numId w:val="5"/>
         </w:numPr>
         <w:shd w:val="clear" w:color="auto" w:fill="FFFFFF"/>
         <w:ind w:left="723"/>
@@ -5642,7 +5642,7 @@
         <w:pStyle w:val="HTML-kntformzott"/>
         <w:numPr>
           <w:ilvl w:val="0"/>
-          <w:numId w:val="42"/>
+          <w:numId w:val="6"/>
         </w:numPr>
         <w:shd w:val="clear" w:color="auto" w:fill="FFFFFF"/>
         <w:jc w:val="both"/>
@@ -5668,7 +5668,7 @@
         <w:pStyle w:val="HTML-kntformzott"/>
         <w:numPr>
           <w:ilvl w:val="0"/>
-          <w:numId w:val="42"/>
+          <w:numId w:val="6"/>
         </w:numPr>
         <w:shd w:val="clear" w:color="auto" w:fill="FFFFFF"/>
         <w:jc w:val="both"/>
@@ -5694,7 +5694,7 @@
         <w:pStyle w:val="HTML-kntformzott"/>
         <w:numPr>
           <w:ilvl w:val="0"/>
-          <w:numId w:val="42"/>
+          <w:numId w:val="6"/>
         </w:numPr>
         <w:shd w:val="clear" w:color="auto" w:fill="FFFFFF"/>
         <w:jc w:val="both"/>
@@ -5720,7 +5720,7 @@
         <w:pStyle w:val="HTML-kntformzott"/>
         <w:numPr>
           <w:ilvl w:val="0"/>
-          <w:numId w:val="42"/>
+          <w:numId w:val="6"/>
         </w:numPr>
         <w:shd w:val="clear" w:color="auto" w:fill="FFFFFF"/>
         <w:jc w:val="both"/>
@@ -5746,7 +5746,7 @@
         <w:pStyle w:val="HTML-kntformzott"/>
         <w:numPr>
           <w:ilvl w:val="0"/>
-          <w:numId w:val="42"/>
+          <w:numId w:val="6"/>
         </w:numPr>
         <w:shd w:val="clear" w:color="auto" w:fill="FFFFFF"/>
         <w:jc w:val="both"/>
@@ -5772,7 +5772,7 @@
         <w:pStyle w:val="HTML-kntformzott"/>
         <w:numPr>
           <w:ilvl w:val="0"/>
-          <w:numId w:val="24"/>
+          <w:numId w:val="5"/>
         </w:numPr>
         <w:shd w:val="clear" w:color="auto" w:fill="FFFFFF"/>
         <w:ind w:left="723"/>
@@ -5799,7 +5799,7 @@
         <w:pStyle w:val="HTML-kntformzott"/>
         <w:numPr>
           <w:ilvl w:val="0"/>
-          <w:numId w:val="42"/>
+          <w:numId w:val="6"/>
         </w:numPr>
         <w:shd w:val="clear" w:color="auto" w:fill="FFFFFF"/>
         <w:jc w:val="both"/>
@@ -5825,7 +5825,7 @@
         <w:pStyle w:val="HTML-kntformzott"/>
         <w:numPr>
           <w:ilvl w:val="0"/>
-          <w:numId w:val="42"/>
+          <w:numId w:val="6"/>
         </w:numPr>
         <w:shd w:val="clear" w:color="auto" w:fill="FFFFFF"/>
         <w:jc w:val="both"/>
@@ -5986,7 +5986,7 @@
         <w:pStyle w:val="HTML-kntformzott"/>
         <w:numPr>
           <w:ilvl w:val="0"/>
-          <w:numId w:val="22"/>
+          <w:numId w:val="4"/>
         </w:numPr>
         <w:shd w:val="clear" w:color="auto" w:fill="FFFFFF"/>
         <w:jc w:val="both"/>
@@ -6012,7 +6012,7 @@
         <w:pStyle w:val="HTML-kntformzott"/>
         <w:numPr>
           <w:ilvl w:val="0"/>
-          <w:numId w:val="22"/>
+          <w:numId w:val="4"/>
         </w:numPr>
         <w:shd w:val="clear" w:color="auto" w:fill="FFFFFF"/>
         <w:jc w:val="both"/>
@@ -6038,7 +6038,7 @@
         <w:pStyle w:val="HTML-kntformzott"/>
         <w:numPr>
           <w:ilvl w:val="0"/>
-          <w:numId w:val="22"/>
+          <w:numId w:val="4"/>
         </w:numPr>
         <w:shd w:val="clear" w:color="auto" w:fill="FFFFFF"/>
         <w:jc w:val="both"/>
@@ -6056,7 +6056,7 @@
           <w:sz w:val="28"/>
           <w:szCs w:val="28"/>
         </w:rPr>
-        <w:t>Beléptetési adatok tárolása és naplózása a tulajdonos számára</w:t>
+        <w:t>Összetett szűrés a kempingek között</w:t>
       </w:r>
     </w:p>
     <w:p>
@@ -6064,33 +6064,7 @@
         <w:pStyle w:val="HTML-kntformzott"/>
         <w:numPr>
           <w:ilvl w:val="0"/>
-          <w:numId w:val="22"/>
-        </w:numPr>
-        <w:shd w:val="clear" w:color="auto" w:fill="FFFFFF"/>
-        <w:jc w:val="both"/>
-        <w:rPr>
-          <w:rFonts w:ascii="Times New Roman" w:hAnsi="Times New Roman" w:cs="Times New Roman"/>
-          <w:color w:val="000000"/>
-          <w:sz w:val="28"/>
-          <w:szCs w:val="28"/>
-        </w:rPr>
-      </w:pPr>
-      <w:r>
-        <w:rPr>
-          <w:rFonts w:ascii="Times New Roman" w:hAnsi="Times New Roman" w:cs="Times New Roman"/>
-          <w:color w:val="000000"/>
-          <w:sz w:val="28"/>
-          <w:szCs w:val="28"/>
-        </w:rPr>
-        <w:t>Összetett szűrés a kempingek között</w:t>
-      </w:r>
-    </w:p>
-    <w:p>
-      <w:pPr>
-        <w:pStyle w:val="HTML-kntformzott"/>
-        <w:numPr>
-          <w:ilvl w:val="0"/>
-          <w:numId w:val="22"/>
+          <w:numId w:val="4"/>
         </w:numPr>
         <w:shd w:val="clear" w:color="auto" w:fill="FFFFFF"/>
         <w:jc w:val="both"/>
@@ -7127,7 +7101,7 @@
         <w:pStyle w:val="Listaszerbekezds"/>
         <w:numPr>
           <w:ilvl w:val="0"/>
-          <w:numId w:val="45"/>
+          <w:numId w:val="8"/>
         </w:numPr>
         <w:rPr>
           <w:rFonts w:ascii="Courier New" w:hAnsi="Courier New" w:cs="Courier New"/>
@@ -7185,7 +7159,7 @@
         <w:pStyle w:val="Listaszerbekezds"/>
         <w:numPr>
           <w:ilvl w:val="0"/>
-          <w:numId w:val="45"/>
+          <w:numId w:val="8"/>
         </w:numPr>
         <w:rPr>
           <w:rFonts w:ascii="Times New Roman" w:hAnsi="Times New Roman" w:cs="Times New Roman"/>
@@ -7225,7 +7199,7 @@
         <w:pStyle w:val="Listaszerbekezds"/>
         <w:numPr>
           <w:ilvl w:val="0"/>
-          <w:numId w:val="45"/>
+          <w:numId w:val="8"/>
         </w:numPr>
         <w:rPr>
           <w:rFonts w:ascii="Times New Roman" w:hAnsi="Times New Roman" w:cs="Times New Roman"/>
@@ -7275,7 +7249,7 @@
         <w:pStyle w:val="Listaszerbekezds"/>
         <w:numPr>
           <w:ilvl w:val="0"/>
-          <w:numId w:val="45"/>
+          <w:numId w:val="8"/>
         </w:numPr>
         <w:rPr>
           <w:rFonts w:ascii="Times New Roman" w:hAnsi="Times New Roman" w:cs="Times New Roman"/>
@@ -7325,7 +7299,7 @@
         <w:pStyle w:val="Listaszerbekezds"/>
         <w:numPr>
           <w:ilvl w:val="0"/>
-          <w:numId w:val="45"/>
+          <w:numId w:val="8"/>
         </w:numPr>
         <w:rPr>
           <w:rFonts w:ascii="Times New Roman" w:hAnsi="Times New Roman" w:cs="Times New Roman"/>
@@ -7383,7 +7357,7 @@
         <w:pStyle w:val="Listaszerbekezds"/>
         <w:numPr>
           <w:ilvl w:val="0"/>
-          <w:numId w:val="45"/>
+          <w:numId w:val="8"/>
         </w:numPr>
         <w:rPr>
           <w:rFonts w:ascii="Times New Roman" w:hAnsi="Times New Roman" w:cs="Times New Roman"/>
@@ -7451,7 +7425,7 @@
         <w:pStyle w:val="Listaszerbekezds"/>
         <w:numPr>
           <w:ilvl w:val="0"/>
-          <w:numId w:val="45"/>
+          <w:numId w:val="8"/>
         </w:numPr>
         <w:rPr>
           <w:rFonts w:ascii="Courier New" w:hAnsi="Courier New" w:cs="Courier New"/>
@@ -7519,7 +7493,7 @@
         <w:pStyle w:val="Listaszerbekezds"/>
         <w:numPr>
           <w:ilvl w:val="0"/>
-          <w:numId w:val="45"/>
+          <w:numId w:val="8"/>
         </w:numPr>
         <w:rPr>
           <w:rFonts w:ascii="Times New Roman" w:hAnsi="Times New Roman" w:cs="Times New Roman"/>
@@ -7569,7 +7543,7 @@
         <w:pStyle w:val="Listaszerbekezds"/>
         <w:numPr>
           <w:ilvl w:val="0"/>
-          <w:numId w:val="45"/>
+          <w:numId w:val="8"/>
         </w:numPr>
         <w:rPr>
           <w:rFonts w:ascii="Times New Roman" w:hAnsi="Times New Roman" w:cs="Times New Roman"/>
@@ -7640,7 +7614,7 @@
         <w:pStyle w:val="Listaszerbekezds"/>
         <w:numPr>
           <w:ilvl w:val="0"/>
-          <w:numId w:val="45"/>
+          <w:numId w:val="8"/>
         </w:numPr>
         <w:rPr>
           <w:rFonts w:ascii="Times New Roman" w:hAnsi="Times New Roman" w:cs="Times New Roman"/>
@@ -7690,7 +7664,7 @@
         <w:pStyle w:val="Listaszerbekezds"/>
         <w:numPr>
           <w:ilvl w:val="0"/>
-          <w:numId w:val="45"/>
+          <w:numId w:val="8"/>
         </w:numPr>
         <w:rPr>
           <w:rFonts w:ascii="Times New Roman" w:hAnsi="Times New Roman" w:cs="Times New Roman"/>
@@ -7833,7 +7807,7 @@
         <w:pStyle w:val="Listaszerbekezds"/>
         <w:numPr>
           <w:ilvl w:val="0"/>
-          <w:numId w:val="45"/>
+          <w:numId w:val="8"/>
         </w:numPr>
         <w:jc w:val="both"/>
         <w:rPr>
@@ -7892,7 +7866,7 @@
         <w:pStyle w:val="Listaszerbekezds"/>
         <w:numPr>
           <w:ilvl w:val="0"/>
-          <w:numId w:val="45"/>
+          <w:numId w:val="8"/>
         </w:numPr>
         <w:jc w:val="both"/>
         <w:rPr>
@@ -7963,7 +7937,7 @@
         <w:pStyle w:val="Listaszerbekezds"/>
         <w:numPr>
           <w:ilvl w:val="0"/>
-          <w:numId w:val="45"/>
+          <w:numId w:val="8"/>
         </w:numPr>
         <w:jc w:val="both"/>
         <w:rPr>
@@ -8014,7 +7988,7 @@
         <w:pStyle w:val="Listaszerbekezds"/>
         <w:numPr>
           <w:ilvl w:val="0"/>
-          <w:numId w:val="45"/>
+          <w:numId w:val="8"/>
         </w:numPr>
         <w:jc w:val="both"/>
         <w:rPr>
@@ -8065,7 +8039,7 @@
         <w:pStyle w:val="Listaszerbekezds"/>
         <w:numPr>
           <w:ilvl w:val="0"/>
-          <w:numId w:val="45"/>
+          <w:numId w:val="8"/>
         </w:numPr>
         <w:jc w:val="both"/>
         <w:rPr>
@@ -8116,7 +8090,7 @@
         <w:pStyle w:val="Listaszerbekezds"/>
         <w:numPr>
           <w:ilvl w:val="0"/>
-          <w:numId w:val="45"/>
+          <w:numId w:val="8"/>
         </w:numPr>
         <w:jc w:val="both"/>
         <w:rPr>
@@ -8167,7 +8141,7 @@
         <w:pStyle w:val="Listaszerbekezds"/>
         <w:numPr>
           <w:ilvl w:val="0"/>
-          <w:numId w:val="45"/>
+          <w:numId w:val="8"/>
         </w:numPr>
         <w:jc w:val="both"/>
         <w:rPr>
@@ -8214,7 +8188,7 @@
         <w:pStyle w:val="Listaszerbekezds"/>
         <w:numPr>
           <w:ilvl w:val="0"/>
-          <w:numId w:val="45"/>
+          <w:numId w:val="8"/>
         </w:numPr>
         <w:jc w:val="both"/>
         <w:rPr>
@@ -8265,7 +8239,7 @@
         <w:pStyle w:val="Listaszerbekezds"/>
         <w:numPr>
           <w:ilvl w:val="0"/>
-          <w:numId w:val="45"/>
+          <w:numId w:val="8"/>
         </w:numPr>
         <w:jc w:val="both"/>
         <w:rPr>
@@ -8324,7 +8298,7 @@
         <w:pStyle w:val="Listaszerbekezds"/>
         <w:numPr>
           <w:ilvl w:val="0"/>
-          <w:numId w:val="45"/>
+          <w:numId w:val="8"/>
         </w:numPr>
         <w:jc w:val="both"/>
         <w:rPr>
@@ -8375,7 +8349,7 @@
         <w:pStyle w:val="Listaszerbekezds"/>
         <w:numPr>
           <w:ilvl w:val="0"/>
-          <w:numId w:val="45"/>
+          <w:numId w:val="8"/>
         </w:numPr>
         <w:jc w:val="both"/>
         <w:rPr>
@@ -8426,7 +8400,7 @@
         <w:pStyle w:val="Listaszerbekezds"/>
         <w:numPr>
           <w:ilvl w:val="0"/>
-          <w:numId w:val="45"/>
+          <w:numId w:val="8"/>
         </w:numPr>
         <w:spacing w:before="120" w:after="120"/>
         <w:jc w:val="both"/>
@@ -8478,7 +8452,7 @@
         <w:pStyle w:val="Listaszerbekezds"/>
         <w:numPr>
           <w:ilvl w:val="0"/>
-          <w:numId w:val="45"/>
+          <w:numId w:val="8"/>
         </w:numPr>
         <w:jc w:val="both"/>
         <w:rPr>
@@ -8529,7 +8503,7 @@
         <w:pStyle w:val="Listaszerbekezds"/>
         <w:numPr>
           <w:ilvl w:val="0"/>
-          <w:numId w:val="45"/>
+          <w:numId w:val="8"/>
         </w:numPr>
         <w:spacing w:after="240"/>
         <w:jc w:val="both"/>
@@ -8581,7 +8555,7 @@
         <w:pStyle w:val="Listaszerbekezds"/>
         <w:numPr>
           <w:ilvl w:val="0"/>
-          <w:numId w:val="45"/>
+          <w:numId w:val="8"/>
         </w:numPr>
         <w:spacing w:after="3480"/>
         <w:jc w:val="both"/>
@@ -8646,7 +8620,7 @@
         <w:pStyle w:val="Listaszerbekezds"/>
         <w:numPr>
           <w:ilvl w:val="0"/>
-          <w:numId w:val="48"/>
+          <w:numId w:val="11"/>
         </w:numPr>
         <w:rPr>
           <w:rFonts w:ascii="Times New Roman" w:hAnsi="Times New Roman" w:cs="Times New Roman"/>
@@ -8696,7 +8670,7 @@
         <w:pStyle w:val="Listaszerbekezds"/>
         <w:numPr>
           <w:ilvl w:val="0"/>
-          <w:numId w:val="48"/>
+          <w:numId w:val="11"/>
         </w:numPr>
         <w:rPr>
           <w:rFonts w:ascii="Times New Roman" w:hAnsi="Times New Roman" w:cs="Times New Roman"/>
@@ -8746,7 +8720,7 @@
         <w:pStyle w:val="Listaszerbekezds"/>
         <w:numPr>
           <w:ilvl w:val="0"/>
-          <w:numId w:val="48"/>
+          <w:numId w:val="11"/>
         </w:numPr>
         <w:rPr>
           <w:rFonts w:ascii="Times New Roman" w:hAnsi="Times New Roman" w:cs="Times New Roman"/>
@@ -8796,7 +8770,7 @@
         <w:pStyle w:val="Listaszerbekezds"/>
         <w:numPr>
           <w:ilvl w:val="0"/>
-          <w:numId w:val="48"/>
+          <w:numId w:val="11"/>
         </w:numPr>
         <w:rPr>
           <w:rFonts w:ascii="Times New Roman" w:hAnsi="Times New Roman" w:cs="Times New Roman"/>
@@ -8867,7 +8841,7 @@
         <w:pStyle w:val="Listaszerbekezds"/>
         <w:numPr>
           <w:ilvl w:val="0"/>
-          <w:numId w:val="48"/>
+          <w:numId w:val="11"/>
         </w:numPr>
         <w:rPr>
           <w:rFonts w:ascii="Times New Roman" w:hAnsi="Times New Roman" w:cs="Times New Roman"/>
@@ -8917,7 +8891,7 @@
         <w:pStyle w:val="Listaszerbekezds"/>
         <w:numPr>
           <w:ilvl w:val="0"/>
-          <w:numId w:val="48"/>
+          <w:numId w:val="11"/>
         </w:numPr>
         <w:rPr>
           <w:rFonts w:ascii="Times New Roman" w:hAnsi="Times New Roman" w:cs="Times New Roman"/>
@@ -8967,7 +8941,7 @@
         <w:pStyle w:val="Listaszerbekezds"/>
         <w:numPr>
           <w:ilvl w:val="0"/>
-          <w:numId w:val="48"/>
+          <w:numId w:val="11"/>
         </w:numPr>
         <w:rPr>
           <w:rFonts w:ascii="Times New Roman" w:hAnsi="Times New Roman" w:cs="Times New Roman"/>
@@ -9017,7 +8991,7 @@
         <w:pStyle w:val="Listaszerbekezds"/>
         <w:numPr>
           <w:ilvl w:val="0"/>
-          <w:numId w:val="48"/>
+          <w:numId w:val="11"/>
         </w:numPr>
         <w:rPr>
           <w:rFonts w:ascii="Times New Roman" w:hAnsi="Times New Roman" w:cs="Times New Roman"/>
@@ -9067,7 +9041,7 @@
         <w:pStyle w:val="Listaszerbekezds"/>
         <w:numPr>
           <w:ilvl w:val="0"/>
-          <w:numId w:val="48"/>
+          <w:numId w:val="11"/>
         </w:numPr>
         <w:rPr>
           <w:rFonts w:ascii="Times New Roman" w:hAnsi="Times New Roman" w:cs="Times New Roman"/>
@@ -9117,7 +9091,7 @@
         <w:pStyle w:val="Listaszerbekezds"/>
         <w:numPr>
           <w:ilvl w:val="0"/>
-          <w:numId w:val="48"/>
+          <w:numId w:val="11"/>
         </w:numPr>
         <w:rPr>
           <w:rFonts w:ascii="Times New Roman" w:hAnsi="Times New Roman" w:cs="Times New Roman"/>
@@ -9159,25 +9133,7 @@
           <w:sz w:val="28"/>
           <w:szCs w:val="28"/>
         </w:rPr>
-        <w:t xml:space="preserve"> Az </w:t>
-      </w:r>
-      <w:proofErr w:type="gramStart"/>
-      <w:r>
-        <w:rPr>
-          <w:rFonts w:ascii="Times New Roman" w:hAnsi="Times New Roman" w:cs="Times New Roman"/>
-          <w:sz w:val="28"/>
-          <w:szCs w:val="28"/>
-        </w:rPr>
-        <w:t>adatok</w:t>
-      </w:r>
-      <w:proofErr w:type="gramEnd"/>
-      <w:r>
-        <w:rPr>
-          <w:rFonts w:ascii="Times New Roman" w:hAnsi="Times New Roman" w:cs="Times New Roman"/>
-          <w:sz w:val="28"/>
-          <w:szCs w:val="28"/>
-        </w:rPr>
-        <w:t xml:space="preserve"> amelyeket a kemping tulajdonosa kér foglaláshoz.</w:t>
+        <w:t xml:space="preserve"> Az adatok amelyeket a kemping tulajdonosa kér foglaláshoz.</w:t>
       </w:r>
     </w:p>
     <w:p>
@@ -9205,7 +9161,7 @@
         <w:pStyle w:val="Listaszerbekezds"/>
         <w:numPr>
           <w:ilvl w:val="0"/>
-          <w:numId w:val="47"/>
+          <w:numId w:val="10"/>
         </w:numPr>
         <w:rPr>
           <w:rFonts w:ascii="Times New Roman" w:hAnsi="Times New Roman" w:cs="Times New Roman"/>
@@ -9255,7 +9211,7 @@
         <w:pStyle w:val="Listaszerbekezds"/>
         <w:numPr>
           <w:ilvl w:val="0"/>
-          <w:numId w:val="47"/>
+          <w:numId w:val="10"/>
         </w:numPr>
         <w:rPr>
           <w:rFonts w:ascii="Times New Roman" w:hAnsi="Times New Roman" w:cs="Times New Roman"/>
@@ -9305,7 +9261,7 @@
         <w:pStyle w:val="Listaszerbekezds"/>
         <w:numPr>
           <w:ilvl w:val="0"/>
-          <w:numId w:val="47"/>
+          <w:numId w:val="10"/>
         </w:numPr>
         <w:rPr>
           <w:rFonts w:ascii="Times New Roman" w:hAnsi="Times New Roman" w:cs="Times New Roman"/>
@@ -9355,7 +9311,7 @@
         <w:pStyle w:val="Listaszerbekezds"/>
         <w:numPr>
           <w:ilvl w:val="0"/>
-          <w:numId w:val="47"/>
+          <w:numId w:val="10"/>
         </w:numPr>
         <w:rPr>
           <w:rFonts w:ascii="Courier New" w:hAnsi="Courier New" w:cs="Courier New"/>
@@ -9405,7 +9361,7 @@
         <w:pStyle w:val="Listaszerbekezds"/>
         <w:numPr>
           <w:ilvl w:val="0"/>
-          <w:numId w:val="47"/>
+          <w:numId w:val="10"/>
         </w:numPr>
         <w:rPr>
           <w:rFonts w:ascii="Times New Roman" w:hAnsi="Times New Roman" w:cs="Times New Roman"/>
@@ -9455,7 +9411,7 @@
         <w:pStyle w:val="Listaszerbekezds"/>
         <w:numPr>
           <w:ilvl w:val="0"/>
-          <w:numId w:val="47"/>
+          <w:numId w:val="10"/>
         </w:numPr>
         <w:rPr>
           <w:rFonts w:ascii="Times New Roman" w:hAnsi="Times New Roman" w:cs="Times New Roman"/>
@@ -9505,7 +9461,7 @@
         <w:pStyle w:val="Listaszerbekezds"/>
         <w:numPr>
           <w:ilvl w:val="0"/>
-          <w:numId w:val="47"/>
+          <w:numId w:val="10"/>
         </w:numPr>
         <w:rPr>
           <w:rFonts w:ascii="Times New Roman" w:hAnsi="Times New Roman" w:cs="Times New Roman"/>
@@ -9553,7 +9509,7 @@
         <w:pStyle w:val="Listaszerbekezds"/>
         <w:numPr>
           <w:ilvl w:val="0"/>
-          <w:numId w:val="47"/>
+          <w:numId w:val="10"/>
         </w:numPr>
         <w:rPr>
           <w:rFonts w:ascii="Times New Roman" w:hAnsi="Times New Roman" w:cs="Times New Roman"/>
@@ -9603,7 +9559,7 @@
         <w:pStyle w:val="Listaszerbekezds"/>
         <w:numPr>
           <w:ilvl w:val="0"/>
-          <w:numId w:val="47"/>
+          <w:numId w:val="10"/>
         </w:numPr>
         <w:rPr>
           <w:rFonts w:ascii="Times New Roman" w:hAnsi="Times New Roman" w:cs="Times New Roman"/>
@@ -9676,7 +9632,7 @@
         <w:keepNext/>
         <w:numPr>
           <w:ilvl w:val="0"/>
-          <w:numId w:val="44"/>
+          <w:numId w:val="7"/>
         </w:numPr>
         <w:rPr>
           <w:rFonts w:ascii="Courier New" w:hAnsi="Courier New" w:cs="Courier New"/>
@@ -9727,7 +9683,7 @@
         <w:keepNext/>
         <w:numPr>
           <w:ilvl w:val="0"/>
-          <w:numId w:val="44"/>
+          <w:numId w:val="7"/>
         </w:numPr>
         <w:rPr>
           <w:rFonts w:ascii="Times New Roman" w:hAnsi="Times New Roman" w:cs="Times New Roman"/>
@@ -9773,7 +9729,7 @@
         <w:keepNext/>
         <w:numPr>
           <w:ilvl w:val="0"/>
-          <w:numId w:val="44"/>
+          <w:numId w:val="7"/>
         </w:numPr>
         <w:rPr>
           <w:rFonts w:ascii="Courier New" w:hAnsi="Courier New" w:cs="Courier New"/>
@@ -9824,7 +9780,7 @@
         <w:keepNext/>
         <w:numPr>
           <w:ilvl w:val="0"/>
-          <w:numId w:val="44"/>
+          <w:numId w:val="7"/>
         </w:numPr>
         <w:rPr>
           <w:rFonts w:ascii="Courier New" w:hAnsi="Courier New" w:cs="Courier New"/>
@@ -9901,7 +9857,7 @@
         <w:keepNext/>
         <w:numPr>
           <w:ilvl w:val="0"/>
-          <w:numId w:val="44"/>
+          <w:numId w:val="7"/>
         </w:numPr>
         <w:rPr>
           <w:rFonts w:ascii="Courier New" w:hAnsi="Courier New" w:cs="Courier New"/>
@@ -9960,7 +9916,7 @@
         <w:keepNext/>
         <w:numPr>
           <w:ilvl w:val="0"/>
-          <w:numId w:val="44"/>
+          <w:numId w:val="7"/>
         </w:numPr>
         <w:rPr>
           <w:rFonts w:ascii="Courier New" w:hAnsi="Courier New" w:cs="Courier New"/>
@@ -10019,7 +9975,7 @@
         <w:keepNext/>
         <w:numPr>
           <w:ilvl w:val="0"/>
-          <w:numId w:val="44"/>
+          <w:numId w:val="7"/>
         </w:numPr>
         <w:rPr>
           <w:rFonts w:ascii="Courier New" w:hAnsi="Courier New" w:cs="Courier New"/>
@@ -10078,7 +10034,7 @@
         <w:keepNext/>
         <w:numPr>
           <w:ilvl w:val="0"/>
-          <w:numId w:val="44"/>
+          <w:numId w:val="7"/>
         </w:numPr>
         <w:rPr>
           <w:rFonts w:ascii="Courier New" w:hAnsi="Courier New" w:cs="Courier New"/>
@@ -10129,7 +10085,7 @@
         <w:keepNext/>
         <w:numPr>
           <w:ilvl w:val="0"/>
-          <w:numId w:val="44"/>
+          <w:numId w:val="7"/>
         </w:numPr>
         <w:rPr>
           <w:rFonts w:ascii="Times New Roman" w:hAnsi="Times New Roman" w:cs="Times New Roman"/>
@@ -10182,7 +10138,7 @@
         <w:keepNext/>
         <w:numPr>
           <w:ilvl w:val="0"/>
-          <w:numId w:val="44"/>
+          <w:numId w:val="7"/>
         </w:numPr>
         <w:rPr>
           <w:rFonts w:ascii="Courier New" w:hAnsi="Courier New" w:cs="Courier New"/>
@@ -10232,7 +10188,7 @@
         <w:pStyle w:val="Listaszerbekezds"/>
         <w:numPr>
           <w:ilvl w:val="0"/>
-          <w:numId w:val="44"/>
+          <w:numId w:val="7"/>
         </w:numPr>
         <w:ind w:left="714" w:hanging="357"/>
         <w:rPr>
@@ -10305,7 +10261,7 @@
         <w:pStyle w:val="Listaszerbekezds"/>
         <w:numPr>
           <w:ilvl w:val="0"/>
-          <w:numId w:val="50"/>
+          <w:numId w:val="13"/>
         </w:numPr>
         <w:rPr>
           <w:rFonts w:ascii="Times New Roman" w:hAnsi="Times New Roman" w:cs="Times New Roman"/>
@@ -10355,7 +10311,7 @@
         <w:pStyle w:val="Listaszerbekezds"/>
         <w:numPr>
           <w:ilvl w:val="0"/>
-          <w:numId w:val="50"/>
+          <w:numId w:val="13"/>
         </w:numPr>
         <w:rPr>
           <w:rFonts w:ascii="Courier New" w:hAnsi="Courier New" w:cs="Courier New"/>
@@ -10395,7 +10351,7 @@
         <w:pStyle w:val="Listaszerbekezds"/>
         <w:numPr>
           <w:ilvl w:val="0"/>
-          <w:numId w:val="50"/>
+          <w:numId w:val="13"/>
         </w:numPr>
         <w:rPr>
           <w:rFonts w:ascii="Courier New" w:hAnsi="Courier New" w:cs="Courier New"/>
@@ -10445,7 +10401,7 @@
         <w:pStyle w:val="Listaszerbekezds"/>
         <w:numPr>
           <w:ilvl w:val="0"/>
-          <w:numId w:val="50"/>
+          <w:numId w:val="13"/>
         </w:numPr>
         <w:rPr>
           <w:rFonts w:ascii="Times New Roman" w:hAnsi="Times New Roman" w:cs="Times New Roman"/>
@@ -10495,7 +10451,7 @@
         <w:pStyle w:val="Listaszerbekezds"/>
         <w:numPr>
           <w:ilvl w:val="0"/>
-          <w:numId w:val="50"/>
+          <w:numId w:val="13"/>
         </w:numPr>
         <w:rPr>
           <w:rFonts w:ascii="Times New Roman" w:hAnsi="Times New Roman" w:cs="Times New Roman"/>
@@ -10545,7 +10501,7 @@
         <w:pStyle w:val="Listaszerbekezds"/>
         <w:numPr>
           <w:ilvl w:val="0"/>
-          <w:numId w:val="50"/>
+          <w:numId w:val="13"/>
         </w:numPr>
         <w:rPr>
           <w:rFonts w:ascii="Times New Roman" w:hAnsi="Times New Roman" w:cs="Times New Roman"/>
@@ -10615,7 +10571,7 @@
         <w:pStyle w:val="Listaszerbekezds"/>
         <w:numPr>
           <w:ilvl w:val="0"/>
-          <w:numId w:val="49"/>
+          <w:numId w:val="12"/>
         </w:numPr>
         <w:rPr>
           <w:rFonts w:ascii="Courier New" w:hAnsi="Courier New" w:cs="Courier New"/>
@@ -10673,7 +10629,7 @@
         <w:pStyle w:val="Listaszerbekezds"/>
         <w:numPr>
           <w:ilvl w:val="0"/>
-          <w:numId w:val="49"/>
+          <w:numId w:val="12"/>
         </w:numPr>
         <w:rPr>
           <w:rFonts w:ascii="Courier New" w:hAnsi="Courier New" w:cs="Courier New"/>
@@ -10731,7 +10687,7 @@
         <w:pStyle w:val="Listaszerbekezds"/>
         <w:numPr>
           <w:ilvl w:val="0"/>
-          <w:numId w:val="49"/>
+          <w:numId w:val="12"/>
         </w:numPr>
         <w:rPr>
           <w:rFonts w:ascii="Courier New" w:hAnsi="Courier New" w:cs="Courier New"/>
@@ -10789,7 +10745,7 @@
         <w:pStyle w:val="Listaszerbekezds"/>
         <w:numPr>
           <w:ilvl w:val="0"/>
-          <w:numId w:val="49"/>
+          <w:numId w:val="12"/>
         </w:numPr>
         <w:rPr>
           <w:rFonts w:ascii="Courier New" w:hAnsi="Courier New" w:cs="Courier New"/>
@@ -10870,7 +10826,7 @@
         <w:keepNext/>
         <w:numPr>
           <w:ilvl w:val="0"/>
-          <w:numId w:val="46"/>
+          <w:numId w:val="9"/>
         </w:numPr>
       </w:pPr>
       <w:proofErr w:type="spellStart"/>
@@ -10914,7 +10870,7 @@
         <w:keepNext/>
         <w:numPr>
           <w:ilvl w:val="0"/>
-          <w:numId w:val="46"/>
+          <w:numId w:val="9"/>
         </w:numPr>
         <w:rPr>
           <w:rFonts w:ascii="Times New Roman" w:hAnsi="Times New Roman" w:cs="Times New Roman"/>
@@ -10963,7 +10919,7 @@
         <w:keepNext/>
         <w:numPr>
           <w:ilvl w:val="0"/>
-          <w:numId w:val="46"/>
+          <w:numId w:val="9"/>
         </w:numPr>
       </w:pPr>
       <w:proofErr w:type="spellStart"/>
@@ -11017,7 +10973,7 @@
         <w:keepNext/>
         <w:numPr>
           <w:ilvl w:val="0"/>
-          <w:numId w:val="46"/>
+          <w:numId w:val="9"/>
         </w:numPr>
       </w:pPr>
       <w:proofErr w:type="spellStart"/>
@@ -11079,7 +11035,7 @@
         <w:keepNext/>
         <w:numPr>
           <w:ilvl w:val="0"/>
-          <w:numId w:val="46"/>
+          <w:numId w:val="9"/>
         </w:numPr>
         <w:rPr>
           <w:rFonts w:ascii="Times New Roman" w:hAnsi="Times New Roman" w:cs="Times New Roman"/>
@@ -11128,7 +11084,7 @@
         <w:keepNext/>
         <w:numPr>
           <w:ilvl w:val="0"/>
-          <w:numId w:val="46"/>
+          <w:numId w:val="9"/>
         </w:numPr>
       </w:pPr>
       <w:proofErr w:type="spellStart"/>
@@ -11172,7 +11128,7 @@
         <w:keepNext/>
         <w:numPr>
           <w:ilvl w:val="0"/>
-          <w:numId w:val="46"/>
+          <w:numId w:val="9"/>
         </w:numPr>
         <w:rPr>
           <w:rFonts w:ascii="Times New Roman" w:hAnsi="Times New Roman" w:cs="Times New Roman"/>
@@ -11221,7 +11177,7 @@
         <w:keepNext/>
         <w:numPr>
           <w:ilvl w:val="0"/>
-          <w:numId w:val="46"/>
+          <w:numId w:val="9"/>
         </w:numPr>
       </w:pPr>
       <w:proofErr w:type="spellStart"/>
@@ -11278,7 +11234,7 @@
         <w:keepNext/>
         <w:numPr>
           <w:ilvl w:val="0"/>
-          <w:numId w:val="51"/>
+          <w:numId w:val="14"/>
         </w:numPr>
       </w:pPr>
       <w:proofErr w:type="spellStart"/>
@@ -11322,7 +11278,7 @@
         <w:keepNext/>
         <w:numPr>
           <w:ilvl w:val="0"/>
-          <w:numId w:val="51"/>
+          <w:numId w:val="14"/>
         </w:numPr>
       </w:pPr>
       <w:proofErr w:type="spellStart"/>
@@ -11371,7 +11327,7 @@
         <w:keepNext/>
         <w:numPr>
           <w:ilvl w:val="0"/>
-          <w:numId w:val="51"/>
+          <w:numId w:val="14"/>
         </w:numPr>
         <w:rPr>
           <w:rFonts w:ascii="Times New Roman" w:hAnsi="Times New Roman" w:cs="Times New Roman"/>
@@ -11425,7 +11381,7 @@
         <w:keepNext/>
         <w:numPr>
           <w:ilvl w:val="0"/>
-          <w:numId w:val="51"/>
+          <w:numId w:val="14"/>
         </w:numPr>
         <w:rPr>
           <w:rFonts w:ascii="Times New Roman" w:hAnsi="Times New Roman" w:cs="Times New Roman"/>
@@ -11476,7 +11432,7 @@
         <w:keepNext/>
         <w:numPr>
           <w:ilvl w:val="0"/>
-          <w:numId w:val="51"/>
+          <w:numId w:val="14"/>
         </w:numPr>
       </w:pPr>
       <w:proofErr w:type="spellStart"/>
@@ -11520,7 +11476,7 @@
         <w:keepNext/>
         <w:numPr>
           <w:ilvl w:val="0"/>
-          <w:numId w:val="51"/>
+          <w:numId w:val="14"/>
         </w:numPr>
       </w:pPr>
       <w:r>
@@ -11584,7 +11540,7 @@
         <w:keepNext/>
         <w:numPr>
           <w:ilvl w:val="0"/>
-          <w:numId w:val="51"/>
+          <w:numId w:val="14"/>
         </w:numPr>
       </w:pPr>
       <w:proofErr w:type="spellStart"/>
@@ -11630,7 +11586,7 @@
         <w:keepNext/>
         <w:numPr>
           <w:ilvl w:val="0"/>
-          <w:numId w:val="51"/>
+          <w:numId w:val="14"/>
         </w:numPr>
       </w:pPr>
       <w:proofErr w:type="spellStart"/>
@@ -11676,7 +11632,7 @@
         <w:keepNext/>
         <w:numPr>
           <w:ilvl w:val="0"/>
-          <w:numId w:val="51"/>
+          <w:numId w:val="14"/>
         </w:numPr>
       </w:pPr>
       <w:r>
@@ -11703,25 +11659,7 @@
           <w:sz w:val="28"/>
           <w:szCs w:val="28"/>
         </w:rPr>
-        <w:t xml:space="preserve">A kempinghez tartozó címke megnevezése, például ‘wifi’, ‘fürdő’, ‘parkoló’, </w:t>
-      </w:r>
-      <w:proofErr w:type="gramStart"/>
-      <w:r>
-        <w:rPr>
-          <w:rFonts w:ascii="Times New Roman" w:hAnsi="Times New Roman" w:cs="Times New Roman"/>
-          <w:sz w:val="28"/>
-          <w:szCs w:val="28"/>
-        </w:rPr>
-        <w:t>‘kisállatbarát’,</w:t>
-      </w:r>
-      <w:proofErr w:type="gramEnd"/>
-      <w:r>
-        <w:rPr>
-          <w:rFonts w:ascii="Times New Roman" w:hAnsi="Times New Roman" w:cs="Times New Roman"/>
-          <w:sz w:val="28"/>
-          <w:szCs w:val="28"/>
-        </w:rPr>
-        <w:t xml:space="preserve"> stb.</w:t>
+        <w:t>A kempinghez tartozó címke megnevezése, például ‘wifi’, ‘fürdő’, ‘parkoló’, ‘kisállatbarát’, stb.</w:t>
       </w:r>
     </w:p>
     <w:p>
@@ -16519,7 +16457,7 @@
         <w:pStyle w:val="Listaszerbekezds"/>
         <w:numPr>
           <w:ilvl w:val="0"/>
-          <w:numId w:val="52"/>
+          <w:numId w:val="15"/>
         </w:numPr>
         <w:shd w:val="clear" w:color="auto" w:fill="FFFFFF"/>
         <w:spacing w:before="120" w:after="0" w:line="360" w:lineRule="auto"/>
@@ -16544,7 +16482,7 @@
         <w:pStyle w:val="Listaszerbekezds"/>
         <w:numPr>
           <w:ilvl w:val="0"/>
-          <w:numId w:val="52"/>
+          <w:numId w:val="15"/>
         </w:numPr>
         <w:shd w:val="clear" w:color="auto" w:fill="FFFFFF"/>
         <w:spacing w:before="120" w:after="0" w:line="360" w:lineRule="auto"/>
@@ -16569,7 +16507,7 @@
         <w:pStyle w:val="Listaszerbekezds"/>
         <w:numPr>
           <w:ilvl w:val="0"/>
-          <w:numId w:val="52"/>
+          <w:numId w:val="15"/>
         </w:numPr>
         <w:shd w:val="clear" w:color="auto" w:fill="FFFFFF"/>
         <w:spacing w:before="120" w:after="0" w:line="360" w:lineRule="auto"/>
@@ -16594,7 +16532,7 @@
         <w:pStyle w:val="Listaszerbekezds"/>
         <w:numPr>
           <w:ilvl w:val="0"/>
-          <w:numId w:val="52"/>
+          <w:numId w:val="15"/>
         </w:numPr>
         <w:shd w:val="clear" w:color="auto" w:fill="FFFFFF"/>
         <w:spacing w:before="120" w:after="0" w:line="360" w:lineRule="auto"/>
@@ -16619,7 +16557,7 @@
         <w:pStyle w:val="Listaszerbekezds"/>
         <w:numPr>
           <w:ilvl w:val="0"/>
-          <w:numId w:val="52"/>
+          <w:numId w:val="15"/>
         </w:numPr>
         <w:shd w:val="clear" w:color="auto" w:fill="FFFFFF"/>
         <w:spacing w:before="120" w:after="0" w:line="360" w:lineRule="auto"/>
@@ -16644,7 +16582,7 @@
         <w:pStyle w:val="Listaszerbekezds"/>
         <w:numPr>
           <w:ilvl w:val="0"/>
-          <w:numId w:val="52"/>
+          <w:numId w:val="15"/>
         </w:numPr>
         <w:shd w:val="clear" w:color="auto" w:fill="FFFFFF"/>
         <w:spacing w:before="120" w:after="0" w:line="360" w:lineRule="auto"/>
@@ -16669,7 +16607,7 @@
         <w:pStyle w:val="Listaszerbekezds"/>
         <w:numPr>
           <w:ilvl w:val="0"/>
-          <w:numId w:val="52"/>
+          <w:numId w:val="15"/>
         </w:numPr>
         <w:shd w:val="clear" w:color="auto" w:fill="FFFFFF"/>
         <w:spacing w:before="120" w:after="0" w:line="360" w:lineRule="auto"/>
@@ -16694,7 +16632,7 @@
         <w:pStyle w:val="Listaszerbekezds"/>
         <w:numPr>
           <w:ilvl w:val="0"/>
-          <w:numId w:val="52"/>
+          <w:numId w:val="15"/>
         </w:numPr>
         <w:shd w:val="clear" w:color="auto" w:fill="FFFFFF"/>
         <w:spacing w:before="120" w:after="0" w:line="360" w:lineRule="auto"/>
@@ -16719,7 +16657,7 @@
         <w:pStyle w:val="Listaszerbekezds"/>
         <w:numPr>
           <w:ilvl w:val="0"/>
-          <w:numId w:val="52"/>
+          <w:numId w:val="15"/>
         </w:numPr>
         <w:shd w:val="clear" w:color="auto" w:fill="FFFFFF"/>
         <w:spacing w:before="120" w:after="0" w:line="360" w:lineRule="auto"/>
@@ -19798,7 +19736,7 @@
       <w:pPr>
         <w:numPr>
           <w:ilvl w:val="0"/>
-          <w:numId w:val="56"/>
+          <w:numId w:val="16"/>
         </w:numPr>
         <w:rPr>
           <w:rFonts w:ascii="Times New Roman" w:hAnsi="Times New Roman" w:cs="Times New Roman"/>
@@ -19831,7 +19769,7 @@
       <w:pPr>
         <w:numPr>
           <w:ilvl w:val="0"/>
-          <w:numId w:val="56"/>
+          <w:numId w:val="16"/>
         </w:numPr>
         <w:rPr>
           <w:rFonts w:ascii="Times New Roman" w:hAnsi="Times New Roman" w:cs="Times New Roman"/>
@@ -19856,7 +19794,7 @@
       <w:pPr>
         <w:numPr>
           <w:ilvl w:val="1"/>
-          <w:numId w:val="56"/>
+          <w:numId w:val="16"/>
         </w:numPr>
         <w:rPr>
           <w:rFonts w:ascii="Times New Roman" w:hAnsi="Times New Roman" w:cs="Times New Roman"/>
@@ -19877,7 +19815,7 @@
       <w:pPr>
         <w:numPr>
           <w:ilvl w:val="1"/>
-          <w:numId w:val="56"/>
+          <w:numId w:val="16"/>
         </w:numPr>
         <w:rPr>
           <w:rFonts w:ascii="Times New Roman" w:hAnsi="Times New Roman" w:cs="Times New Roman"/>
@@ -19898,7 +19836,7 @@
       <w:pPr>
         <w:numPr>
           <w:ilvl w:val="1"/>
-          <w:numId w:val="56"/>
+          <w:numId w:val="16"/>
         </w:numPr>
         <w:rPr>
           <w:rFonts w:ascii="Times New Roman" w:hAnsi="Times New Roman" w:cs="Times New Roman"/>
@@ -19919,7 +19857,7 @@
       <w:pPr>
         <w:numPr>
           <w:ilvl w:val="1"/>
-          <w:numId w:val="56"/>
+          <w:numId w:val="16"/>
         </w:numPr>
         <w:rPr>
           <w:rFonts w:ascii="Times New Roman" w:hAnsi="Times New Roman" w:cs="Times New Roman"/>
@@ -19940,7 +19878,7 @@
       <w:pPr>
         <w:numPr>
           <w:ilvl w:val="1"/>
-          <w:numId w:val="56"/>
+          <w:numId w:val="16"/>
         </w:numPr>
         <w:rPr>
           <w:rFonts w:ascii="Times New Roman" w:hAnsi="Times New Roman" w:cs="Times New Roman"/>
@@ -19983,7 +19921,7 @@
       <w:pPr>
         <w:numPr>
           <w:ilvl w:val="0"/>
-          <w:numId w:val="57"/>
+          <w:numId w:val="17"/>
         </w:numPr>
         <w:rPr>
           <w:rFonts w:ascii="Times New Roman" w:hAnsi="Times New Roman" w:cs="Times New Roman"/>
@@ -20014,7 +19952,7 @@
       <w:pPr>
         <w:numPr>
           <w:ilvl w:val="0"/>
-          <w:numId w:val="57"/>
+          <w:numId w:val="17"/>
         </w:numPr>
         <w:rPr>
           <w:rFonts w:ascii="Times New Roman" w:hAnsi="Times New Roman" w:cs="Times New Roman"/>
@@ -20045,7 +19983,7 @@
       <w:pPr>
         <w:numPr>
           <w:ilvl w:val="1"/>
-          <w:numId w:val="57"/>
+          <w:numId w:val="17"/>
         </w:numPr>
         <w:rPr>
           <w:rFonts w:ascii="Times New Roman" w:hAnsi="Times New Roman" w:cs="Times New Roman"/>
@@ -20066,7 +20004,7 @@
       <w:pPr>
         <w:numPr>
           <w:ilvl w:val="1"/>
-          <w:numId w:val="57"/>
+          <w:numId w:val="17"/>
         </w:numPr>
         <w:rPr>
           <w:rFonts w:ascii="Times New Roman" w:hAnsi="Times New Roman" w:cs="Times New Roman"/>
@@ -20087,7 +20025,7 @@
       <w:pPr>
         <w:numPr>
           <w:ilvl w:val="1"/>
-          <w:numId w:val="57"/>
+          <w:numId w:val="17"/>
         </w:numPr>
         <w:rPr>
           <w:rFonts w:ascii="Times New Roman" w:hAnsi="Times New Roman" w:cs="Times New Roman"/>
@@ -20108,7 +20046,7 @@
       <w:pPr>
         <w:numPr>
           <w:ilvl w:val="1"/>
-          <w:numId w:val="57"/>
+          <w:numId w:val="17"/>
         </w:numPr>
         <w:rPr>
           <w:rFonts w:ascii="Times New Roman" w:hAnsi="Times New Roman" w:cs="Times New Roman"/>
@@ -20129,7 +20067,7 @@
       <w:pPr>
         <w:numPr>
           <w:ilvl w:val="1"/>
-          <w:numId w:val="57"/>
+          <w:numId w:val="17"/>
         </w:numPr>
         <w:rPr>
           <w:rFonts w:ascii="Times New Roman" w:hAnsi="Times New Roman" w:cs="Times New Roman"/>
@@ -20150,7 +20088,7 @@
       <w:pPr>
         <w:numPr>
           <w:ilvl w:val="1"/>
-          <w:numId w:val="57"/>
+          <w:numId w:val="17"/>
         </w:numPr>
         <w:rPr>
           <w:rFonts w:ascii="Times New Roman" w:hAnsi="Times New Roman" w:cs="Times New Roman"/>
@@ -20210,7 +20148,7 @@
       <w:pPr>
         <w:numPr>
           <w:ilvl w:val="0"/>
-          <w:numId w:val="58"/>
+          <w:numId w:val="18"/>
         </w:numPr>
         <w:rPr>
           <w:rFonts w:ascii="Times New Roman" w:hAnsi="Times New Roman" w:cs="Times New Roman"/>
@@ -20241,7 +20179,7 @@
       <w:pPr>
         <w:numPr>
           <w:ilvl w:val="0"/>
-          <w:numId w:val="58"/>
+          <w:numId w:val="18"/>
         </w:numPr>
         <w:rPr>
           <w:rFonts w:ascii="Times New Roman" w:hAnsi="Times New Roman" w:cs="Times New Roman"/>
@@ -20272,7 +20210,7 @@
       <w:pPr>
         <w:numPr>
           <w:ilvl w:val="1"/>
-          <w:numId w:val="58"/>
+          <w:numId w:val="18"/>
         </w:numPr>
         <w:rPr>
           <w:rFonts w:ascii="Times New Roman" w:hAnsi="Times New Roman" w:cs="Times New Roman"/>
@@ -20293,7 +20231,7 @@
       <w:pPr>
         <w:numPr>
           <w:ilvl w:val="1"/>
-          <w:numId w:val="58"/>
+          <w:numId w:val="18"/>
         </w:numPr>
         <w:rPr>
           <w:rFonts w:ascii="Times New Roman" w:hAnsi="Times New Roman" w:cs="Times New Roman"/>
@@ -20314,7 +20252,7 @@
       <w:pPr>
         <w:numPr>
           <w:ilvl w:val="1"/>
-          <w:numId w:val="58"/>
+          <w:numId w:val="18"/>
         </w:numPr>
         <w:rPr>
           <w:rFonts w:ascii="Times New Roman" w:hAnsi="Times New Roman" w:cs="Times New Roman"/>
@@ -20345,7 +20283,7 @@
       <w:pPr>
         <w:numPr>
           <w:ilvl w:val="1"/>
-          <w:numId w:val="58"/>
+          <w:numId w:val="18"/>
         </w:numPr>
         <w:rPr>
           <w:rFonts w:ascii="Times New Roman" w:hAnsi="Times New Roman" w:cs="Times New Roman"/>
@@ -20366,7 +20304,7 @@
       <w:pPr>
         <w:numPr>
           <w:ilvl w:val="1"/>
-          <w:numId w:val="58"/>
+          <w:numId w:val="18"/>
         </w:numPr>
         <w:rPr>
           <w:rFonts w:ascii="Times New Roman" w:hAnsi="Times New Roman" w:cs="Times New Roman"/>
@@ -20387,7 +20325,7 @@
       <w:pPr>
         <w:numPr>
           <w:ilvl w:val="1"/>
-          <w:numId w:val="58"/>
+          <w:numId w:val="18"/>
         </w:numPr>
         <w:rPr>
           <w:rFonts w:ascii="Times New Roman" w:hAnsi="Times New Roman" w:cs="Times New Roman"/>
@@ -20408,7 +20346,7 @@
       <w:pPr>
         <w:numPr>
           <w:ilvl w:val="1"/>
-          <w:numId w:val="58"/>
+          <w:numId w:val="18"/>
         </w:numPr>
         <w:rPr>
           <w:rFonts w:ascii="Times New Roman" w:hAnsi="Times New Roman" w:cs="Times New Roman"/>
@@ -20465,7 +20403,7 @@
       <w:pPr>
         <w:numPr>
           <w:ilvl w:val="0"/>
-          <w:numId w:val="84"/>
+          <w:numId w:val="37"/>
         </w:numPr>
         <w:rPr>
           <w:rFonts w:ascii="Times New Roman" w:hAnsi="Times New Roman" w:cs="Times New Roman"/>
@@ -20504,7 +20442,7 @@
       <w:pPr>
         <w:numPr>
           <w:ilvl w:val="0"/>
-          <w:numId w:val="84"/>
+          <w:numId w:val="37"/>
         </w:numPr>
         <w:rPr>
           <w:rFonts w:ascii="Times New Roman" w:hAnsi="Times New Roman" w:cs="Times New Roman"/>
@@ -20525,7 +20463,7 @@
       <w:pPr>
         <w:numPr>
           <w:ilvl w:val="0"/>
-          <w:numId w:val="84"/>
+          <w:numId w:val="37"/>
         </w:numPr>
         <w:rPr>
           <w:rFonts w:ascii="Times New Roman" w:hAnsi="Times New Roman" w:cs="Times New Roman"/>
@@ -20546,7 +20484,7 @@
       <w:pPr>
         <w:numPr>
           <w:ilvl w:val="0"/>
-          <w:numId w:val="84"/>
+          <w:numId w:val="37"/>
         </w:numPr>
         <w:rPr>
           <w:rFonts w:ascii="Times New Roman" w:hAnsi="Times New Roman" w:cs="Times New Roman"/>
@@ -20585,7 +20523,7 @@
       <w:pPr>
         <w:numPr>
           <w:ilvl w:val="0"/>
-          <w:numId w:val="84"/>
+          <w:numId w:val="37"/>
         </w:numPr>
         <w:rPr>
           <w:rFonts w:ascii="Times New Roman" w:hAnsi="Times New Roman" w:cs="Times New Roman"/>
@@ -20627,7 +20565,7 @@
       <w:pPr>
         <w:numPr>
           <w:ilvl w:val="0"/>
-          <w:numId w:val="85"/>
+          <w:numId w:val="38"/>
         </w:numPr>
         <w:rPr>
           <w:rFonts w:ascii="Times New Roman" w:hAnsi="Times New Roman" w:cs="Times New Roman"/>
@@ -20648,7 +20586,7 @@
       <w:pPr>
         <w:numPr>
           <w:ilvl w:val="0"/>
-          <w:numId w:val="85"/>
+          <w:numId w:val="38"/>
         </w:numPr>
         <w:rPr>
           <w:rFonts w:ascii="Times New Roman" w:hAnsi="Times New Roman" w:cs="Times New Roman"/>
@@ -20669,7 +20607,7 @@
       <w:pPr>
         <w:numPr>
           <w:ilvl w:val="0"/>
-          <w:numId w:val="85"/>
+          <w:numId w:val="38"/>
         </w:numPr>
         <w:rPr>
           <w:rFonts w:ascii="Times New Roman" w:hAnsi="Times New Roman" w:cs="Times New Roman"/>
@@ -20711,7 +20649,7 @@
       <w:pPr>
         <w:numPr>
           <w:ilvl w:val="0"/>
-          <w:numId w:val="86"/>
+          <w:numId w:val="39"/>
         </w:numPr>
         <w:rPr>
           <w:rFonts w:ascii="Times New Roman" w:hAnsi="Times New Roman" w:cs="Times New Roman"/>
@@ -20750,7 +20688,7 @@
       <w:pPr>
         <w:numPr>
           <w:ilvl w:val="0"/>
-          <w:numId w:val="86"/>
+          <w:numId w:val="39"/>
         </w:numPr>
         <w:rPr>
           <w:rFonts w:ascii="Times New Roman" w:hAnsi="Times New Roman" w:cs="Times New Roman"/>
@@ -20771,7 +20709,7 @@
       <w:pPr>
         <w:numPr>
           <w:ilvl w:val="0"/>
-          <w:numId w:val="86"/>
+          <w:numId w:val="39"/>
         </w:numPr>
         <w:rPr>
           <w:rFonts w:ascii="Times New Roman" w:hAnsi="Times New Roman" w:cs="Times New Roman"/>
@@ -20833,7 +20771,7 @@
       <w:pPr>
         <w:numPr>
           <w:ilvl w:val="0"/>
-          <w:numId w:val="87"/>
+          <w:numId w:val="40"/>
         </w:numPr>
         <w:rPr>
           <w:rFonts w:ascii="Times New Roman" w:hAnsi="Times New Roman" w:cs="Times New Roman"/>
@@ -20872,7 +20810,7 @@
       <w:pPr>
         <w:numPr>
           <w:ilvl w:val="0"/>
-          <w:numId w:val="87"/>
+          <w:numId w:val="40"/>
         </w:numPr>
         <w:rPr>
           <w:rFonts w:ascii="Times New Roman" w:hAnsi="Times New Roman" w:cs="Times New Roman"/>
@@ -20893,7 +20831,7 @@
       <w:pPr>
         <w:numPr>
           <w:ilvl w:val="0"/>
-          <w:numId w:val="87"/>
+          <w:numId w:val="40"/>
         </w:numPr>
         <w:rPr>
           <w:rFonts w:ascii="Times New Roman" w:hAnsi="Times New Roman" w:cs="Times New Roman"/>
@@ -20914,7 +20852,7 @@
       <w:pPr>
         <w:numPr>
           <w:ilvl w:val="0"/>
-          <w:numId w:val="87"/>
+          <w:numId w:val="40"/>
         </w:numPr>
         <w:rPr>
           <w:rFonts w:ascii="Times New Roman" w:hAnsi="Times New Roman" w:cs="Times New Roman"/>
@@ -20935,7 +20873,7 @@
       <w:pPr>
         <w:numPr>
           <w:ilvl w:val="0"/>
-          <w:numId w:val="87"/>
+          <w:numId w:val="40"/>
         </w:numPr>
         <w:rPr>
           <w:rFonts w:ascii="Times New Roman" w:hAnsi="Times New Roman" w:cs="Times New Roman"/>
@@ -21017,7 +20955,7 @@
       <w:pPr>
         <w:numPr>
           <w:ilvl w:val="0"/>
-          <w:numId w:val="88"/>
+          <w:numId w:val="41"/>
         </w:numPr>
         <w:rPr>
           <w:rFonts w:ascii="Times New Roman" w:hAnsi="Times New Roman" w:cs="Times New Roman"/>
@@ -21056,7 +20994,7 @@
       <w:pPr>
         <w:numPr>
           <w:ilvl w:val="0"/>
-          <w:numId w:val="88"/>
+          <w:numId w:val="41"/>
         </w:numPr>
         <w:rPr>
           <w:rFonts w:ascii="Times New Roman" w:hAnsi="Times New Roman" w:cs="Times New Roman"/>
@@ -21077,7 +21015,7 @@
       <w:pPr>
         <w:numPr>
           <w:ilvl w:val="0"/>
-          <w:numId w:val="88"/>
+          <w:numId w:val="41"/>
         </w:numPr>
         <w:rPr>
           <w:rFonts w:ascii="Times New Roman" w:hAnsi="Times New Roman" w:cs="Times New Roman"/>
@@ -21152,7 +21090,7 @@
       <w:pPr>
         <w:numPr>
           <w:ilvl w:val="0"/>
-          <w:numId w:val="64"/>
+          <w:numId w:val="19"/>
         </w:numPr>
         <w:rPr>
           <w:rFonts w:ascii="Times New Roman" w:hAnsi="Times New Roman" w:cs="Times New Roman"/>
@@ -21173,7 +21111,7 @@
       <w:pPr>
         <w:numPr>
           <w:ilvl w:val="0"/>
-          <w:numId w:val="64"/>
+          <w:numId w:val="19"/>
         </w:numPr>
         <w:rPr>
           <w:rFonts w:ascii="Times New Roman" w:hAnsi="Times New Roman" w:cs="Times New Roman"/>
@@ -21194,7 +21132,7 @@
       <w:pPr>
         <w:numPr>
           <w:ilvl w:val="0"/>
-          <w:numId w:val="64"/>
+          <w:numId w:val="19"/>
         </w:numPr>
         <w:rPr>
           <w:rFonts w:ascii="Times New Roman" w:hAnsi="Times New Roman" w:cs="Times New Roman"/>
@@ -21288,7 +21226,7 @@
       <w:pPr>
         <w:numPr>
           <w:ilvl w:val="0"/>
-          <w:numId w:val="65"/>
+          <w:numId w:val="20"/>
         </w:numPr>
         <w:rPr>
           <w:rFonts w:ascii="Times New Roman" w:hAnsi="Times New Roman" w:cs="Times New Roman"/>
@@ -21319,7 +21257,7 @@
       <w:pPr>
         <w:numPr>
           <w:ilvl w:val="0"/>
-          <w:numId w:val="65"/>
+          <w:numId w:val="20"/>
         </w:numPr>
         <w:rPr>
           <w:rFonts w:ascii="Times New Roman" w:hAnsi="Times New Roman" w:cs="Times New Roman"/>
@@ -21350,7 +21288,7 @@
       <w:pPr>
         <w:numPr>
           <w:ilvl w:val="0"/>
-          <w:numId w:val="65"/>
+          <w:numId w:val="20"/>
         </w:numPr>
         <w:rPr>
           <w:rFonts w:ascii="Times New Roman" w:hAnsi="Times New Roman" w:cs="Times New Roman"/>
@@ -21381,7 +21319,7 @@
       <w:pPr>
         <w:numPr>
           <w:ilvl w:val="0"/>
-          <w:numId w:val="65"/>
+          <w:numId w:val="20"/>
         </w:numPr>
         <w:rPr>
           <w:rFonts w:ascii="Times New Roman" w:hAnsi="Times New Roman" w:cs="Times New Roman"/>
@@ -21412,7 +21350,7 @@
       <w:pPr>
         <w:numPr>
           <w:ilvl w:val="0"/>
-          <w:numId w:val="65"/>
+          <w:numId w:val="20"/>
         </w:numPr>
         <w:rPr>
           <w:rFonts w:ascii="Times New Roman" w:hAnsi="Times New Roman" w:cs="Times New Roman"/>
@@ -21461,7 +21399,7 @@
       <w:pPr>
         <w:numPr>
           <w:ilvl w:val="0"/>
-          <w:numId w:val="65"/>
+          <w:numId w:val="20"/>
         </w:numPr>
         <w:rPr>
           <w:rFonts w:ascii="Times New Roman" w:hAnsi="Times New Roman" w:cs="Times New Roman"/>
@@ -21530,7 +21468,7 @@
       <w:pPr>
         <w:numPr>
           <w:ilvl w:val="0"/>
-          <w:numId w:val="66"/>
+          <w:numId w:val="21"/>
         </w:numPr>
         <w:rPr>
           <w:rFonts w:ascii="Times New Roman" w:hAnsi="Times New Roman" w:cs="Times New Roman"/>
@@ -21561,7 +21499,7 @@
       <w:pPr>
         <w:numPr>
           <w:ilvl w:val="0"/>
-          <w:numId w:val="66"/>
+          <w:numId w:val="21"/>
         </w:numPr>
         <w:rPr>
           <w:rFonts w:ascii="Times New Roman" w:hAnsi="Times New Roman" w:cs="Times New Roman"/>
@@ -21592,7 +21530,7 @@
       <w:pPr>
         <w:numPr>
           <w:ilvl w:val="0"/>
-          <w:numId w:val="66"/>
+          <w:numId w:val="21"/>
         </w:numPr>
         <w:rPr>
           <w:rFonts w:ascii="Times New Roman" w:hAnsi="Times New Roman" w:cs="Times New Roman"/>
@@ -21623,7 +21561,7 @@
       <w:pPr>
         <w:numPr>
           <w:ilvl w:val="0"/>
-          <w:numId w:val="66"/>
+          <w:numId w:val="21"/>
         </w:numPr>
         <w:rPr>
           <w:rFonts w:ascii="Times New Roman" w:hAnsi="Times New Roman" w:cs="Times New Roman"/>
@@ -21654,7 +21592,7 @@
       <w:pPr>
         <w:numPr>
           <w:ilvl w:val="0"/>
-          <w:numId w:val="66"/>
+          <w:numId w:val="21"/>
         </w:numPr>
         <w:rPr>
           <w:rFonts w:ascii="Times New Roman" w:hAnsi="Times New Roman" w:cs="Times New Roman"/>
@@ -21685,7 +21623,7 @@
       <w:pPr>
         <w:numPr>
           <w:ilvl w:val="0"/>
-          <w:numId w:val="66"/>
+          <w:numId w:val="21"/>
         </w:numPr>
         <w:rPr>
           <w:rFonts w:ascii="Times New Roman" w:hAnsi="Times New Roman" w:cs="Times New Roman"/>
@@ -21752,7 +21690,7 @@
       <w:pPr>
         <w:numPr>
           <w:ilvl w:val="0"/>
-          <w:numId w:val="67"/>
+          <w:numId w:val="22"/>
         </w:numPr>
         <w:rPr>
           <w:rFonts w:ascii="Times New Roman" w:hAnsi="Times New Roman" w:cs="Times New Roman"/>
@@ -21773,7 +21711,7 @@
       <w:pPr>
         <w:numPr>
           <w:ilvl w:val="0"/>
-          <w:numId w:val="67"/>
+          <w:numId w:val="22"/>
         </w:numPr>
         <w:rPr>
           <w:rFonts w:ascii="Times New Roman" w:hAnsi="Times New Roman" w:cs="Times New Roman"/>
@@ -21794,7 +21732,7 @@
       <w:pPr>
         <w:numPr>
           <w:ilvl w:val="0"/>
-          <w:numId w:val="67"/>
+          <w:numId w:val="22"/>
         </w:numPr>
         <w:rPr>
           <w:rFonts w:ascii="Times New Roman" w:hAnsi="Times New Roman" w:cs="Times New Roman"/>
@@ -21815,7 +21753,7 @@
       <w:pPr>
         <w:numPr>
           <w:ilvl w:val="0"/>
-          <w:numId w:val="67"/>
+          <w:numId w:val="22"/>
         </w:numPr>
         <w:rPr>
           <w:rFonts w:ascii="Times New Roman" w:hAnsi="Times New Roman" w:cs="Times New Roman"/>
@@ -21836,7 +21774,7 @@
       <w:pPr>
         <w:numPr>
           <w:ilvl w:val="0"/>
-          <w:numId w:val="67"/>
+          <w:numId w:val="22"/>
         </w:numPr>
         <w:rPr>
           <w:rFonts w:ascii="Times New Roman" w:hAnsi="Times New Roman" w:cs="Times New Roman"/>
@@ -21857,7 +21795,7 @@
       <w:pPr>
         <w:numPr>
           <w:ilvl w:val="0"/>
-          <w:numId w:val="67"/>
+          <w:numId w:val="22"/>
         </w:numPr>
         <w:rPr>
           <w:rFonts w:ascii="Times New Roman" w:hAnsi="Times New Roman" w:cs="Times New Roman"/>
@@ -21878,7 +21816,7 @@
       <w:pPr>
         <w:numPr>
           <w:ilvl w:val="0"/>
-          <w:numId w:val="67"/>
+          <w:numId w:val="22"/>
         </w:numPr>
         <w:rPr>
           <w:rFonts w:ascii="Times New Roman" w:hAnsi="Times New Roman" w:cs="Times New Roman"/>
@@ -21899,7 +21837,7 @@
       <w:pPr>
         <w:numPr>
           <w:ilvl w:val="0"/>
-          <w:numId w:val="67"/>
+          <w:numId w:val="22"/>
         </w:numPr>
         <w:rPr>
           <w:rFonts w:ascii="Times New Roman" w:hAnsi="Times New Roman" w:cs="Times New Roman"/>
@@ -21976,7 +21914,7 @@
       <w:pPr>
         <w:numPr>
           <w:ilvl w:val="0"/>
-          <w:numId w:val="68"/>
+          <w:numId w:val="23"/>
         </w:numPr>
         <w:rPr>
           <w:rFonts w:ascii="Times New Roman" w:hAnsi="Times New Roman" w:cs="Times New Roman"/>
@@ -21997,7 +21935,7 @@
       <w:pPr>
         <w:numPr>
           <w:ilvl w:val="0"/>
-          <w:numId w:val="68"/>
+          <w:numId w:val="23"/>
         </w:numPr>
         <w:rPr>
           <w:rFonts w:ascii="Times New Roman" w:hAnsi="Times New Roman" w:cs="Times New Roman"/>
@@ -22018,7 +21956,7 @@
       <w:pPr>
         <w:numPr>
           <w:ilvl w:val="0"/>
-          <w:numId w:val="68"/>
+          <w:numId w:val="23"/>
         </w:numPr>
         <w:rPr>
           <w:rFonts w:ascii="Times New Roman" w:hAnsi="Times New Roman" w:cs="Times New Roman"/>
@@ -22094,7 +22032,7 @@
       <w:pPr>
         <w:numPr>
           <w:ilvl w:val="0"/>
-          <w:numId w:val="69"/>
+          <w:numId w:val="24"/>
         </w:numPr>
         <w:rPr>
           <w:rFonts w:ascii="Times New Roman" w:hAnsi="Times New Roman" w:cs="Times New Roman"/>
@@ -22125,7 +22063,7 @@
       <w:pPr>
         <w:numPr>
           <w:ilvl w:val="0"/>
-          <w:numId w:val="69"/>
+          <w:numId w:val="24"/>
         </w:numPr>
         <w:rPr>
           <w:rFonts w:ascii="Times New Roman" w:hAnsi="Times New Roman" w:cs="Times New Roman"/>
@@ -22156,7 +22094,7 @@
       <w:pPr>
         <w:numPr>
           <w:ilvl w:val="0"/>
-          <w:numId w:val="69"/>
+          <w:numId w:val="24"/>
         </w:numPr>
         <w:rPr>
           <w:rFonts w:ascii="Times New Roman" w:hAnsi="Times New Roman" w:cs="Times New Roman"/>
@@ -22225,7 +22163,7 @@
       <w:pPr>
         <w:numPr>
           <w:ilvl w:val="0"/>
-          <w:numId w:val="70"/>
+          <w:numId w:val="25"/>
         </w:numPr>
         <w:rPr>
           <w:rFonts w:ascii="Times New Roman" w:hAnsi="Times New Roman" w:cs="Times New Roman"/>
@@ -22256,7 +22194,7 @@
       <w:pPr>
         <w:numPr>
           <w:ilvl w:val="0"/>
-          <w:numId w:val="70"/>
+          <w:numId w:val="25"/>
         </w:numPr>
         <w:rPr>
           <w:rFonts w:ascii="Times New Roman" w:hAnsi="Times New Roman" w:cs="Times New Roman"/>
@@ -22287,7 +22225,7 @@
       <w:pPr>
         <w:numPr>
           <w:ilvl w:val="0"/>
-          <w:numId w:val="70"/>
+          <w:numId w:val="25"/>
         </w:numPr>
         <w:rPr>
           <w:rFonts w:ascii="Times New Roman" w:hAnsi="Times New Roman" w:cs="Times New Roman"/>
@@ -22318,7 +22256,7 @@
       <w:pPr>
         <w:numPr>
           <w:ilvl w:val="0"/>
-          <w:numId w:val="70"/>
+          <w:numId w:val="25"/>
         </w:numPr>
         <w:rPr>
           <w:rFonts w:ascii="Times New Roman" w:hAnsi="Times New Roman" w:cs="Times New Roman"/>
@@ -22436,7 +22374,7 @@
       <w:pPr>
         <w:numPr>
           <w:ilvl w:val="0"/>
-          <w:numId w:val="71"/>
+          <w:numId w:val="26"/>
         </w:numPr>
         <w:rPr>
           <w:rFonts w:ascii="Times New Roman" w:hAnsi="Times New Roman" w:cs="Times New Roman"/>
@@ -22467,7 +22405,7 @@
       <w:pPr>
         <w:numPr>
           <w:ilvl w:val="0"/>
-          <w:numId w:val="71"/>
+          <w:numId w:val="26"/>
         </w:numPr>
         <w:rPr>
           <w:rFonts w:ascii="Times New Roman" w:hAnsi="Times New Roman" w:cs="Times New Roman"/>
@@ -22574,7 +22512,7 @@
       <w:pPr>
         <w:numPr>
           <w:ilvl w:val="0"/>
-          <w:numId w:val="72"/>
+          <w:numId w:val="27"/>
         </w:numPr>
         <w:rPr>
           <w:rFonts w:ascii="Times New Roman" w:hAnsi="Times New Roman" w:cs="Times New Roman"/>
@@ -22605,7 +22543,7 @@
       <w:pPr>
         <w:numPr>
           <w:ilvl w:val="0"/>
-          <w:numId w:val="72"/>
+          <w:numId w:val="27"/>
         </w:numPr>
         <w:rPr>
           <w:rFonts w:ascii="Times New Roman" w:hAnsi="Times New Roman" w:cs="Times New Roman"/>
@@ -22674,7 +22612,7 @@
       <w:pPr>
         <w:numPr>
           <w:ilvl w:val="0"/>
-          <w:numId w:val="73"/>
+          <w:numId w:val="28"/>
         </w:numPr>
         <w:rPr>
           <w:rFonts w:ascii="Times New Roman" w:hAnsi="Times New Roman" w:cs="Times New Roman"/>
@@ -22705,7 +22643,7 @@
       <w:pPr>
         <w:numPr>
           <w:ilvl w:val="0"/>
-          <w:numId w:val="73"/>
+          <w:numId w:val="28"/>
         </w:numPr>
         <w:rPr>
           <w:rFonts w:ascii="Times New Roman" w:hAnsi="Times New Roman" w:cs="Times New Roman"/>
@@ -22781,7 +22719,7 @@
       <w:pPr>
         <w:numPr>
           <w:ilvl w:val="0"/>
-          <w:numId w:val="74"/>
+          <w:numId w:val="29"/>
         </w:numPr>
         <w:rPr>
           <w:rFonts w:ascii="Times New Roman" w:hAnsi="Times New Roman" w:cs="Times New Roman"/>
@@ -22802,7 +22740,7 @@
       <w:pPr>
         <w:numPr>
           <w:ilvl w:val="0"/>
-          <w:numId w:val="74"/>
+          <w:numId w:val="29"/>
         </w:numPr>
         <w:rPr>
           <w:rFonts w:ascii="Times New Roman" w:hAnsi="Times New Roman" w:cs="Times New Roman"/>
@@ -22823,7 +22761,7 @@
       <w:pPr>
         <w:numPr>
           <w:ilvl w:val="0"/>
-          <w:numId w:val="74"/>
+          <w:numId w:val="29"/>
         </w:numPr>
         <w:rPr>
           <w:rFonts w:ascii="Times New Roman" w:hAnsi="Times New Roman" w:cs="Times New Roman"/>
@@ -22862,7 +22800,7 @@
       <w:pPr>
         <w:numPr>
           <w:ilvl w:val="0"/>
-          <w:numId w:val="74"/>
+          <w:numId w:val="29"/>
         </w:numPr>
         <w:rPr>
           <w:rFonts w:ascii="Times New Roman" w:hAnsi="Times New Roman" w:cs="Times New Roman"/>
@@ -22968,7 +22906,7 @@
       <w:pPr>
         <w:numPr>
           <w:ilvl w:val="0"/>
-          <w:numId w:val="75"/>
+          <w:numId w:val="30"/>
         </w:numPr>
         <w:rPr>
           <w:rFonts w:ascii="Times New Roman" w:hAnsi="Times New Roman" w:cs="Times New Roman"/>
@@ -22999,7 +22937,7 @@
       <w:pPr>
         <w:numPr>
           <w:ilvl w:val="0"/>
-          <w:numId w:val="75"/>
+          <w:numId w:val="30"/>
         </w:numPr>
         <w:rPr>
           <w:rFonts w:ascii="Times New Roman" w:hAnsi="Times New Roman" w:cs="Times New Roman"/>
@@ -23030,7 +22968,7 @@
       <w:pPr>
         <w:numPr>
           <w:ilvl w:val="0"/>
-          <w:numId w:val="75"/>
+          <w:numId w:val="30"/>
         </w:numPr>
         <w:rPr>
           <w:rFonts w:ascii="Times New Roman" w:hAnsi="Times New Roman" w:cs="Times New Roman"/>
@@ -23061,7 +22999,7 @@
       <w:pPr>
         <w:numPr>
           <w:ilvl w:val="0"/>
-          <w:numId w:val="75"/>
+          <w:numId w:val="30"/>
         </w:numPr>
         <w:rPr>
           <w:rFonts w:ascii="Times New Roman" w:hAnsi="Times New Roman" w:cs="Times New Roman"/>
@@ -23092,7 +23030,7 @@
       <w:pPr>
         <w:numPr>
           <w:ilvl w:val="0"/>
-          <w:numId w:val="75"/>
+          <w:numId w:val="30"/>
         </w:numPr>
         <w:rPr>
           <w:rFonts w:ascii="Times New Roman" w:hAnsi="Times New Roman" w:cs="Times New Roman"/>
@@ -23161,7 +23099,7 @@
       <w:pPr>
         <w:numPr>
           <w:ilvl w:val="0"/>
-          <w:numId w:val="76"/>
+          <w:numId w:val="31"/>
         </w:numPr>
         <w:rPr>
           <w:rFonts w:ascii="Times New Roman" w:hAnsi="Times New Roman" w:cs="Times New Roman"/>
@@ -23192,7 +23130,7 @@
       <w:pPr>
         <w:numPr>
           <w:ilvl w:val="0"/>
-          <w:numId w:val="76"/>
+          <w:numId w:val="31"/>
         </w:numPr>
         <w:rPr>
           <w:rFonts w:ascii="Times New Roman" w:hAnsi="Times New Roman" w:cs="Times New Roman"/>
@@ -23223,7 +23161,7 @@
       <w:pPr>
         <w:numPr>
           <w:ilvl w:val="0"/>
-          <w:numId w:val="76"/>
+          <w:numId w:val="31"/>
         </w:numPr>
         <w:rPr>
           <w:rFonts w:ascii="Times New Roman" w:hAnsi="Times New Roman" w:cs="Times New Roman"/>
@@ -23254,7 +23192,7 @@
       <w:pPr>
         <w:numPr>
           <w:ilvl w:val="0"/>
-          <w:numId w:val="76"/>
+          <w:numId w:val="31"/>
         </w:numPr>
         <w:rPr>
           <w:rFonts w:ascii="Times New Roman" w:hAnsi="Times New Roman" w:cs="Times New Roman"/>
@@ -23285,7 +23223,7 @@
       <w:pPr>
         <w:numPr>
           <w:ilvl w:val="0"/>
-          <w:numId w:val="76"/>
+          <w:numId w:val="31"/>
         </w:numPr>
         <w:rPr>
           <w:rFonts w:ascii="Times New Roman" w:hAnsi="Times New Roman" w:cs="Times New Roman"/>
@@ -23354,7 +23292,7 @@
       <w:pPr>
         <w:numPr>
           <w:ilvl w:val="0"/>
-          <w:numId w:val="77"/>
+          <w:numId w:val="32"/>
         </w:numPr>
         <w:rPr>
           <w:rFonts w:ascii="Times New Roman" w:hAnsi="Times New Roman" w:cs="Times New Roman"/>
@@ -23385,7 +23323,7 @@
       <w:pPr>
         <w:numPr>
           <w:ilvl w:val="0"/>
-          <w:numId w:val="77"/>
+          <w:numId w:val="32"/>
         </w:numPr>
         <w:rPr>
           <w:rFonts w:ascii="Times New Roman" w:hAnsi="Times New Roman" w:cs="Times New Roman"/>
@@ -23416,7 +23354,7 @@
       <w:pPr>
         <w:numPr>
           <w:ilvl w:val="0"/>
-          <w:numId w:val="77"/>
+          <w:numId w:val="32"/>
         </w:numPr>
         <w:rPr>
           <w:rFonts w:ascii="Times New Roman" w:hAnsi="Times New Roman" w:cs="Times New Roman"/>
@@ -23447,7 +23385,7 @@
       <w:pPr>
         <w:numPr>
           <w:ilvl w:val="0"/>
-          <w:numId w:val="77"/>
+          <w:numId w:val="32"/>
         </w:numPr>
         <w:rPr>
           <w:rFonts w:ascii="Times New Roman" w:hAnsi="Times New Roman" w:cs="Times New Roman"/>
@@ -23478,7 +23416,7 @@
       <w:pPr>
         <w:numPr>
           <w:ilvl w:val="0"/>
-          <w:numId w:val="77"/>
+          <w:numId w:val="32"/>
         </w:numPr>
         <w:rPr>
           <w:rFonts w:ascii="Times New Roman" w:hAnsi="Times New Roman" w:cs="Times New Roman"/>
@@ -23549,7 +23487,7 @@
       <w:pPr>
         <w:numPr>
           <w:ilvl w:val="0"/>
-          <w:numId w:val="78"/>
+          <w:numId w:val="33"/>
         </w:numPr>
         <w:rPr>
           <w:rFonts w:ascii="Times New Roman" w:hAnsi="Times New Roman" w:cs="Times New Roman"/>
@@ -23570,7 +23508,7 @@
       <w:pPr>
         <w:numPr>
           <w:ilvl w:val="0"/>
-          <w:numId w:val="78"/>
+          <w:numId w:val="33"/>
         </w:numPr>
         <w:rPr>
           <w:rFonts w:ascii="Times New Roman" w:hAnsi="Times New Roman" w:cs="Times New Roman"/>
@@ -23591,7 +23529,7 @@
       <w:pPr>
         <w:numPr>
           <w:ilvl w:val="0"/>
-          <w:numId w:val="78"/>
+          <w:numId w:val="33"/>
         </w:numPr>
         <w:rPr>
           <w:rFonts w:ascii="Times New Roman" w:hAnsi="Times New Roman" w:cs="Times New Roman"/>
@@ -23668,7 +23606,7 @@
       <w:pPr>
         <w:numPr>
           <w:ilvl w:val="0"/>
-          <w:numId w:val="79"/>
+          <w:numId w:val="34"/>
         </w:numPr>
         <w:rPr>
           <w:rFonts w:ascii="Times New Roman" w:hAnsi="Times New Roman" w:cs="Times New Roman"/>
@@ -23699,7 +23637,7 @@
       <w:pPr>
         <w:numPr>
           <w:ilvl w:val="0"/>
-          <w:numId w:val="79"/>
+          <w:numId w:val="34"/>
         </w:numPr>
         <w:rPr>
           <w:rFonts w:ascii="Times New Roman" w:hAnsi="Times New Roman" w:cs="Times New Roman"/>
@@ -23752,7 +23690,7 @@
       <w:pPr>
         <w:numPr>
           <w:ilvl w:val="0"/>
-          <w:numId w:val="79"/>
+          <w:numId w:val="34"/>
         </w:numPr>
         <w:rPr>
           <w:rFonts w:ascii="Times New Roman" w:hAnsi="Times New Roman" w:cs="Times New Roman"/>
@@ -23843,7 +23781,7 @@
       <w:pPr>
         <w:numPr>
           <w:ilvl w:val="0"/>
-          <w:numId w:val="80"/>
+          <w:numId w:val="35"/>
         </w:numPr>
         <w:rPr>
           <w:rFonts w:ascii="Times New Roman" w:hAnsi="Times New Roman" w:cs="Times New Roman"/>
@@ -23874,7 +23812,7 @@
       <w:pPr>
         <w:numPr>
           <w:ilvl w:val="0"/>
-          <w:numId w:val="80"/>
+          <w:numId w:val="35"/>
         </w:numPr>
         <w:rPr>
           <w:rFonts w:ascii="Times New Roman" w:hAnsi="Times New Roman" w:cs="Times New Roman"/>
@@ -23895,7 +23833,7 @@
       <w:pPr>
         <w:numPr>
           <w:ilvl w:val="0"/>
-          <w:numId w:val="80"/>
+          <w:numId w:val="35"/>
         </w:numPr>
         <w:rPr>
           <w:rFonts w:ascii="Times New Roman" w:hAnsi="Times New Roman" w:cs="Times New Roman"/>
@@ -23943,7 +23881,7 @@
       <w:pPr>
         <w:numPr>
           <w:ilvl w:val="0"/>
-          <w:numId w:val="81"/>
+          <w:numId w:val="36"/>
         </w:numPr>
         <w:rPr>
           <w:rFonts w:ascii="Times New Roman" w:hAnsi="Times New Roman" w:cs="Times New Roman"/>
@@ -23966,7 +23904,7 @@
       <w:pPr>
         <w:numPr>
           <w:ilvl w:val="0"/>
-          <w:numId w:val="81"/>
+          <w:numId w:val="36"/>
         </w:numPr>
         <w:rPr>
           <w:rFonts w:ascii="Times New Roman" w:hAnsi="Times New Roman" w:cs="Times New Roman"/>
@@ -24003,7 +23941,7 @@
         <w:pStyle w:val="Listaszerbekezds"/>
         <w:numPr>
           <w:ilvl w:val="0"/>
-          <w:numId w:val="81"/>
+          <w:numId w:val="36"/>
         </w:numPr>
         <w:rPr>
           <w:rFonts w:ascii="Times New Roman" w:hAnsi="Times New Roman" w:cs="Times New Roman"/>
@@ -24025,7 +23963,7 @@
         <w:pStyle w:val="Listaszerbekezds"/>
         <w:numPr>
           <w:ilvl w:val="0"/>
-          <w:numId w:val="81"/>
+          <w:numId w:val="36"/>
         </w:numPr>
         <w:rPr>
           <w:rFonts w:ascii="Times New Roman" w:hAnsi="Times New Roman" w:cs="Times New Roman"/>
@@ -24065,7 +24003,7 @@
         <w:pStyle w:val="Listaszerbekezds"/>
         <w:numPr>
           <w:ilvl w:val="0"/>
-          <w:numId w:val="81"/>
+          <w:numId w:val="36"/>
         </w:numPr>
         <w:rPr>
           <w:rFonts w:ascii="Times New Roman" w:hAnsi="Times New Roman" w:cs="Times New Roman"/>
@@ -24087,7 +24025,7 @@
         <w:pStyle w:val="Listaszerbekezds"/>
         <w:numPr>
           <w:ilvl w:val="0"/>
-          <w:numId w:val="81"/>
+          <w:numId w:val="36"/>
         </w:numPr>
         <w:rPr>
           <w:rFonts w:ascii="Times New Roman" w:hAnsi="Times New Roman" w:cs="Times New Roman"/>
@@ -24109,7 +24047,7 @@
         <w:pStyle w:val="Listaszerbekezds"/>
         <w:numPr>
           <w:ilvl w:val="0"/>
-          <w:numId w:val="81"/>
+          <w:numId w:val="36"/>
         </w:numPr>
         <w:rPr>
           <w:rFonts w:ascii="Times New Roman" w:hAnsi="Times New Roman" w:cs="Times New Roman"/>
@@ -24159,7 +24097,7 @@
 </file>
 
 <file path=word/endnotes.xml><?xml version="1.0" encoding="utf-8"?>
-<w:endnotes xmlns:wpc="http://schemas.microsoft.com/office/word/2010/wordprocessingCanvas" xmlns:cx="http://schemas.microsoft.com/office/drawing/2014/chartex" xmlns:cx1="http://schemas.microsoft.com/office/drawing/2015/9/8/chartex" xmlns:cx2="http://schemas.microsoft.com/office/drawing/2015/10/21/chartex" xmlns:cx3="http://schemas.microsoft.com/office/drawing/2016/5/9/chartex" xmlns:cx4="http://schemas.microsoft.com/office/drawing/2016/5/10/chartex" xmlns:cx5="http://schemas.microsoft.com/office/drawing/2016/5/11/chartex" xmlns:cx6="http://schemas.microsoft.com/office/drawing/2016/5/12/chartex" xmlns:cx7="http://schemas.microsoft.com/office/drawing/2016/5/13/chartex" xmlns:cx8="http://schemas.microsoft.com/office/drawing/2016/5/14/chartex" xmlns:mc="http://schemas.openxmlformats.org/markup-compatibility/2006" xmlns:aink="http://schemas.microsoft.com/office/drawing/2016/ink" xmlns:am3d="http://schemas.microsoft.com/office/drawing/2017/model3d" xmlns:o="urn:schemas-microsoft-com:office:office" xmlns:oel="http://schemas.microsoft.com/office/2019/extlst" xmlns:r="http://schemas.openxmlformats.org/officeDocument/2006/relationships" xmlns:m="http://schemas.openxmlformats.org/officeDocument/2006/math" xmlns:v="urn:schemas-microsoft-com:vml" xmlns:wp14="http://schemas.microsoft.com/office/word/2010/wordprocessingDrawing" xmlns:wp="http://schemas.openxmlformats.org/drawingml/2006/wordprocessingDrawing" xmlns:w10="urn:schemas-microsoft-com:office:word" xmlns:w="http://schemas.openxmlformats.org/wordprocessingml/2006/main" xmlns:w14="http://schemas.microsoft.com/office/word/2010/wordml" xmlns:w15="http://schemas.microsoft.com/office/word/2012/wordml" xmlns:w16cex="http://schemas.microsoft.com/office/word/2018/wordml/cex" xmlns:w16cid="http://schemas.microsoft.com/office/word/2016/wordml/cid" xmlns:w16="http://schemas.microsoft.com/office/word/2018/wordml" xmlns:w16du="http://schemas.microsoft.com/office/word/2023/wordml/word16du" xmlns:w16sdtdh="http://schemas.microsoft.com/office/word/2020/wordml/sdtdatahash" xmlns:w16sdtfl="http://schemas.microsoft.com/office/word/2024/wordml/sdtformatlock" xmlns:w16se="http://schemas.microsoft.com/office/word/2015/wordml/symex" xmlns:wpg="http://schemas.microsoft.com/office/word/2010/wordprocessingGroup" xmlns:wpi="http://schemas.microsoft.com/office/word/2010/wordprocessingInk" xmlns:wne="http://schemas.microsoft.com/office/word/2006/wordml" xmlns:wps="http://schemas.microsoft.com/office/word/2010/wordprocessingShape" mc:Ignorable="w14 w15 w16se w16cid w16 w16cex w16sdtdh w16sdtfl w16du wp14">
+<w:endnotes xmlns:wpc="http://schemas.microsoft.com/office/word/2010/wordprocessingCanvas" xmlns:cx="http://schemas.microsoft.com/office/drawing/2014/chartex" xmlns:cx1="http://schemas.microsoft.com/office/drawing/2015/9/8/chartex" xmlns:cx2="http://schemas.microsoft.com/office/drawing/2015/10/21/chartex" xmlns:cx3="http://schemas.microsoft.com/office/drawing/2016/5/9/chartex" xmlns:cx4="http://schemas.microsoft.com/office/drawing/2016/5/10/chartex" xmlns:cx5="http://schemas.microsoft.com/office/drawing/2016/5/11/chartex" xmlns:cx6="http://schemas.microsoft.com/office/drawing/2016/5/12/chartex" xmlns:cx7="http://schemas.microsoft.com/office/drawing/2016/5/13/chartex" xmlns:cx8="http://schemas.microsoft.com/office/drawing/2016/5/14/chartex" xmlns:mc="http://schemas.openxmlformats.org/markup-compatibility/2006" xmlns:aink="http://schemas.microsoft.com/office/drawing/2016/ink" xmlns:am3d="http://schemas.microsoft.com/office/drawing/2017/model3d" xmlns:o="urn:schemas-microsoft-com:office:office" xmlns:r="http://schemas.openxmlformats.org/officeDocument/2006/relationships" xmlns:m="http://schemas.openxmlformats.org/officeDocument/2006/math" xmlns:v="urn:schemas-microsoft-com:vml" xmlns:wp14="http://schemas.microsoft.com/office/word/2010/wordprocessingDrawing" xmlns:wp="http://schemas.openxmlformats.org/drawingml/2006/wordprocessingDrawing" xmlns:w10="urn:schemas-microsoft-com:office:word" xmlns:w="http://schemas.openxmlformats.org/wordprocessingml/2006/main" xmlns:w14="http://schemas.microsoft.com/office/word/2010/wordml" xmlns:w15="http://schemas.microsoft.com/office/word/2012/wordml" xmlns:w16cex="http://schemas.microsoft.com/office/word/2018/wordml/cex" xmlns:w16cid="http://schemas.microsoft.com/office/word/2016/wordml/cid" xmlns:w16="http://schemas.microsoft.com/office/word/2018/wordml" xmlns:w16sdtdh="http://schemas.microsoft.com/office/word/2020/wordml/sdtdatahash" xmlns:w16se="http://schemas.microsoft.com/office/word/2015/wordml/symex" xmlns:wpg="http://schemas.microsoft.com/office/word/2010/wordprocessingGroup" xmlns:wpi="http://schemas.microsoft.com/office/word/2010/wordprocessingInk" xmlns:wne="http://schemas.microsoft.com/office/word/2006/wordml" xmlns:wps="http://schemas.microsoft.com/office/word/2010/wordprocessingShape" mc:Ignorable="w14 w15 w16se w16cid w16 w16cex w16sdtdh wp14">
   <w:endnote w:type="separator" w:id="-1">
     <w:p>
       <w:pPr>
@@ -24186,7 +24124,7 @@
 </file>
 
 <file path=word/footer1.xml><?xml version="1.0" encoding="utf-8"?>
-<w:ftr xmlns:wpc="http://schemas.microsoft.com/office/word/2010/wordprocessingCanvas" xmlns:cx="http://schemas.microsoft.com/office/drawing/2014/chartex" xmlns:cx1="http://schemas.microsoft.com/office/drawing/2015/9/8/chartex" xmlns:cx2="http://schemas.microsoft.com/office/drawing/2015/10/21/chartex" xmlns:cx3="http://schemas.microsoft.com/office/drawing/2016/5/9/chartex" xmlns:cx4="http://schemas.microsoft.com/office/drawing/2016/5/10/chartex" xmlns:cx5="http://schemas.microsoft.com/office/drawing/2016/5/11/chartex" xmlns:cx6="http://schemas.microsoft.com/office/drawing/2016/5/12/chartex" xmlns:cx7="http://schemas.microsoft.com/office/drawing/2016/5/13/chartex" xmlns:cx8="http://schemas.microsoft.com/office/drawing/2016/5/14/chartex" xmlns:mc="http://schemas.openxmlformats.org/markup-compatibility/2006" xmlns:aink="http://schemas.microsoft.com/office/drawing/2016/ink" xmlns:am3d="http://schemas.microsoft.com/office/drawing/2017/model3d" xmlns:o="urn:schemas-microsoft-com:office:office" xmlns:oel="http://schemas.microsoft.com/office/2019/extlst" xmlns:r="http://schemas.openxmlformats.org/officeDocument/2006/relationships" xmlns:m="http://schemas.openxmlformats.org/officeDocument/2006/math" xmlns:v="urn:schemas-microsoft-com:vml" xmlns:wp14="http://schemas.microsoft.com/office/word/2010/wordprocessingDrawing" xmlns:wp="http://schemas.openxmlformats.org/drawingml/2006/wordprocessingDrawing" xmlns:w10="urn:schemas-microsoft-com:office:word" xmlns:w="http://schemas.openxmlformats.org/wordprocessingml/2006/main" xmlns:w14="http://schemas.microsoft.com/office/word/2010/wordml" xmlns:w15="http://schemas.microsoft.com/office/word/2012/wordml" xmlns:w16cex="http://schemas.microsoft.com/office/word/2018/wordml/cex" xmlns:w16cid="http://schemas.microsoft.com/office/word/2016/wordml/cid" xmlns:w16="http://schemas.microsoft.com/office/word/2018/wordml" xmlns:w16du="http://schemas.microsoft.com/office/word/2023/wordml/word16du" xmlns:w16sdtdh="http://schemas.microsoft.com/office/word/2020/wordml/sdtdatahash" xmlns:w16sdtfl="http://schemas.microsoft.com/office/word/2024/wordml/sdtformatlock" xmlns:w16se="http://schemas.microsoft.com/office/word/2015/wordml/symex" xmlns:wpg="http://schemas.microsoft.com/office/word/2010/wordprocessingGroup" xmlns:wpi="http://schemas.microsoft.com/office/word/2010/wordprocessingInk" xmlns:wne="http://schemas.microsoft.com/office/word/2006/wordml" xmlns:wps="http://schemas.microsoft.com/office/word/2010/wordprocessingShape" mc:Ignorable="w14 w15 w16se w16cid w16 w16cex w16sdtdh w16sdtfl w16du wp14">
+<w:ftr xmlns:wpc="http://schemas.microsoft.com/office/word/2010/wordprocessingCanvas" xmlns:cx="http://schemas.microsoft.com/office/drawing/2014/chartex" xmlns:cx1="http://schemas.microsoft.com/office/drawing/2015/9/8/chartex" xmlns:cx2="http://schemas.microsoft.com/office/drawing/2015/10/21/chartex" xmlns:cx3="http://schemas.microsoft.com/office/drawing/2016/5/9/chartex" xmlns:cx4="http://schemas.microsoft.com/office/drawing/2016/5/10/chartex" xmlns:cx5="http://schemas.microsoft.com/office/drawing/2016/5/11/chartex" xmlns:cx6="http://schemas.microsoft.com/office/drawing/2016/5/12/chartex" xmlns:cx7="http://schemas.microsoft.com/office/drawing/2016/5/13/chartex" xmlns:cx8="http://schemas.microsoft.com/office/drawing/2016/5/14/chartex" xmlns:mc="http://schemas.openxmlformats.org/markup-compatibility/2006" xmlns:aink="http://schemas.microsoft.com/office/drawing/2016/ink" xmlns:am3d="http://schemas.microsoft.com/office/drawing/2017/model3d" xmlns:o="urn:schemas-microsoft-com:office:office" xmlns:r="http://schemas.openxmlformats.org/officeDocument/2006/relationships" xmlns:m="http://schemas.openxmlformats.org/officeDocument/2006/math" xmlns:v="urn:schemas-microsoft-com:vml" xmlns:wp14="http://schemas.microsoft.com/office/word/2010/wordprocessingDrawing" xmlns:wp="http://schemas.openxmlformats.org/drawingml/2006/wordprocessingDrawing" xmlns:w10="urn:schemas-microsoft-com:office:word" xmlns:w="http://schemas.openxmlformats.org/wordprocessingml/2006/main" xmlns:w14="http://schemas.microsoft.com/office/word/2010/wordml" xmlns:w15="http://schemas.microsoft.com/office/word/2012/wordml" xmlns:w16cex="http://schemas.microsoft.com/office/word/2018/wordml/cex" xmlns:w16cid="http://schemas.microsoft.com/office/word/2016/wordml/cid" xmlns:w16="http://schemas.microsoft.com/office/word/2018/wordml" xmlns:w16sdtdh="http://schemas.microsoft.com/office/word/2020/wordml/sdtdatahash" xmlns:w16se="http://schemas.microsoft.com/office/word/2015/wordml/symex" xmlns:wpg="http://schemas.microsoft.com/office/word/2010/wordprocessingGroup" xmlns:wpi="http://schemas.microsoft.com/office/word/2010/wordprocessingInk" xmlns:wne="http://schemas.microsoft.com/office/word/2006/wordml" xmlns:wps="http://schemas.microsoft.com/office/word/2010/wordprocessingShape" mc:Ignorable="w14 w15 w16se w16cid w16 w16cex w16sdtdh wp14">
   <w:p>
     <w:pPr>
       <w:pStyle w:val="llb"/>
@@ -24311,7 +24249,7 @@
 </file>
 
 <file path=word/footer2.xml><?xml version="1.0" encoding="utf-8"?>
-<w:ftr xmlns:wpc="http://schemas.microsoft.com/office/word/2010/wordprocessingCanvas" xmlns:cx="http://schemas.microsoft.com/office/drawing/2014/chartex" xmlns:cx1="http://schemas.microsoft.com/office/drawing/2015/9/8/chartex" xmlns:cx2="http://schemas.microsoft.com/office/drawing/2015/10/21/chartex" xmlns:cx3="http://schemas.microsoft.com/office/drawing/2016/5/9/chartex" xmlns:cx4="http://schemas.microsoft.com/office/drawing/2016/5/10/chartex" xmlns:cx5="http://schemas.microsoft.com/office/drawing/2016/5/11/chartex" xmlns:cx6="http://schemas.microsoft.com/office/drawing/2016/5/12/chartex" xmlns:cx7="http://schemas.microsoft.com/office/drawing/2016/5/13/chartex" xmlns:cx8="http://schemas.microsoft.com/office/drawing/2016/5/14/chartex" xmlns:mc="http://schemas.openxmlformats.org/markup-compatibility/2006" xmlns:aink="http://schemas.microsoft.com/office/drawing/2016/ink" xmlns:am3d="http://schemas.microsoft.com/office/drawing/2017/model3d" xmlns:o="urn:schemas-microsoft-com:office:office" xmlns:oel="http://schemas.microsoft.com/office/2019/extlst" xmlns:r="http://schemas.openxmlformats.org/officeDocument/2006/relationships" xmlns:m="http://schemas.openxmlformats.org/officeDocument/2006/math" xmlns:v="urn:schemas-microsoft-com:vml" xmlns:wp14="http://schemas.microsoft.com/office/word/2010/wordprocessingDrawing" xmlns:wp="http://schemas.openxmlformats.org/drawingml/2006/wordprocessingDrawing" xmlns:w10="urn:schemas-microsoft-com:office:word" xmlns:w="http://schemas.openxmlformats.org/wordprocessingml/2006/main" xmlns:w14="http://schemas.microsoft.com/office/word/2010/wordml" xmlns:w15="http://schemas.microsoft.com/office/word/2012/wordml" xmlns:w16cex="http://schemas.microsoft.com/office/word/2018/wordml/cex" xmlns:w16cid="http://schemas.microsoft.com/office/word/2016/wordml/cid" xmlns:w16="http://schemas.microsoft.com/office/word/2018/wordml" xmlns:w16du="http://schemas.microsoft.com/office/word/2023/wordml/word16du" xmlns:w16sdtdh="http://schemas.microsoft.com/office/word/2020/wordml/sdtdatahash" xmlns:w16sdtfl="http://schemas.microsoft.com/office/word/2024/wordml/sdtformatlock" xmlns:w16se="http://schemas.microsoft.com/office/word/2015/wordml/symex" xmlns:wpg="http://schemas.microsoft.com/office/word/2010/wordprocessingGroup" xmlns:wpi="http://schemas.microsoft.com/office/word/2010/wordprocessingInk" xmlns:wne="http://schemas.microsoft.com/office/word/2006/wordml" xmlns:wps="http://schemas.microsoft.com/office/word/2010/wordprocessingShape" mc:Ignorable="w14 w15 w16se w16cid w16 w16cex w16sdtdh w16sdtfl w16du wp14">
+<w:ftr xmlns:wpc="http://schemas.microsoft.com/office/word/2010/wordprocessingCanvas" xmlns:cx="http://schemas.microsoft.com/office/drawing/2014/chartex" xmlns:cx1="http://schemas.microsoft.com/office/drawing/2015/9/8/chartex" xmlns:cx2="http://schemas.microsoft.com/office/drawing/2015/10/21/chartex" xmlns:cx3="http://schemas.microsoft.com/office/drawing/2016/5/9/chartex" xmlns:cx4="http://schemas.microsoft.com/office/drawing/2016/5/10/chartex" xmlns:cx5="http://schemas.microsoft.com/office/drawing/2016/5/11/chartex" xmlns:cx6="http://schemas.microsoft.com/office/drawing/2016/5/12/chartex" xmlns:cx7="http://schemas.microsoft.com/office/drawing/2016/5/13/chartex" xmlns:cx8="http://schemas.microsoft.com/office/drawing/2016/5/14/chartex" xmlns:mc="http://schemas.openxmlformats.org/markup-compatibility/2006" xmlns:aink="http://schemas.microsoft.com/office/drawing/2016/ink" xmlns:am3d="http://schemas.microsoft.com/office/drawing/2017/model3d" xmlns:o="urn:schemas-microsoft-com:office:office" xmlns:r="http://schemas.openxmlformats.org/officeDocument/2006/relationships" xmlns:m="http://schemas.openxmlformats.org/officeDocument/2006/math" xmlns:v="urn:schemas-microsoft-com:vml" xmlns:wp14="http://schemas.microsoft.com/office/word/2010/wordprocessingDrawing" xmlns:wp="http://schemas.openxmlformats.org/drawingml/2006/wordprocessingDrawing" xmlns:w10="urn:schemas-microsoft-com:office:word" xmlns:w="http://schemas.openxmlformats.org/wordprocessingml/2006/main" xmlns:w14="http://schemas.microsoft.com/office/word/2010/wordml" xmlns:w15="http://schemas.microsoft.com/office/word/2012/wordml" xmlns:w16cex="http://schemas.microsoft.com/office/word/2018/wordml/cex" xmlns:w16cid="http://schemas.microsoft.com/office/word/2016/wordml/cid" xmlns:w16="http://schemas.microsoft.com/office/word/2018/wordml" xmlns:w16sdtdh="http://schemas.microsoft.com/office/word/2020/wordml/sdtdatahash" xmlns:w16se="http://schemas.microsoft.com/office/word/2015/wordml/symex" xmlns:wpg="http://schemas.microsoft.com/office/word/2010/wordprocessingGroup" xmlns:wpi="http://schemas.microsoft.com/office/word/2010/wordprocessingInk" xmlns:wne="http://schemas.microsoft.com/office/word/2006/wordml" xmlns:wps="http://schemas.microsoft.com/office/word/2010/wordprocessingShape" mc:Ignorable="w14 w15 w16se w16cid w16 w16cex w16sdtdh wp14">
   <w:p>
     <w:pPr>
       <w:pStyle w:val="llb"/>
@@ -24436,7 +24374,7 @@
 </file>
 
 <file path=word/footnotes.xml><?xml version="1.0" encoding="utf-8"?>
-<w:footnotes xmlns:wpc="http://schemas.microsoft.com/office/word/2010/wordprocessingCanvas" xmlns:cx="http://schemas.microsoft.com/office/drawing/2014/chartex" xmlns:cx1="http://schemas.microsoft.com/office/drawing/2015/9/8/chartex" xmlns:cx2="http://schemas.microsoft.com/office/drawing/2015/10/21/chartex" xmlns:cx3="http://schemas.microsoft.com/office/drawing/2016/5/9/chartex" xmlns:cx4="http://schemas.microsoft.com/office/drawing/2016/5/10/chartex" xmlns:cx5="http://schemas.microsoft.com/office/drawing/2016/5/11/chartex" xmlns:cx6="http://schemas.microsoft.com/office/drawing/2016/5/12/chartex" xmlns:cx7="http://schemas.microsoft.com/office/drawing/2016/5/13/chartex" xmlns:cx8="http://schemas.microsoft.com/office/drawing/2016/5/14/chartex" xmlns:mc="http://schemas.openxmlformats.org/markup-compatibility/2006" xmlns:aink="http://schemas.microsoft.com/office/drawing/2016/ink" xmlns:am3d="http://schemas.microsoft.com/office/drawing/2017/model3d" xmlns:o="urn:schemas-microsoft-com:office:office" xmlns:oel="http://schemas.microsoft.com/office/2019/extlst" xmlns:r="http://schemas.openxmlformats.org/officeDocument/2006/relationships" xmlns:m="http://schemas.openxmlformats.org/officeDocument/2006/math" xmlns:v="urn:schemas-microsoft-com:vml" xmlns:wp14="http://schemas.microsoft.com/office/word/2010/wordprocessingDrawing" xmlns:wp="http://schemas.openxmlformats.org/drawingml/2006/wordprocessingDrawing" xmlns:w10="urn:schemas-microsoft-com:office:word" xmlns:w="http://schemas.openxmlformats.org/wordprocessingml/2006/main" xmlns:w14="http://schemas.microsoft.com/office/word/2010/wordml" xmlns:w15="http://schemas.microsoft.com/office/word/2012/wordml" xmlns:w16cex="http://schemas.microsoft.com/office/word/2018/wordml/cex" xmlns:w16cid="http://schemas.microsoft.com/office/word/2016/wordml/cid" xmlns:w16="http://schemas.microsoft.com/office/word/2018/wordml" xmlns:w16du="http://schemas.microsoft.com/office/word/2023/wordml/word16du" xmlns:w16sdtdh="http://schemas.microsoft.com/office/word/2020/wordml/sdtdatahash" xmlns:w16sdtfl="http://schemas.microsoft.com/office/word/2024/wordml/sdtformatlock" xmlns:w16se="http://schemas.microsoft.com/office/word/2015/wordml/symex" xmlns:wpg="http://schemas.microsoft.com/office/word/2010/wordprocessingGroup" xmlns:wpi="http://schemas.microsoft.com/office/word/2010/wordprocessingInk" xmlns:wne="http://schemas.microsoft.com/office/word/2006/wordml" xmlns:wps="http://schemas.microsoft.com/office/word/2010/wordprocessingShape" mc:Ignorable="w14 w15 w16se w16cid w16 w16cex w16sdtdh w16sdtfl w16du wp14">
+<w:footnotes xmlns:wpc="http://schemas.microsoft.com/office/word/2010/wordprocessingCanvas" xmlns:cx="http://schemas.microsoft.com/office/drawing/2014/chartex" xmlns:cx1="http://schemas.microsoft.com/office/drawing/2015/9/8/chartex" xmlns:cx2="http://schemas.microsoft.com/office/drawing/2015/10/21/chartex" xmlns:cx3="http://schemas.microsoft.com/office/drawing/2016/5/9/chartex" xmlns:cx4="http://schemas.microsoft.com/office/drawing/2016/5/10/chartex" xmlns:cx5="http://schemas.microsoft.com/office/drawing/2016/5/11/chartex" xmlns:cx6="http://schemas.microsoft.com/office/drawing/2016/5/12/chartex" xmlns:cx7="http://schemas.microsoft.com/office/drawing/2016/5/13/chartex" xmlns:cx8="http://schemas.microsoft.com/office/drawing/2016/5/14/chartex" xmlns:mc="http://schemas.openxmlformats.org/markup-compatibility/2006" xmlns:aink="http://schemas.microsoft.com/office/drawing/2016/ink" xmlns:am3d="http://schemas.microsoft.com/office/drawing/2017/model3d" xmlns:o="urn:schemas-microsoft-com:office:office" xmlns:r="http://schemas.openxmlformats.org/officeDocument/2006/relationships" xmlns:m="http://schemas.openxmlformats.org/officeDocument/2006/math" xmlns:v="urn:schemas-microsoft-com:vml" xmlns:wp14="http://schemas.microsoft.com/office/word/2010/wordprocessingDrawing" xmlns:wp="http://schemas.openxmlformats.org/drawingml/2006/wordprocessingDrawing" xmlns:w10="urn:schemas-microsoft-com:office:word" xmlns:w="http://schemas.openxmlformats.org/wordprocessingml/2006/main" xmlns:w14="http://schemas.microsoft.com/office/word/2010/wordml" xmlns:w15="http://schemas.microsoft.com/office/word/2012/wordml" xmlns:w16cex="http://schemas.microsoft.com/office/word/2018/wordml/cex" xmlns:w16cid="http://schemas.microsoft.com/office/word/2016/wordml/cid" xmlns:w16="http://schemas.microsoft.com/office/word/2018/wordml" xmlns:w16sdtdh="http://schemas.microsoft.com/office/word/2020/wordml/sdtdatahash" xmlns:w16se="http://schemas.microsoft.com/office/word/2015/wordml/symex" xmlns:wpg="http://schemas.microsoft.com/office/word/2010/wordprocessingGroup" xmlns:wpi="http://schemas.microsoft.com/office/word/2010/wordprocessingInk" xmlns:wne="http://schemas.microsoft.com/office/word/2006/wordml" xmlns:wps="http://schemas.microsoft.com/office/word/2010/wordprocessingShape" mc:Ignorable="w14 w15 w16se w16cid w16 w16cex w16sdtdh wp14">
   <w:footnote w:type="separator" w:id="-1">
     <w:p>
       <w:pPr>
@@ -24463,7 +24401,7 @@
 </file>
 
 <file path=word/header1.xml><?xml version="1.0" encoding="utf-8"?>
-<w:hdr xmlns:wpc="http://schemas.microsoft.com/office/word/2010/wordprocessingCanvas" xmlns:cx="http://schemas.microsoft.com/office/drawing/2014/chartex" xmlns:cx1="http://schemas.microsoft.com/office/drawing/2015/9/8/chartex" xmlns:cx2="http://schemas.microsoft.com/office/drawing/2015/10/21/chartex" xmlns:cx3="http://schemas.microsoft.com/office/drawing/2016/5/9/chartex" xmlns:cx4="http://schemas.microsoft.com/office/drawing/2016/5/10/chartex" xmlns:cx5="http://schemas.microsoft.com/office/drawing/2016/5/11/chartex" xmlns:cx6="http://schemas.microsoft.com/office/drawing/2016/5/12/chartex" xmlns:cx7="http://schemas.microsoft.com/office/drawing/2016/5/13/chartex" xmlns:cx8="http://schemas.microsoft.com/office/drawing/2016/5/14/chartex" xmlns:mc="http://schemas.openxmlformats.org/markup-compatibility/2006" xmlns:aink="http://schemas.microsoft.com/office/drawing/2016/ink" xmlns:am3d="http://schemas.microsoft.com/office/drawing/2017/model3d" xmlns:o="urn:schemas-microsoft-com:office:office" xmlns:oel="http://schemas.microsoft.com/office/2019/extlst" xmlns:r="http://schemas.openxmlformats.org/officeDocument/2006/relationships" xmlns:m="http://schemas.openxmlformats.org/officeDocument/2006/math" xmlns:v="urn:schemas-microsoft-com:vml" xmlns:wp14="http://schemas.microsoft.com/office/word/2010/wordprocessingDrawing" xmlns:wp="http://schemas.openxmlformats.org/drawingml/2006/wordprocessingDrawing" xmlns:w10="urn:schemas-microsoft-com:office:word" xmlns:w="http://schemas.openxmlformats.org/wordprocessingml/2006/main" xmlns:w14="http://schemas.microsoft.com/office/word/2010/wordml" xmlns:w15="http://schemas.microsoft.com/office/word/2012/wordml" xmlns:w16cex="http://schemas.microsoft.com/office/word/2018/wordml/cex" xmlns:w16cid="http://schemas.microsoft.com/office/word/2016/wordml/cid" xmlns:w16="http://schemas.microsoft.com/office/word/2018/wordml" xmlns:w16du="http://schemas.microsoft.com/office/word/2023/wordml/word16du" xmlns:w16sdtdh="http://schemas.microsoft.com/office/word/2020/wordml/sdtdatahash" xmlns:w16sdtfl="http://schemas.microsoft.com/office/word/2024/wordml/sdtformatlock" xmlns:w16se="http://schemas.microsoft.com/office/word/2015/wordml/symex" xmlns:wpg="http://schemas.microsoft.com/office/word/2010/wordprocessingGroup" xmlns:wpi="http://schemas.microsoft.com/office/word/2010/wordprocessingInk" xmlns:wne="http://schemas.microsoft.com/office/word/2006/wordml" xmlns:wps="http://schemas.microsoft.com/office/word/2010/wordprocessingShape" mc:Ignorable="w14 w15 w16se w16cid w16 w16cex w16sdtdh w16sdtfl w16du wp14">
+<w:hdr xmlns:wpc="http://schemas.microsoft.com/office/word/2010/wordprocessingCanvas" xmlns:cx="http://schemas.microsoft.com/office/drawing/2014/chartex" xmlns:cx1="http://schemas.microsoft.com/office/drawing/2015/9/8/chartex" xmlns:cx2="http://schemas.microsoft.com/office/drawing/2015/10/21/chartex" xmlns:cx3="http://schemas.microsoft.com/office/drawing/2016/5/9/chartex" xmlns:cx4="http://schemas.microsoft.com/office/drawing/2016/5/10/chartex" xmlns:cx5="http://schemas.microsoft.com/office/drawing/2016/5/11/chartex" xmlns:cx6="http://schemas.microsoft.com/office/drawing/2016/5/12/chartex" xmlns:cx7="http://schemas.microsoft.com/office/drawing/2016/5/13/chartex" xmlns:cx8="http://schemas.microsoft.com/office/drawing/2016/5/14/chartex" xmlns:mc="http://schemas.openxmlformats.org/markup-compatibility/2006" xmlns:aink="http://schemas.microsoft.com/office/drawing/2016/ink" xmlns:am3d="http://schemas.microsoft.com/office/drawing/2017/model3d" xmlns:o="urn:schemas-microsoft-com:office:office" xmlns:r="http://schemas.openxmlformats.org/officeDocument/2006/relationships" xmlns:m="http://schemas.openxmlformats.org/officeDocument/2006/math" xmlns:v="urn:schemas-microsoft-com:vml" xmlns:wp14="http://schemas.microsoft.com/office/word/2010/wordprocessingDrawing" xmlns:wp="http://schemas.openxmlformats.org/drawingml/2006/wordprocessingDrawing" xmlns:w10="urn:schemas-microsoft-com:office:word" xmlns:w="http://schemas.openxmlformats.org/wordprocessingml/2006/main" xmlns:w14="http://schemas.microsoft.com/office/word/2010/wordml" xmlns:w15="http://schemas.microsoft.com/office/word/2012/wordml" xmlns:w16cex="http://schemas.microsoft.com/office/word/2018/wordml/cex" xmlns:w16cid="http://schemas.microsoft.com/office/word/2016/wordml/cid" xmlns:w16="http://schemas.microsoft.com/office/word/2018/wordml" xmlns:w16sdtdh="http://schemas.microsoft.com/office/word/2020/wordml/sdtdatahash" xmlns:w16se="http://schemas.microsoft.com/office/word/2015/wordml/symex" xmlns:wpg="http://schemas.microsoft.com/office/word/2010/wordprocessingGroup" xmlns:wpi="http://schemas.microsoft.com/office/word/2010/wordprocessingInk" xmlns:wne="http://schemas.microsoft.com/office/word/2006/wordml" xmlns:wps="http://schemas.microsoft.com/office/word/2010/wordprocessingShape" mc:Ignorable="w14 w15 w16se w16cid w16 w16cex w16sdtdh wp14">
   <w:p>
     <w:pPr>
       <w:pStyle w:val="lfej"/>
@@ -24566,7 +24504,7 @@
 </file>
 
 <file path=word/header2.xml><?xml version="1.0" encoding="utf-8"?>
-<w:hdr xmlns:wpc="http://schemas.microsoft.com/office/word/2010/wordprocessingCanvas" xmlns:cx="http://schemas.microsoft.com/office/drawing/2014/chartex" xmlns:cx1="http://schemas.microsoft.com/office/drawing/2015/9/8/chartex" xmlns:cx2="http://schemas.microsoft.com/office/drawing/2015/10/21/chartex" xmlns:cx3="http://schemas.microsoft.com/office/drawing/2016/5/9/chartex" xmlns:cx4="http://schemas.microsoft.com/office/drawing/2016/5/10/chartex" xmlns:cx5="http://schemas.microsoft.com/office/drawing/2016/5/11/chartex" xmlns:cx6="http://schemas.microsoft.com/office/drawing/2016/5/12/chartex" xmlns:cx7="http://schemas.microsoft.com/office/drawing/2016/5/13/chartex" xmlns:cx8="http://schemas.microsoft.com/office/drawing/2016/5/14/chartex" xmlns:mc="http://schemas.openxmlformats.org/markup-compatibility/2006" xmlns:aink="http://schemas.microsoft.com/office/drawing/2016/ink" xmlns:am3d="http://schemas.microsoft.com/office/drawing/2017/model3d" xmlns:o="urn:schemas-microsoft-com:office:office" xmlns:oel="http://schemas.microsoft.com/office/2019/extlst" xmlns:r="http://schemas.openxmlformats.org/officeDocument/2006/relationships" xmlns:m="http://schemas.openxmlformats.org/officeDocument/2006/math" xmlns:v="urn:schemas-microsoft-com:vml" xmlns:wp14="http://schemas.microsoft.com/office/word/2010/wordprocessingDrawing" xmlns:wp="http://schemas.openxmlformats.org/drawingml/2006/wordprocessingDrawing" xmlns:w10="urn:schemas-microsoft-com:office:word" xmlns:w="http://schemas.openxmlformats.org/wordprocessingml/2006/main" xmlns:w14="http://schemas.microsoft.com/office/word/2010/wordml" xmlns:w15="http://schemas.microsoft.com/office/word/2012/wordml" xmlns:w16cex="http://schemas.microsoft.com/office/word/2018/wordml/cex" xmlns:w16cid="http://schemas.microsoft.com/office/word/2016/wordml/cid" xmlns:w16="http://schemas.microsoft.com/office/word/2018/wordml" xmlns:w16du="http://schemas.microsoft.com/office/word/2023/wordml/word16du" xmlns:w16sdtdh="http://schemas.microsoft.com/office/word/2020/wordml/sdtdatahash" xmlns:w16sdtfl="http://schemas.microsoft.com/office/word/2024/wordml/sdtformatlock" xmlns:w16se="http://schemas.microsoft.com/office/word/2015/wordml/symex" xmlns:wpg="http://schemas.microsoft.com/office/word/2010/wordprocessingGroup" xmlns:wpi="http://schemas.microsoft.com/office/word/2010/wordprocessingInk" xmlns:wne="http://schemas.microsoft.com/office/word/2006/wordml" xmlns:wps="http://schemas.microsoft.com/office/word/2010/wordprocessingShape" mc:Ignorable="w14 w15 w16se w16cid w16 w16cex w16sdtdh w16sdtfl w16du wp14">
+<w:hdr xmlns:wpc="http://schemas.microsoft.com/office/word/2010/wordprocessingCanvas" xmlns:cx="http://schemas.microsoft.com/office/drawing/2014/chartex" xmlns:cx1="http://schemas.microsoft.com/office/drawing/2015/9/8/chartex" xmlns:cx2="http://schemas.microsoft.com/office/drawing/2015/10/21/chartex" xmlns:cx3="http://schemas.microsoft.com/office/drawing/2016/5/9/chartex" xmlns:cx4="http://schemas.microsoft.com/office/drawing/2016/5/10/chartex" xmlns:cx5="http://schemas.microsoft.com/office/drawing/2016/5/11/chartex" xmlns:cx6="http://schemas.microsoft.com/office/drawing/2016/5/12/chartex" xmlns:cx7="http://schemas.microsoft.com/office/drawing/2016/5/13/chartex" xmlns:cx8="http://schemas.microsoft.com/office/drawing/2016/5/14/chartex" xmlns:mc="http://schemas.openxmlformats.org/markup-compatibility/2006" xmlns:aink="http://schemas.microsoft.com/office/drawing/2016/ink" xmlns:am3d="http://schemas.microsoft.com/office/drawing/2017/model3d" xmlns:o="urn:schemas-microsoft-com:office:office" xmlns:r="http://schemas.openxmlformats.org/officeDocument/2006/relationships" xmlns:m="http://schemas.openxmlformats.org/officeDocument/2006/math" xmlns:v="urn:schemas-microsoft-com:vml" xmlns:wp14="http://schemas.microsoft.com/office/word/2010/wordprocessingDrawing" xmlns:wp="http://schemas.openxmlformats.org/drawingml/2006/wordprocessingDrawing" xmlns:w10="urn:schemas-microsoft-com:office:word" xmlns:w="http://schemas.openxmlformats.org/wordprocessingml/2006/main" xmlns:w14="http://schemas.microsoft.com/office/word/2010/wordml" xmlns:w15="http://schemas.microsoft.com/office/word/2012/wordml" xmlns:w16cex="http://schemas.microsoft.com/office/word/2018/wordml/cex" xmlns:w16cid="http://schemas.microsoft.com/office/word/2016/wordml/cid" xmlns:w16="http://schemas.microsoft.com/office/word/2018/wordml" xmlns:w16sdtdh="http://schemas.microsoft.com/office/word/2020/wordml/sdtdatahash" xmlns:w16se="http://schemas.microsoft.com/office/word/2015/wordml/symex" xmlns:wpg="http://schemas.microsoft.com/office/word/2010/wordprocessingGroup" xmlns:wpi="http://schemas.microsoft.com/office/word/2010/wordprocessingInk" xmlns:wne="http://schemas.microsoft.com/office/word/2006/wordml" xmlns:wps="http://schemas.microsoft.com/office/word/2010/wordprocessingShape" mc:Ignorable="w14 w15 w16se w16cid w16 w16cex w16sdtdh wp14">
   <w:p>
     <w:pPr>
       <w:pStyle w:val="lfej"/>
@@ -24667,7 +24605,7 @@
 </file>
 
 <file path=word/header3.xml><?xml version="1.0" encoding="utf-8"?>
-<w:hdr xmlns:wpc="http://schemas.microsoft.com/office/word/2010/wordprocessingCanvas" xmlns:cx="http://schemas.microsoft.com/office/drawing/2014/chartex" xmlns:cx1="http://schemas.microsoft.com/office/drawing/2015/9/8/chartex" xmlns:cx2="http://schemas.microsoft.com/office/drawing/2015/10/21/chartex" xmlns:cx3="http://schemas.microsoft.com/office/drawing/2016/5/9/chartex" xmlns:cx4="http://schemas.microsoft.com/office/drawing/2016/5/10/chartex" xmlns:cx5="http://schemas.microsoft.com/office/drawing/2016/5/11/chartex" xmlns:cx6="http://schemas.microsoft.com/office/drawing/2016/5/12/chartex" xmlns:cx7="http://schemas.microsoft.com/office/drawing/2016/5/13/chartex" xmlns:cx8="http://schemas.microsoft.com/office/drawing/2016/5/14/chartex" xmlns:mc="http://schemas.openxmlformats.org/markup-compatibility/2006" xmlns:aink="http://schemas.microsoft.com/office/drawing/2016/ink" xmlns:am3d="http://schemas.microsoft.com/office/drawing/2017/model3d" xmlns:o="urn:schemas-microsoft-com:office:office" xmlns:oel="http://schemas.microsoft.com/office/2019/extlst" xmlns:r="http://schemas.openxmlformats.org/officeDocument/2006/relationships" xmlns:m="http://schemas.openxmlformats.org/officeDocument/2006/math" xmlns:v="urn:schemas-microsoft-com:vml" xmlns:wp14="http://schemas.microsoft.com/office/word/2010/wordprocessingDrawing" xmlns:wp="http://schemas.openxmlformats.org/drawingml/2006/wordprocessingDrawing" xmlns:w10="urn:schemas-microsoft-com:office:word" xmlns:w="http://schemas.openxmlformats.org/wordprocessingml/2006/main" xmlns:w14="http://schemas.microsoft.com/office/word/2010/wordml" xmlns:w15="http://schemas.microsoft.com/office/word/2012/wordml" xmlns:w16cex="http://schemas.microsoft.com/office/word/2018/wordml/cex" xmlns:w16cid="http://schemas.microsoft.com/office/word/2016/wordml/cid" xmlns:w16="http://schemas.microsoft.com/office/word/2018/wordml" xmlns:w16du="http://schemas.microsoft.com/office/word/2023/wordml/word16du" xmlns:w16sdtdh="http://schemas.microsoft.com/office/word/2020/wordml/sdtdatahash" xmlns:w16sdtfl="http://schemas.microsoft.com/office/word/2024/wordml/sdtformatlock" xmlns:w16se="http://schemas.microsoft.com/office/word/2015/wordml/symex" xmlns:wpg="http://schemas.microsoft.com/office/word/2010/wordprocessingGroup" xmlns:wpi="http://schemas.microsoft.com/office/word/2010/wordprocessingInk" xmlns:wne="http://schemas.microsoft.com/office/word/2006/wordml" xmlns:wps="http://schemas.microsoft.com/office/word/2010/wordprocessingShape" mc:Ignorable="w14 w15 w16se w16cid w16 w16cex w16sdtdh w16sdtfl w16du wp14">
+<w:hdr xmlns:wpc="http://schemas.microsoft.com/office/word/2010/wordprocessingCanvas" xmlns:cx="http://schemas.microsoft.com/office/drawing/2014/chartex" xmlns:cx1="http://schemas.microsoft.com/office/drawing/2015/9/8/chartex" xmlns:cx2="http://schemas.microsoft.com/office/drawing/2015/10/21/chartex" xmlns:cx3="http://schemas.microsoft.com/office/drawing/2016/5/9/chartex" xmlns:cx4="http://schemas.microsoft.com/office/drawing/2016/5/10/chartex" xmlns:cx5="http://schemas.microsoft.com/office/drawing/2016/5/11/chartex" xmlns:cx6="http://schemas.microsoft.com/office/drawing/2016/5/12/chartex" xmlns:cx7="http://schemas.microsoft.com/office/drawing/2016/5/13/chartex" xmlns:cx8="http://schemas.microsoft.com/office/drawing/2016/5/14/chartex" xmlns:mc="http://schemas.openxmlformats.org/markup-compatibility/2006" xmlns:aink="http://schemas.microsoft.com/office/drawing/2016/ink" xmlns:am3d="http://schemas.microsoft.com/office/drawing/2017/model3d" xmlns:o="urn:schemas-microsoft-com:office:office" xmlns:r="http://schemas.openxmlformats.org/officeDocument/2006/relationships" xmlns:m="http://schemas.openxmlformats.org/officeDocument/2006/math" xmlns:v="urn:schemas-microsoft-com:vml" xmlns:wp14="http://schemas.microsoft.com/office/word/2010/wordprocessingDrawing" xmlns:wp="http://schemas.openxmlformats.org/drawingml/2006/wordprocessingDrawing" xmlns:w10="urn:schemas-microsoft-com:office:word" xmlns:w="http://schemas.openxmlformats.org/wordprocessingml/2006/main" xmlns:w14="http://schemas.microsoft.com/office/word/2010/wordml" xmlns:w15="http://schemas.microsoft.com/office/word/2012/wordml" xmlns:w16cex="http://schemas.microsoft.com/office/word/2018/wordml/cex" xmlns:w16cid="http://schemas.microsoft.com/office/word/2016/wordml/cid" xmlns:w16="http://schemas.microsoft.com/office/word/2018/wordml" xmlns:w16sdtdh="http://schemas.microsoft.com/office/word/2020/wordml/sdtdatahash" xmlns:w16se="http://schemas.microsoft.com/office/word/2015/wordml/symex" xmlns:wpg="http://schemas.microsoft.com/office/word/2010/wordprocessingGroup" xmlns:wpi="http://schemas.microsoft.com/office/word/2010/wordprocessingInk" xmlns:wne="http://schemas.microsoft.com/office/word/2006/wordml" xmlns:wps="http://schemas.microsoft.com/office/word/2010/wordprocessingShape" mc:Ignorable="w14 w15 w16se w16cid w16 w16cex w16sdtdh wp14">
   <w:p>
     <w:pPr>
       <w:pStyle w:val="lfej"/>
@@ -24768,193 +24706,8 @@
 </file>
 
 <file path=word/numbering.xml><?xml version="1.0" encoding="utf-8"?>
-<w:numbering xmlns:wpc="http://schemas.microsoft.com/office/word/2010/wordprocessingCanvas" xmlns:cx="http://schemas.microsoft.com/office/drawing/2014/chartex" xmlns:cx1="http://schemas.microsoft.com/office/drawing/2015/9/8/chartex" xmlns:cx2="http://schemas.microsoft.com/office/drawing/2015/10/21/chartex" xmlns:cx3="http://schemas.microsoft.com/office/drawing/2016/5/9/chartex" xmlns:cx4="http://schemas.microsoft.com/office/drawing/2016/5/10/chartex" xmlns:cx5="http://schemas.microsoft.com/office/drawing/2016/5/11/chartex" xmlns:cx6="http://schemas.microsoft.com/office/drawing/2016/5/12/chartex" xmlns:cx7="http://schemas.microsoft.com/office/drawing/2016/5/13/chartex" xmlns:cx8="http://schemas.microsoft.com/office/drawing/2016/5/14/chartex" xmlns:mc="http://schemas.openxmlformats.org/markup-compatibility/2006" xmlns:aink="http://schemas.microsoft.com/office/drawing/2016/ink" xmlns:am3d="http://schemas.microsoft.com/office/drawing/2017/model3d" xmlns:o="urn:schemas-microsoft-com:office:office" xmlns:oel="http://schemas.microsoft.com/office/2019/extlst" xmlns:r="http://schemas.openxmlformats.org/officeDocument/2006/relationships" xmlns:m="http://schemas.openxmlformats.org/officeDocument/2006/math" xmlns:v="urn:schemas-microsoft-com:vml" xmlns:wp14="http://schemas.microsoft.com/office/word/2010/wordprocessingDrawing" xmlns:wp="http://schemas.openxmlformats.org/drawingml/2006/wordprocessingDrawing" xmlns:w10="urn:schemas-microsoft-com:office:word" xmlns:w="http://schemas.openxmlformats.org/wordprocessingml/2006/main" xmlns:w14="http://schemas.microsoft.com/office/word/2010/wordml" xmlns:w15="http://schemas.microsoft.com/office/word/2012/wordml" xmlns:w16cex="http://schemas.microsoft.com/office/word/2018/wordml/cex" xmlns:w16cid="http://schemas.microsoft.com/office/word/2016/wordml/cid" xmlns:w16="http://schemas.microsoft.com/office/word/2018/wordml" xmlns:w16du="http://schemas.microsoft.com/office/word/2023/wordml/word16du" xmlns:w16sdtdh="http://schemas.microsoft.com/office/word/2020/wordml/sdtdatahash" xmlns:w16sdtfl="http://schemas.microsoft.com/office/word/2024/wordml/sdtformatlock" xmlns:w16se="http://schemas.microsoft.com/office/word/2015/wordml/symex" xmlns:wpg="http://schemas.microsoft.com/office/word/2010/wordprocessingGroup" xmlns:wpi="http://schemas.microsoft.com/office/word/2010/wordprocessingInk" xmlns:wne="http://schemas.microsoft.com/office/word/2006/wordml" xmlns:wps="http://schemas.microsoft.com/office/word/2010/wordprocessingShape" mc:Ignorable="w14 w15 w16se w16cid w16 w16cex w16sdtdh w16sdtfl w16du wp14">
+<w:numbering xmlns:wpc="http://schemas.microsoft.com/office/word/2010/wordprocessingCanvas" xmlns:cx="http://schemas.microsoft.com/office/drawing/2014/chartex" xmlns:cx1="http://schemas.microsoft.com/office/drawing/2015/9/8/chartex" xmlns:cx2="http://schemas.microsoft.com/office/drawing/2015/10/21/chartex" xmlns:cx3="http://schemas.microsoft.com/office/drawing/2016/5/9/chartex" xmlns:cx4="http://schemas.microsoft.com/office/drawing/2016/5/10/chartex" xmlns:cx5="http://schemas.microsoft.com/office/drawing/2016/5/11/chartex" xmlns:cx6="http://schemas.microsoft.com/office/drawing/2016/5/12/chartex" xmlns:cx7="http://schemas.microsoft.com/office/drawing/2016/5/13/chartex" xmlns:cx8="http://schemas.microsoft.com/office/drawing/2016/5/14/chartex" xmlns:mc="http://schemas.openxmlformats.org/markup-compatibility/2006" xmlns:aink="http://schemas.microsoft.com/office/drawing/2016/ink" xmlns:am3d="http://schemas.microsoft.com/office/drawing/2017/model3d" xmlns:o="urn:schemas-microsoft-com:office:office" xmlns:r="http://schemas.openxmlformats.org/officeDocument/2006/relationships" xmlns:m="http://schemas.openxmlformats.org/officeDocument/2006/math" xmlns:v="urn:schemas-microsoft-com:vml" xmlns:wp14="http://schemas.microsoft.com/office/word/2010/wordprocessingDrawing" xmlns:wp="http://schemas.openxmlformats.org/drawingml/2006/wordprocessingDrawing" xmlns:w10="urn:schemas-microsoft-com:office:word" xmlns:w="http://schemas.openxmlformats.org/wordprocessingml/2006/main" xmlns:w14="http://schemas.microsoft.com/office/word/2010/wordml" xmlns:w15="http://schemas.microsoft.com/office/word/2012/wordml" xmlns:w16cex="http://schemas.microsoft.com/office/word/2018/wordml/cex" xmlns:w16cid="http://schemas.microsoft.com/office/word/2016/wordml/cid" xmlns:w16="http://schemas.microsoft.com/office/word/2018/wordml" xmlns:w16sdtdh="http://schemas.microsoft.com/office/word/2020/wordml/sdtdatahash" xmlns:w16se="http://schemas.microsoft.com/office/word/2015/wordml/symex" xmlns:wpg="http://schemas.microsoft.com/office/word/2010/wordprocessingGroup" xmlns:wpi="http://schemas.microsoft.com/office/word/2010/wordprocessingInk" xmlns:wne="http://schemas.microsoft.com/office/word/2006/wordml" xmlns:wps="http://schemas.microsoft.com/office/word/2010/wordprocessingShape" mc:Ignorable="w14 w15 w16se w16cid w16 w16cex w16sdtdh wp14">
   <w:abstractNum w:abstractNumId="0" w15:restartNumberingAfterBreak="0">
-    <w:nsid w:val="FFFFFF7C"/>
-    <w:multiLevelType w:val="singleLevel"/>
-    <w:tmpl w:val="77C07668"/>
-    <w:lvl w:ilvl="0">
-      <w:start w:val="1"/>
-      <w:numFmt w:val="decimal"/>
-      <w:lvlText w:val="%1."/>
-      <w:lvlJc w:val="left"/>
-      <w:pPr>
-        <w:tabs>
-          <w:tab w:val="num" w:pos="1492"/>
-        </w:tabs>
-        <w:ind w:left="1492" w:hanging="360"/>
-      </w:pPr>
-    </w:lvl>
-  </w:abstractNum>
-  <w:abstractNum w:abstractNumId="1" w15:restartNumberingAfterBreak="0">
-    <w:nsid w:val="FFFFFF7D"/>
-    <w:multiLevelType w:val="singleLevel"/>
-    <w:tmpl w:val="3E3279F0"/>
-    <w:lvl w:ilvl="0">
-      <w:start w:val="1"/>
-      <w:numFmt w:val="decimal"/>
-      <w:lvlText w:val="%1."/>
-      <w:lvlJc w:val="left"/>
-      <w:pPr>
-        <w:tabs>
-          <w:tab w:val="num" w:pos="1209"/>
-        </w:tabs>
-        <w:ind w:left="1209" w:hanging="360"/>
-      </w:pPr>
-    </w:lvl>
-  </w:abstractNum>
-  <w:abstractNum w:abstractNumId="2" w15:restartNumberingAfterBreak="0">
-    <w:nsid w:val="FFFFFF7E"/>
-    <w:multiLevelType w:val="singleLevel"/>
-    <w:tmpl w:val="4072DBD6"/>
-    <w:lvl w:ilvl="0">
-      <w:start w:val="1"/>
-      <w:numFmt w:val="decimal"/>
-      <w:lvlText w:val="%1."/>
-      <w:lvlJc w:val="left"/>
-      <w:pPr>
-        <w:tabs>
-          <w:tab w:val="num" w:pos="926"/>
-        </w:tabs>
-        <w:ind w:left="926" w:hanging="360"/>
-      </w:pPr>
-    </w:lvl>
-  </w:abstractNum>
-  <w:abstractNum w:abstractNumId="3" w15:restartNumberingAfterBreak="0">
-    <w:nsid w:val="FFFFFF7F"/>
-    <w:multiLevelType w:val="singleLevel"/>
-    <w:tmpl w:val="4796A58A"/>
-    <w:lvl w:ilvl="0">
-      <w:start w:val="1"/>
-      <w:numFmt w:val="decimal"/>
-      <w:lvlText w:val="%1."/>
-      <w:lvlJc w:val="left"/>
-      <w:pPr>
-        <w:tabs>
-          <w:tab w:val="num" w:pos="643"/>
-        </w:tabs>
-        <w:ind w:left="643" w:hanging="360"/>
-      </w:pPr>
-    </w:lvl>
-  </w:abstractNum>
-  <w:abstractNum w:abstractNumId="4" w15:restartNumberingAfterBreak="0">
-    <w:nsid w:val="FFFFFF80"/>
-    <w:multiLevelType w:val="singleLevel"/>
-    <w:tmpl w:val="F65CBBE6"/>
-    <w:lvl w:ilvl="0">
-      <w:start w:val="1"/>
-      <w:numFmt w:val="bullet"/>
-      <w:lvlText w:val=""/>
-      <w:lvlJc w:val="left"/>
-      <w:pPr>
-        <w:tabs>
-          <w:tab w:val="num" w:pos="1492"/>
-        </w:tabs>
-        <w:ind w:left="1492" w:hanging="360"/>
-      </w:pPr>
-      <w:rPr>
-        <w:rFonts w:ascii="Symbol" w:hAnsi="Symbol" w:hint="default"/>
-      </w:rPr>
-    </w:lvl>
-  </w:abstractNum>
-  <w:abstractNum w:abstractNumId="5" w15:restartNumberingAfterBreak="0">
-    <w:nsid w:val="FFFFFF81"/>
-    <w:multiLevelType w:val="singleLevel"/>
-    <w:tmpl w:val="37B8160A"/>
-    <w:lvl w:ilvl="0">
-      <w:start w:val="1"/>
-      <w:numFmt w:val="bullet"/>
-      <w:lvlText w:val=""/>
-      <w:lvlJc w:val="left"/>
-      <w:pPr>
-        <w:tabs>
-          <w:tab w:val="num" w:pos="1209"/>
-        </w:tabs>
-        <w:ind w:left="1209" w:hanging="360"/>
-      </w:pPr>
-      <w:rPr>
-        <w:rFonts w:ascii="Symbol" w:hAnsi="Symbol" w:hint="default"/>
-      </w:rPr>
-    </w:lvl>
-  </w:abstractNum>
-  <w:abstractNum w:abstractNumId="6" w15:restartNumberingAfterBreak="0">
-    <w:nsid w:val="FFFFFF82"/>
-    <w:multiLevelType w:val="singleLevel"/>
-    <w:tmpl w:val="C0309E74"/>
-    <w:lvl w:ilvl="0">
-      <w:start w:val="1"/>
-      <w:numFmt w:val="bullet"/>
-      <w:lvlText w:val=""/>
-      <w:lvlJc w:val="left"/>
-      <w:pPr>
-        <w:tabs>
-          <w:tab w:val="num" w:pos="926"/>
-        </w:tabs>
-        <w:ind w:left="926" w:hanging="360"/>
-      </w:pPr>
-      <w:rPr>
-        <w:rFonts w:ascii="Symbol" w:hAnsi="Symbol" w:hint="default"/>
-      </w:rPr>
-    </w:lvl>
-  </w:abstractNum>
-  <w:abstractNum w:abstractNumId="7" w15:restartNumberingAfterBreak="0">
-    <w:nsid w:val="FFFFFF83"/>
-    <w:multiLevelType w:val="singleLevel"/>
-    <w:tmpl w:val="2462504A"/>
-    <w:lvl w:ilvl="0">
-      <w:start w:val="1"/>
-      <w:numFmt w:val="bullet"/>
-      <w:lvlText w:val=""/>
-      <w:lvlJc w:val="left"/>
-      <w:pPr>
-        <w:tabs>
-          <w:tab w:val="num" w:pos="643"/>
-        </w:tabs>
-        <w:ind w:left="643" w:hanging="360"/>
-      </w:pPr>
-      <w:rPr>
-        <w:rFonts w:ascii="Symbol" w:hAnsi="Symbol" w:hint="default"/>
-      </w:rPr>
-    </w:lvl>
-  </w:abstractNum>
-  <w:abstractNum w:abstractNumId="8" w15:restartNumberingAfterBreak="0">
-    <w:nsid w:val="FFFFFF88"/>
-    <w:multiLevelType w:val="singleLevel"/>
-    <w:tmpl w:val="F8D8041E"/>
-    <w:lvl w:ilvl="0">
-      <w:start w:val="1"/>
-      <w:numFmt w:val="decimal"/>
-      <w:lvlText w:val="%1."/>
-      <w:lvlJc w:val="left"/>
-      <w:pPr>
-        <w:tabs>
-          <w:tab w:val="num" w:pos="360"/>
-        </w:tabs>
-        <w:ind w:left="360" w:hanging="360"/>
-      </w:pPr>
-    </w:lvl>
-  </w:abstractNum>
-  <w:abstractNum w:abstractNumId="9" w15:restartNumberingAfterBreak="0">
-    <w:nsid w:val="FFFFFF89"/>
-    <w:multiLevelType w:val="singleLevel"/>
-    <w:tmpl w:val="7AEC43A2"/>
-    <w:lvl w:ilvl="0">
-      <w:start w:val="1"/>
-      <w:numFmt w:val="bullet"/>
-      <w:lvlText w:val=""/>
-      <w:lvlJc w:val="left"/>
-      <w:pPr>
-        <w:tabs>
-          <w:tab w:val="num" w:pos="360"/>
-        </w:tabs>
-        <w:ind w:left="360" w:hanging="360"/>
-      </w:pPr>
-      <w:rPr>
-        <w:rFonts w:ascii="Symbol" w:hAnsi="Symbol" w:hint="default"/>
-      </w:rPr>
-    </w:lvl>
-  </w:abstractNum>
-  <w:abstractNum w:abstractNumId="10" w15:restartNumberingAfterBreak="0">
     <w:nsid w:val="00DC1437"/>
     <w:multiLevelType w:val="multilevel"/>
     <w:tmpl w:val="91B8D7B6"/>
@@ -25103,120 +24856,7 @@
       </w:rPr>
     </w:lvl>
   </w:abstractNum>
-  <w:abstractNum w:abstractNumId="11" w15:restartNumberingAfterBreak="0">
-    <w:nsid w:val="01D8666C"/>
-    <w:multiLevelType w:val="hybridMultilevel"/>
-    <w:tmpl w:val="07BC26F2"/>
-    <w:lvl w:ilvl="0" w:tplc="040E0001">
-      <w:start w:val="1"/>
-      <w:numFmt w:val="bullet"/>
-      <w:lvlText w:val=""/>
-      <w:lvlJc w:val="left"/>
-      <w:pPr>
-        <w:ind w:left="720" w:hanging="360"/>
-      </w:pPr>
-      <w:rPr>
-        <w:rFonts w:ascii="Symbol" w:hAnsi="Symbol" w:hint="default"/>
-      </w:rPr>
-    </w:lvl>
-    <w:lvl w:ilvl="1" w:tplc="040E0003" w:tentative="1">
-      <w:start w:val="1"/>
-      <w:numFmt w:val="bullet"/>
-      <w:lvlText w:val="o"/>
-      <w:lvlJc w:val="left"/>
-      <w:pPr>
-        <w:ind w:left="1440" w:hanging="360"/>
-      </w:pPr>
-      <w:rPr>
-        <w:rFonts w:ascii="Courier New" w:hAnsi="Courier New" w:cs="Courier New" w:hint="default"/>
-      </w:rPr>
-    </w:lvl>
-    <w:lvl w:ilvl="2" w:tplc="040E0005" w:tentative="1">
-      <w:start w:val="1"/>
-      <w:numFmt w:val="bullet"/>
-      <w:lvlText w:val=""/>
-      <w:lvlJc w:val="left"/>
-      <w:pPr>
-        <w:ind w:left="2160" w:hanging="360"/>
-      </w:pPr>
-      <w:rPr>
-        <w:rFonts w:ascii="Wingdings" w:hAnsi="Wingdings" w:hint="default"/>
-      </w:rPr>
-    </w:lvl>
-    <w:lvl w:ilvl="3" w:tplc="040E0001" w:tentative="1">
-      <w:start w:val="1"/>
-      <w:numFmt w:val="bullet"/>
-      <w:lvlText w:val=""/>
-      <w:lvlJc w:val="left"/>
-      <w:pPr>
-        <w:ind w:left="2880" w:hanging="360"/>
-      </w:pPr>
-      <w:rPr>
-        <w:rFonts w:ascii="Symbol" w:hAnsi="Symbol" w:hint="default"/>
-      </w:rPr>
-    </w:lvl>
-    <w:lvl w:ilvl="4" w:tplc="040E0003" w:tentative="1">
-      <w:start w:val="1"/>
-      <w:numFmt w:val="bullet"/>
-      <w:lvlText w:val="o"/>
-      <w:lvlJc w:val="left"/>
-      <w:pPr>
-        <w:ind w:left="3600" w:hanging="360"/>
-      </w:pPr>
-      <w:rPr>
-        <w:rFonts w:ascii="Courier New" w:hAnsi="Courier New" w:cs="Courier New" w:hint="default"/>
-      </w:rPr>
-    </w:lvl>
-    <w:lvl w:ilvl="5" w:tplc="040E0005" w:tentative="1">
-      <w:start w:val="1"/>
-      <w:numFmt w:val="bullet"/>
-      <w:lvlText w:val=""/>
-      <w:lvlJc w:val="left"/>
-      <w:pPr>
-        <w:ind w:left="4320" w:hanging="360"/>
-      </w:pPr>
-      <w:rPr>
-        <w:rFonts w:ascii="Wingdings" w:hAnsi="Wingdings" w:hint="default"/>
-      </w:rPr>
-    </w:lvl>
-    <w:lvl w:ilvl="6" w:tplc="040E0001" w:tentative="1">
-      <w:start w:val="1"/>
-      <w:numFmt w:val="bullet"/>
-      <w:lvlText w:val=""/>
-      <w:lvlJc w:val="left"/>
-      <w:pPr>
-        <w:ind w:left="5040" w:hanging="360"/>
-      </w:pPr>
-      <w:rPr>
-        <w:rFonts w:ascii="Symbol" w:hAnsi="Symbol" w:hint="default"/>
-      </w:rPr>
-    </w:lvl>
-    <w:lvl w:ilvl="7" w:tplc="040E0003" w:tentative="1">
-      <w:start w:val="1"/>
-      <w:numFmt w:val="bullet"/>
-      <w:lvlText w:val="o"/>
-      <w:lvlJc w:val="left"/>
-      <w:pPr>
-        <w:ind w:left="5760" w:hanging="360"/>
-      </w:pPr>
-      <w:rPr>
-        <w:rFonts w:ascii="Courier New" w:hAnsi="Courier New" w:cs="Courier New" w:hint="default"/>
-      </w:rPr>
-    </w:lvl>
-    <w:lvl w:ilvl="8" w:tplc="040E0005" w:tentative="1">
-      <w:start w:val="1"/>
-      <w:numFmt w:val="bullet"/>
-      <w:lvlText w:val=""/>
-      <w:lvlJc w:val="left"/>
-      <w:pPr>
-        <w:ind w:left="6480" w:hanging="360"/>
-      </w:pPr>
-      <w:rPr>
-        <w:rFonts w:ascii="Wingdings" w:hAnsi="Wingdings" w:hint="default"/>
-      </w:rPr>
-    </w:lvl>
-  </w:abstractNum>
-  <w:abstractNum w:abstractNumId="12" w15:restartNumberingAfterBreak="0">
+  <w:abstractNum w:abstractNumId="1" w15:restartNumberingAfterBreak="0">
     <w:nsid w:val="04544615"/>
     <w:multiLevelType w:val="multilevel"/>
     <w:tmpl w:val="A9F0E526"/>
@@ -25329,7 +24969,7 @@
       </w:pPr>
     </w:lvl>
   </w:abstractNum>
-  <w:abstractNum w:abstractNumId="13" w15:restartNumberingAfterBreak="0">
+  <w:abstractNum w:abstractNumId="2" w15:restartNumberingAfterBreak="0">
     <w:nsid w:val="04B40BA9"/>
     <w:multiLevelType w:val="hybridMultilevel"/>
     <w:tmpl w:val="21121010"/>
@@ -25442,156 +25082,7 @@
       </w:rPr>
     </w:lvl>
   </w:abstractNum>
-  <w:abstractNum w:abstractNumId="14" w15:restartNumberingAfterBreak="0">
-    <w:nsid w:val="04F00CEB"/>
-    <w:multiLevelType w:val="multilevel"/>
-    <w:tmpl w:val="9C02845A"/>
-    <w:lvl w:ilvl="0">
-      <w:start w:val="1"/>
-      <w:numFmt w:val="bullet"/>
-      <w:lvlText w:val=""/>
-      <w:lvlJc w:val="left"/>
-      <w:pPr>
-        <w:tabs>
-          <w:tab w:val="num" w:pos="720"/>
-        </w:tabs>
-        <w:ind w:left="720" w:hanging="360"/>
-      </w:pPr>
-      <w:rPr>
-        <w:rFonts w:ascii="Symbol" w:hAnsi="Symbol" w:hint="default"/>
-        <w:sz w:val="20"/>
-      </w:rPr>
-    </w:lvl>
-    <w:lvl w:ilvl="1">
-      <w:start w:val="1"/>
-      <w:numFmt w:val="bullet"/>
-      <w:lvlText w:val="o"/>
-      <w:lvlJc w:val="left"/>
-      <w:pPr>
-        <w:tabs>
-          <w:tab w:val="num" w:pos="1440"/>
-        </w:tabs>
-        <w:ind w:left="1440" w:hanging="360"/>
-      </w:pPr>
-      <w:rPr>
-        <w:rFonts w:ascii="Courier New" w:hAnsi="Courier New" w:hint="default"/>
-        <w:sz w:val="20"/>
-      </w:rPr>
-    </w:lvl>
-    <w:lvl w:ilvl="2" w:tentative="1">
-      <w:start w:val="1"/>
-      <w:numFmt w:val="bullet"/>
-      <w:lvlText w:val=""/>
-      <w:lvlJc w:val="left"/>
-      <w:pPr>
-        <w:tabs>
-          <w:tab w:val="num" w:pos="2160"/>
-        </w:tabs>
-        <w:ind w:left="2160" w:hanging="360"/>
-      </w:pPr>
-      <w:rPr>
-        <w:rFonts w:ascii="Wingdings" w:hAnsi="Wingdings" w:hint="default"/>
-        <w:sz w:val="20"/>
-      </w:rPr>
-    </w:lvl>
-    <w:lvl w:ilvl="3" w:tentative="1">
-      <w:start w:val="1"/>
-      <w:numFmt w:val="bullet"/>
-      <w:lvlText w:val=""/>
-      <w:lvlJc w:val="left"/>
-      <w:pPr>
-        <w:tabs>
-          <w:tab w:val="num" w:pos="2880"/>
-        </w:tabs>
-        <w:ind w:left="2880" w:hanging="360"/>
-      </w:pPr>
-      <w:rPr>
-        <w:rFonts w:ascii="Wingdings" w:hAnsi="Wingdings" w:hint="default"/>
-        <w:sz w:val="20"/>
-      </w:rPr>
-    </w:lvl>
-    <w:lvl w:ilvl="4" w:tentative="1">
-      <w:start w:val="1"/>
-      <w:numFmt w:val="bullet"/>
-      <w:lvlText w:val=""/>
-      <w:lvlJc w:val="left"/>
-      <w:pPr>
-        <w:tabs>
-          <w:tab w:val="num" w:pos="3600"/>
-        </w:tabs>
-        <w:ind w:left="3600" w:hanging="360"/>
-      </w:pPr>
-      <w:rPr>
-        <w:rFonts w:ascii="Wingdings" w:hAnsi="Wingdings" w:hint="default"/>
-        <w:sz w:val="20"/>
-      </w:rPr>
-    </w:lvl>
-    <w:lvl w:ilvl="5" w:tentative="1">
-      <w:start w:val="1"/>
-      <w:numFmt w:val="bullet"/>
-      <w:lvlText w:val=""/>
-      <w:lvlJc w:val="left"/>
-      <w:pPr>
-        <w:tabs>
-          <w:tab w:val="num" w:pos="4320"/>
-        </w:tabs>
-        <w:ind w:left="4320" w:hanging="360"/>
-      </w:pPr>
-      <w:rPr>
-        <w:rFonts w:ascii="Wingdings" w:hAnsi="Wingdings" w:hint="default"/>
-        <w:sz w:val="20"/>
-      </w:rPr>
-    </w:lvl>
-    <w:lvl w:ilvl="6" w:tentative="1">
-      <w:start w:val="1"/>
-      <w:numFmt w:val="bullet"/>
-      <w:lvlText w:val=""/>
-      <w:lvlJc w:val="left"/>
-      <w:pPr>
-        <w:tabs>
-          <w:tab w:val="num" w:pos="5040"/>
-        </w:tabs>
-        <w:ind w:left="5040" w:hanging="360"/>
-      </w:pPr>
-      <w:rPr>
-        <w:rFonts w:ascii="Wingdings" w:hAnsi="Wingdings" w:hint="default"/>
-        <w:sz w:val="20"/>
-      </w:rPr>
-    </w:lvl>
-    <w:lvl w:ilvl="7" w:tentative="1">
-      <w:start w:val="1"/>
-      <w:numFmt w:val="bullet"/>
-      <w:lvlText w:val=""/>
-      <w:lvlJc w:val="left"/>
-      <w:pPr>
-        <w:tabs>
-          <w:tab w:val="num" w:pos="5760"/>
-        </w:tabs>
-        <w:ind w:left="5760" w:hanging="360"/>
-      </w:pPr>
-      <w:rPr>
-        <w:rFonts w:ascii="Wingdings" w:hAnsi="Wingdings" w:hint="default"/>
-        <w:sz w:val="20"/>
-      </w:rPr>
-    </w:lvl>
-    <w:lvl w:ilvl="8" w:tentative="1">
-      <w:start w:val="1"/>
-      <w:numFmt w:val="bullet"/>
-      <w:lvlText w:val=""/>
-      <w:lvlJc w:val="left"/>
-      <w:pPr>
-        <w:tabs>
-          <w:tab w:val="num" w:pos="6480"/>
-        </w:tabs>
-        <w:ind w:left="6480" w:hanging="360"/>
-      </w:pPr>
-      <w:rPr>
-        <w:rFonts w:ascii="Wingdings" w:hAnsi="Wingdings" w:hint="default"/>
-        <w:sz w:val="20"/>
-      </w:rPr>
-    </w:lvl>
-  </w:abstractNum>
-  <w:abstractNum w:abstractNumId="15" w15:restartNumberingAfterBreak="0">
+  <w:abstractNum w:abstractNumId="3" w15:restartNumberingAfterBreak="0">
     <w:nsid w:val="07CA124D"/>
     <w:multiLevelType w:val="multilevel"/>
     <w:tmpl w:val="6D282384"/>
@@ -25740,233 +25231,7 @@
       </w:rPr>
     </w:lvl>
   </w:abstractNum>
-  <w:abstractNum w:abstractNumId="16" w15:restartNumberingAfterBreak="0">
-    <w:nsid w:val="09A4145B"/>
-    <w:multiLevelType w:val="multilevel"/>
-    <w:tmpl w:val="2F1A8592"/>
-    <w:lvl w:ilvl="0">
-      <w:start w:val="1"/>
-      <w:numFmt w:val="decimal"/>
-      <w:lvlText w:val="%1."/>
-      <w:lvlJc w:val="left"/>
-      <w:pPr>
-        <w:tabs>
-          <w:tab w:val="num" w:pos="720"/>
-        </w:tabs>
-        <w:ind w:left="720" w:hanging="360"/>
-      </w:pPr>
-    </w:lvl>
-    <w:lvl w:ilvl="1" w:tentative="1">
-      <w:start w:val="1"/>
-      <w:numFmt w:val="decimal"/>
-      <w:lvlText w:val="%2."/>
-      <w:lvlJc w:val="left"/>
-      <w:pPr>
-        <w:tabs>
-          <w:tab w:val="num" w:pos="1440"/>
-        </w:tabs>
-        <w:ind w:left="1440" w:hanging="360"/>
-      </w:pPr>
-    </w:lvl>
-    <w:lvl w:ilvl="2" w:tentative="1">
-      <w:start w:val="1"/>
-      <w:numFmt w:val="decimal"/>
-      <w:lvlText w:val="%3."/>
-      <w:lvlJc w:val="left"/>
-      <w:pPr>
-        <w:tabs>
-          <w:tab w:val="num" w:pos="2160"/>
-        </w:tabs>
-        <w:ind w:left="2160" w:hanging="360"/>
-      </w:pPr>
-    </w:lvl>
-    <w:lvl w:ilvl="3" w:tentative="1">
-      <w:start w:val="1"/>
-      <w:numFmt w:val="decimal"/>
-      <w:lvlText w:val="%4."/>
-      <w:lvlJc w:val="left"/>
-      <w:pPr>
-        <w:tabs>
-          <w:tab w:val="num" w:pos="2880"/>
-        </w:tabs>
-        <w:ind w:left="2880" w:hanging="360"/>
-      </w:pPr>
-    </w:lvl>
-    <w:lvl w:ilvl="4" w:tentative="1">
-      <w:start w:val="1"/>
-      <w:numFmt w:val="decimal"/>
-      <w:lvlText w:val="%5."/>
-      <w:lvlJc w:val="left"/>
-      <w:pPr>
-        <w:tabs>
-          <w:tab w:val="num" w:pos="3600"/>
-        </w:tabs>
-        <w:ind w:left="3600" w:hanging="360"/>
-      </w:pPr>
-    </w:lvl>
-    <w:lvl w:ilvl="5" w:tentative="1">
-      <w:start w:val="1"/>
-      <w:numFmt w:val="decimal"/>
-      <w:lvlText w:val="%6."/>
-      <w:lvlJc w:val="left"/>
-      <w:pPr>
-        <w:tabs>
-          <w:tab w:val="num" w:pos="4320"/>
-        </w:tabs>
-        <w:ind w:left="4320" w:hanging="360"/>
-      </w:pPr>
-    </w:lvl>
-    <w:lvl w:ilvl="6" w:tentative="1">
-      <w:start w:val="1"/>
-      <w:numFmt w:val="decimal"/>
-      <w:lvlText w:val="%7."/>
-      <w:lvlJc w:val="left"/>
-      <w:pPr>
-        <w:tabs>
-          <w:tab w:val="num" w:pos="5040"/>
-        </w:tabs>
-        <w:ind w:left="5040" w:hanging="360"/>
-      </w:pPr>
-    </w:lvl>
-    <w:lvl w:ilvl="7" w:tentative="1">
-      <w:start w:val="1"/>
-      <w:numFmt w:val="decimal"/>
-      <w:lvlText w:val="%8."/>
-      <w:lvlJc w:val="left"/>
-      <w:pPr>
-        <w:tabs>
-          <w:tab w:val="num" w:pos="5760"/>
-        </w:tabs>
-        <w:ind w:left="5760" w:hanging="360"/>
-      </w:pPr>
-    </w:lvl>
-    <w:lvl w:ilvl="8" w:tentative="1">
-      <w:start w:val="1"/>
-      <w:numFmt w:val="decimal"/>
-      <w:lvlText w:val="%9."/>
-      <w:lvlJc w:val="left"/>
-      <w:pPr>
-        <w:tabs>
-          <w:tab w:val="num" w:pos="6480"/>
-        </w:tabs>
-        <w:ind w:left="6480" w:hanging="360"/>
-      </w:pPr>
-    </w:lvl>
-  </w:abstractNum>
-  <w:abstractNum w:abstractNumId="17" w15:restartNumberingAfterBreak="0">
-    <w:nsid w:val="0A5044FC"/>
-    <w:multiLevelType w:val="hybridMultilevel"/>
-    <w:tmpl w:val="EB547DFA"/>
-    <w:lvl w:ilvl="0" w:tplc="040E0001">
-      <w:start w:val="1"/>
-      <w:numFmt w:val="bullet"/>
-      <w:lvlText w:val=""/>
-      <w:lvlJc w:val="left"/>
-      <w:pPr>
-        <w:ind w:left="720" w:hanging="360"/>
-      </w:pPr>
-      <w:rPr>
-        <w:rFonts w:ascii="Symbol" w:hAnsi="Symbol" w:hint="default"/>
-      </w:rPr>
-    </w:lvl>
-    <w:lvl w:ilvl="1" w:tplc="040E0003" w:tentative="1">
-      <w:start w:val="1"/>
-      <w:numFmt w:val="bullet"/>
-      <w:lvlText w:val="o"/>
-      <w:lvlJc w:val="left"/>
-      <w:pPr>
-        <w:ind w:left="1440" w:hanging="360"/>
-      </w:pPr>
-      <w:rPr>
-        <w:rFonts w:ascii="Courier New" w:hAnsi="Courier New" w:cs="Courier New" w:hint="default"/>
-      </w:rPr>
-    </w:lvl>
-    <w:lvl w:ilvl="2" w:tplc="040E0005">
-      <w:start w:val="1"/>
-      <w:numFmt w:val="bullet"/>
-      <w:lvlText w:val=""/>
-      <w:lvlJc w:val="left"/>
-      <w:pPr>
-        <w:ind w:left="2160" w:hanging="360"/>
-      </w:pPr>
-      <w:rPr>
-        <w:rFonts w:ascii="Wingdings" w:hAnsi="Wingdings" w:hint="default"/>
-      </w:rPr>
-    </w:lvl>
-    <w:lvl w:ilvl="3" w:tplc="040E0001" w:tentative="1">
-      <w:start w:val="1"/>
-      <w:numFmt w:val="bullet"/>
-      <w:lvlText w:val=""/>
-      <w:lvlJc w:val="left"/>
-      <w:pPr>
-        <w:ind w:left="2880" w:hanging="360"/>
-      </w:pPr>
-      <w:rPr>
-        <w:rFonts w:ascii="Symbol" w:hAnsi="Symbol" w:hint="default"/>
-      </w:rPr>
-    </w:lvl>
-    <w:lvl w:ilvl="4" w:tplc="040E0003" w:tentative="1">
-      <w:start w:val="1"/>
-      <w:numFmt w:val="bullet"/>
-      <w:lvlText w:val="o"/>
-      <w:lvlJc w:val="left"/>
-      <w:pPr>
-        <w:ind w:left="3600" w:hanging="360"/>
-      </w:pPr>
-      <w:rPr>
-        <w:rFonts w:ascii="Courier New" w:hAnsi="Courier New" w:cs="Courier New" w:hint="default"/>
-      </w:rPr>
-    </w:lvl>
-    <w:lvl w:ilvl="5" w:tplc="040E0005" w:tentative="1">
-      <w:start w:val="1"/>
-      <w:numFmt w:val="bullet"/>
-      <w:lvlText w:val=""/>
-      <w:lvlJc w:val="left"/>
-      <w:pPr>
-        <w:ind w:left="4320" w:hanging="360"/>
-      </w:pPr>
-      <w:rPr>
-        <w:rFonts w:ascii="Wingdings" w:hAnsi="Wingdings" w:hint="default"/>
-      </w:rPr>
-    </w:lvl>
-    <w:lvl w:ilvl="6" w:tplc="040E0001">
-      <w:start w:val="1"/>
-      <w:numFmt w:val="bullet"/>
-      <w:lvlText w:val=""/>
-      <w:lvlJc w:val="left"/>
-      <w:pPr>
-        <w:ind w:left="5040" w:hanging="360"/>
-      </w:pPr>
-      <w:rPr>
-        <w:rFonts w:ascii="Symbol" w:hAnsi="Symbol" w:hint="default"/>
-      </w:rPr>
-    </w:lvl>
-    <w:lvl w:ilvl="7" w:tplc="040E0003" w:tentative="1">
-      <w:start w:val="1"/>
-      <w:numFmt w:val="bullet"/>
-      <w:lvlText w:val="o"/>
-      <w:lvlJc w:val="left"/>
-      <w:pPr>
-        <w:ind w:left="5760" w:hanging="360"/>
-      </w:pPr>
-      <w:rPr>
-        <w:rFonts w:ascii="Courier New" w:hAnsi="Courier New" w:cs="Courier New" w:hint="default"/>
-      </w:rPr>
-    </w:lvl>
-    <w:lvl w:ilvl="8" w:tplc="040E0005" w:tentative="1">
-      <w:start w:val="1"/>
-      <w:numFmt w:val="bullet"/>
-      <w:lvlText w:val=""/>
-      <w:lvlJc w:val="left"/>
-      <w:pPr>
-        <w:ind w:left="6480" w:hanging="360"/>
-      </w:pPr>
-      <w:rPr>
-        <w:rFonts w:ascii="Wingdings" w:hAnsi="Wingdings" w:hint="default"/>
-      </w:rPr>
-    </w:lvl>
-  </w:abstractNum>
-  <w:abstractNum w:abstractNumId="18" w15:restartNumberingAfterBreak="0">
+  <w:abstractNum w:abstractNumId="4" w15:restartNumberingAfterBreak="0">
     <w:nsid w:val="0AE9487C"/>
     <w:multiLevelType w:val="multilevel"/>
     <w:tmpl w:val="025863FA"/>
@@ -26115,518 +25380,7 @@
       </w:rPr>
     </w:lvl>
   </w:abstractNum>
-  <w:abstractNum w:abstractNumId="19" w15:restartNumberingAfterBreak="0">
-    <w:nsid w:val="0B4B61CA"/>
-    <w:multiLevelType w:val="multilevel"/>
-    <w:tmpl w:val="040E001F"/>
-    <w:lvl w:ilvl="0">
-      <w:start w:val="1"/>
-      <w:numFmt w:val="decimal"/>
-      <w:lvlText w:val="%1."/>
-      <w:lvlJc w:val="left"/>
-      <w:pPr>
-        <w:ind w:left="360" w:hanging="360"/>
-      </w:pPr>
-    </w:lvl>
-    <w:lvl w:ilvl="1">
-      <w:start w:val="1"/>
-      <w:numFmt w:val="decimal"/>
-      <w:lvlText w:val="%1.%2."/>
-      <w:lvlJc w:val="left"/>
-      <w:pPr>
-        <w:ind w:left="792" w:hanging="432"/>
-      </w:pPr>
-    </w:lvl>
-    <w:lvl w:ilvl="2">
-      <w:start w:val="1"/>
-      <w:numFmt w:val="decimal"/>
-      <w:lvlText w:val="%1.%2.%3."/>
-      <w:lvlJc w:val="left"/>
-      <w:pPr>
-        <w:ind w:left="1224" w:hanging="504"/>
-      </w:pPr>
-    </w:lvl>
-    <w:lvl w:ilvl="3">
-      <w:start w:val="1"/>
-      <w:numFmt w:val="decimal"/>
-      <w:lvlText w:val="%1.%2.%3.%4."/>
-      <w:lvlJc w:val="left"/>
-      <w:pPr>
-        <w:ind w:left="1728" w:hanging="648"/>
-      </w:pPr>
-    </w:lvl>
-    <w:lvl w:ilvl="4">
-      <w:start w:val="1"/>
-      <w:numFmt w:val="decimal"/>
-      <w:lvlText w:val="%1.%2.%3.%4.%5."/>
-      <w:lvlJc w:val="left"/>
-      <w:pPr>
-        <w:ind w:left="2232" w:hanging="792"/>
-      </w:pPr>
-    </w:lvl>
-    <w:lvl w:ilvl="5">
-      <w:start w:val="1"/>
-      <w:numFmt w:val="decimal"/>
-      <w:lvlText w:val="%1.%2.%3.%4.%5.%6."/>
-      <w:lvlJc w:val="left"/>
-      <w:pPr>
-        <w:ind w:left="2736" w:hanging="936"/>
-      </w:pPr>
-    </w:lvl>
-    <w:lvl w:ilvl="6">
-      <w:start w:val="1"/>
-      <w:numFmt w:val="decimal"/>
-      <w:lvlText w:val="%1.%2.%3.%4.%5.%6.%7."/>
-      <w:lvlJc w:val="left"/>
-      <w:pPr>
-        <w:ind w:left="3240" w:hanging="1080"/>
-      </w:pPr>
-    </w:lvl>
-    <w:lvl w:ilvl="7">
-      <w:start w:val="1"/>
-      <w:numFmt w:val="decimal"/>
-      <w:lvlText w:val="%1.%2.%3.%4.%5.%6.%7.%8."/>
-      <w:lvlJc w:val="left"/>
-      <w:pPr>
-        <w:ind w:left="3744" w:hanging="1224"/>
-      </w:pPr>
-    </w:lvl>
-    <w:lvl w:ilvl="8">
-      <w:start w:val="1"/>
-      <w:numFmt w:val="decimal"/>
-      <w:lvlText w:val="%1.%2.%3.%4.%5.%6.%7.%8.%9."/>
-      <w:lvlJc w:val="left"/>
-      <w:pPr>
-        <w:ind w:left="4320" w:hanging="1440"/>
-      </w:pPr>
-    </w:lvl>
-  </w:abstractNum>
-  <w:abstractNum w:abstractNumId="20" w15:restartNumberingAfterBreak="0">
-    <w:nsid w:val="0C7B7C6B"/>
-    <w:multiLevelType w:val="multilevel"/>
-    <w:tmpl w:val="94948574"/>
-    <w:lvl w:ilvl="0">
-      <w:start w:val="1"/>
-      <w:numFmt w:val="decimal"/>
-      <w:lvlText w:val="%1."/>
-      <w:lvlJc w:val="left"/>
-      <w:pPr>
-        <w:ind w:left="360" w:hanging="360"/>
-      </w:pPr>
-      <w:rPr>
-        <w:rFonts w:hint="default"/>
-      </w:rPr>
-    </w:lvl>
-    <w:lvl w:ilvl="1">
-      <w:start w:val="1"/>
-      <w:numFmt w:val="decimal"/>
-      <w:lvlText w:val="%1.%2."/>
-      <w:lvlJc w:val="left"/>
-      <w:pPr>
-        <w:ind w:left="792" w:hanging="432"/>
-      </w:pPr>
-      <w:rPr>
-        <w:rFonts w:hint="default"/>
-      </w:rPr>
-    </w:lvl>
-    <w:lvl w:ilvl="2">
-      <w:start w:val="1"/>
-      <w:numFmt w:val="decimal"/>
-      <w:lvlText w:val="%1.%2.%3."/>
-      <w:lvlJc w:val="left"/>
-      <w:pPr>
-        <w:ind w:left="1224" w:hanging="504"/>
-      </w:pPr>
-      <w:rPr>
-        <w:rFonts w:hint="default"/>
-      </w:rPr>
-    </w:lvl>
-    <w:lvl w:ilvl="3">
-      <w:start w:val="1"/>
-      <w:numFmt w:val="decimal"/>
-      <w:lvlText w:val="%1.%2.%3.%4."/>
-      <w:lvlJc w:val="left"/>
-      <w:pPr>
-        <w:ind w:left="1728" w:hanging="648"/>
-      </w:pPr>
-      <w:rPr>
-        <w:rFonts w:hint="default"/>
-      </w:rPr>
-    </w:lvl>
-    <w:lvl w:ilvl="4">
-      <w:start w:val="1"/>
-      <w:numFmt w:val="decimal"/>
-      <w:lvlText w:val="%1.%2.%3.%4.%5."/>
-      <w:lvlJc w:val="left"/>
-      <w:pPr>
-        <w:ind w:left="2232" w:hanging="792"/>
-      </w:pPr>
-      <w:rPr>
-        <w:rFonts w:hint="default"/>
-      </w:rPr>
-    </w:lvl>
-    <w:lvl w:ilvl="5">
-      <w:start w:val="1"/>
-      <w:numFmt w:val="decimal"/>
-      <w:lvlText w:val="%1.%2.%3.%4.%5.%6."/>
-      <w:lvlJc w:val="left"/>
-      <w:pPr>
-        <w:ind w:left="2736" w:hanging="936"/>
-      </w:pPr>
-      <w:rPr>
-        <w:rFonts w:hint="default"/>
-      </w:rPr>
-    </w:lvl>
-    <w:lvl w:ilvl="6">
-      <w:start w:val="1"/>
-      <w:numFmt w:val="decimal"/>
-      <w:lvlText w:val="%1.%2.%3.%4.%5.%6.%7."/>
-      <w:lvlJc w:val="left"/>
-      <w:pPr>
-        <w:ind w:left="3240" w:hanging="1080"/>
-      </w:pPr>
-      <w:rPr>
-        <w:rFonts w:hint="default"/>
-      </w:rPr>
-    </w:lvl>
-    <w:lvl w:ilvl="7">
-      <w:start w:val="1"/>
-      <w:numFmt w:val="decimal"/>
-      <w:lvlText w:val="%1.%2.%3.%4.%5.%6.%7.%8."/>
-      <w:lvlJc w:val="left"/>
-      <w:pPr>
-        <w:ind w:left="3744" w:hanging="1224"/>
-      </w:pPr>
-      <w:rPr>
-        <w:rFonts w:hint="default"/>
-      </w:rPr>
-    </w:lvl>
-    <w:lvl w:ilvl="8">
-      <w:start w:val="1"/>
-      <w:numFmt w:val="decimal"/>
-      <w:lvlText w:val="%1.%2.%3.%4.%5.%6.%7.%8.%9."/>
-      <w:lvlJc w:val="left"/>
-      <w:pPr>
-        <w:ind w:left="4320" w:hanging="1440"/>
-      </w:pPr>
-      <w:rPr>
-        <w:rFonts w:hint="default"/>
-      </w:rPr>
-    </w:lvl>
-  </w:abstractNum>
-  <w:abstractNum w:abstractNumId="21" w15:restartNumberingAfterBreak="0">
-    <w:nsid w:val="0CA242D2"/>
-    <w:multiLevelType w:val="hybridMultilevel"/>
-    <w:tmpl w:val="66C876DA"/>
-    <w:lvl w:ilvl="0" w:tplc="040E0003">
-      <w:start w:val="1"/>
-      <w:numFmt w:val="bullet"/>
-      <w:lvlText w:val="o"/>
-      <w:lvlJc w:val="left"/>
-      <w:pPr>
-        <w:ind w:left="1440" w:hanging="360"/>
-      </w:pPr>
-      <w:rPr>
-        <w:rFonts w:ascii="Courier New" w:hAnsi="Courier New" w:cs="Courier New" w:hint="default"/>
-      </w:rPr>
-    </w:lvl>
-    <w:lvl w:ilvl="1" w:tplc="040E0003">
-      <w:start w:val="1"/>
-      <w:numFmt w:val="bullet"/>
-      <w:lvlText w:val="o"/>
-      <w:lvlJc w:val="left"/>
-      <w:pPr>
-        <w:ind w:left="2160" w:hanging="360"/>
-      </w:pPr>
-      <w:rPr>
-        <w:rFonts w:ascii="Courier New" w:hAnsi="Courier New" w:cs="Courier New" w:hint="default"/>
-      </w:rPr>
-    </w:lvl>
-    <w:lvl w:ilvl="2" w:tplc="040E0005" w:tentative="1">
-      <w:start w:val="1"/>
-      <w:numFmt w:val="bullet"/>
-      <w:lvlText w:val=""/>
-      <w:lvlJc w:val="left"/>
-      <w:pPr>
-        <w:ind w:left="2880" w:hanging="360"/>
-      </w:pPr>
-      <w:rPr>
-        <w:rFonts w:ascii="Wingdings" w:hAnsi="Wingdings" w:hint="default"/>
-      </w:rPr>
-    </w:lvl>
-    <w:lvl w:ilvl="3" w:tplc="040E0001" w:tentative="1">
-      <w:start w:val="1"/>
-      <w:numFmt w:val="bullet"/>
-      <w:lvlText w:val=""/>
-      <w:lvlJc w:val="left"/>
-      <w:pPr>
-        <w:ind w:left="3600" w:hanging="360"/>
-      </w:pPr>
-      <w:rPr>
-        <w:rFonts w:ascii="Symbol" w:hAnsi="Symbol" w:hint="default"/>
-      </w:rPr>
-    </w:lvl>
-    <w:lvl w:ilvl="4" w:tplc="040E0003" w:tentative="1">
-      <w:start w:val="1"/>
-      <w:numFmt w:val="bullet"/>
-      <w:lvlText w:val="o"/>
-      <w:lvlJc w:val="left"/>
-      <w:pPr>
-        <w:ind w:left="4320" w:hanging="360"/>
-      </w:pPr>
-      <w:rPr>
-        <w:rFonts w:ascii="Courier New" w:hAnsi="Courier New" w:cs="Courier New" w:hint="default"/>
-      </w:rPr>
-    </w:lvl>
-    <w:lvl w:ilvl="5" w:tplc="040E0005" w:tentative="1">
-      <w:start w:val="1"/>
-      <w:numFmt w:val="bullet"/>
-      <w:lvlText w:val=""/>
-      <w:lvlJc w:val="left"/>
-      <w:pPr>
-        <w:ind w:left="5040" w:hanging="360"/>
-      </w:pPr>
-      <w:rPr>
-        <w:rFonts w:ascii="Wingdings" w:hAnsi="Wingdings" w:hint="default"/>
-      </w:rPr>
-    </w:lvl>
-    <w:lvl w:ilvl="6" w:tplc="040E0001" w:tentative="1">
-      <w:start w:val="1"/>
-      <w:numFmt w:val="bullet"/>
-      <w:lvlText w:val=""/>
-      <w:lvlJc w:val="left"/>
-      <w:pPr>
-        <w:ind w:left="5760" w:hanging="360"/>
-      </w:pPr>
-      <w:rPr>
-        <w:rFonts w:ascii="Symbol" w:hAnsi="Symbol" w:hint="default"/>
-      </w:rPr>
-    </w:lvl>
-    <w:lvl w:ilvl="7" w:tplc="040E0003" w:tentative="1">
-      <w:start w:val="1"/>
-      <w:numFmt w:val="bullet"/>
-      <w:lvlText w:val="o"/>
-      <w:lvlJc w:val="left"/>
-      <w:pPr>
-        <w:ind w:left="6480" w:hanging="360"/>
-      </w:pPr>
-      <w:rPr>
-        <w:rFonts w:ascii="Courier New" w:hAnsi="Courier New" w:cs="Courier New" w:hint="default"/>
-      </w:rPr>
-    </w:lvl>
-    <w:lvl w:ilvl="8" w:tplc="040E0005" w:tentative="1">
-      <w:start w:val="1"/>
-      <w:numFmt w:val="bullet"/>
-      <w:lvlText w:val=""/>
-      <w:lvlJc w:val="left"/>
-      <w:pPr>
-        <w:ind w:left="7200" w:hanging="360"/>
-      </w:pPr>
-      <w:rPr>
-        <w:rFonts w:ascii="Wingdings" w:hAnsi="Wingdings" w:hint="default"/>
-      </w:rPr>
-    </w:lvl>
-  </w:abstractNum>
-  <w:abstractNum w:abstractNumId="22" w15:restartNumberingAfterBreak="0">
-    <w:nsid w:val="0D1519BB"/>
-    <w:multiLevelType w:val="multilevel"/>
-    <w:tmpl w:val="040E001F"/>
-    <w:lvl w:ilvl="0">
-      <w:start w:val="1"/>
-      <w:numFmt w:val="decimal"/>
-      <w:lvlText w:val="%1."/>
-      <w:lvlJc w:val="left"/>
-      <w:pPr>
-        <w:ind w:left="360" w:hanging="360"/>
-      </w:pPr>
-      <w:rPr>
-        <w:rFonts w:hint="default"/>
-      </w:rPr>
-    </w:lvl>
-    <w:lvl w:ilvl="1">
-      <w:start w:val="1"/>
-      <w:numFmt w:val="decimal"/>
-      <w:lvlText w:val="%1.%2."/>
-      <w:lvlJc w:val="left"/>
-      <w:pPr>
-        <w:ind w:left="792" w:hanging="432"/>
-      </w:pPr>
-      <w:rPr>
-        <w:rFonts w:hint="default"/>
-      </w:rPr>
-    </w:lvl>
-    <w:lvl w:ilvl="2">
-      <w:start w:val="1"/>
-      <w:numFmt w:val="decimal"/>
-      <w:lvlText w:val="%1.%2.%3."/>
-      <w:lvlJc w:val="left"/>
-      <w:pPr>
-        <w:ind w:left="1224" w:hanging="504"/>
-      </w:pPr>
-      <w:rPr>
-        <w:rFonts w:hint="default"/>
-      </w:rPr>
-    </w:lvl>
-    <w:lvl w:ilvl="3">
-      <w:start w:val="1"/>
-      <w:numFmt w:val="decimal"/>
-      <w:lvlText w:val="%1.%2.%3.%4."/>
-      <w:lvlJc w:val="left"/>
-      <w:pPr>
-        <w:ind w:left="1728" w:hanging="648"/>
-      </w:pPr>
-      <w:rPr>
-        <w:rFonts w:hint="default"/>
-      </w:rPr>
-    </w:lvl>
-    <w:lvl w:ilvl="4">
-      <w:start w:val="1"/>
-      <w:numFmt w:val="decimal"/>
-      <w:lvlText w:val="%1.%2.%3.%4.%5."/>
-      <w:lvlJc w:val="left"/>
-      <w:pPr>
-        <w:ind w:left="2232" w:hanging="792"/>
-      </w:pPr>
-      <w:rPr>
-        <w:rFonts w:hint="default"/>
-      </w:rPr>
-    </w:lvl>
-    <w:lvl w:ilvl="5">
-      <w:start w:val="1"/>
-      <w:numFmt w:val="decimal"/>
-      <w:lvlText w:val="%1.%2.%3.%4.%5.%6."/>
-      <w:lvlJc w:val="left"/>
-      <w:pPr>
-        <w:ind w:left="2736" w:hanging="936"/>
-      </w:pPr>
-      <w:rPr>
-        <w:rFonts w:hint="default"/>
-      </w:rPr>
-    </w:lvl>
-    <w:lvl w:ilvl="6">
-      <w:start w:val="1"/>
-      <w:numFmt w:val="decimal"/>
-      <w:lvlText w:val="%1.%2.%3.%4.%5.%6.%7."/>
-      <w:lvlJc w:val="left"/>
-      <w:pPr>
-        <w:ind w:left="3240" w:hanging="1080"/>
-      </w:pPr>
-      <w:rPr>
-        <w:rFonts w:hint="default"/>
-      </w:rPr>
-    </w:lvl>
-    <w:lvl w:ilvl="7">
-      <w:start w:val="1"/>
-      <w:numFmt w:val="decimal"/>
-      <w:lvlText w:val="%1.%2.%3.%4.%5.%6.%7.%8."/>
-      <w:lvlJc w:val="left"/>
-      <w:pPr>
-        <w:ind w:left="3744" w:hanging="1224"/>
-      </w:pPr>
-      <w:rPr>
-        <w:rFonts w:hint="default"/>
-      </w:rPr>
-    </w:lvl>
-    <w:lvl w:ilvl="8">
-      <w:start w:val="1"/>
-      <w:numFmt w:val="decimal"/>
-      <w:lvlText w:val="%1.%2.%3.%4.%5.%6.%7.%8.%9."/>
-      <w:lvlJc w:val="left"/>
-      <w:pPr>
-        <w:ind w:left="4320" w:hanging="1440"/>
-      </w:pPr>
-      <w:rPr>
-        <w:rFonts w:hint="default"/>
-      </w:rPr>
-    </w:lvl>
-  </w:abstractNum>
-  <w:abstractNum w:abstractNumId="23" w15:restartNumberingAfterBreak="0">
-    <w:nsid w:val="0E9E6DEB"/>
-    <w:multiLevelType w:val="multilevel"/>
-    <w:tmpl w:val="040E001F"/>
-    <w:lvl w:ilvl="0">
-      <w:start w:val="1"/>
-      <w:numFmt w:val="decimal"/>
-      <w:lvlText w:val="%1."/>
-      <w:lvlJc w:val="left"/>
-      <w:pPr>
-        <w:ind w:left="360" w:hanging="360"/>
-      </w:pPr>
-    </w:lvl>
-    <w:lvl w:ilvl="1">
-      <w:start w:val="1"/>
-      <w:numFmt w:val="decimal"/>
-      <w:lvlText w:val="%1.%2."/>
-      <w:lvlJc w:val="left"/>
-      <w:pPr>
-        <w:ind w:left="792" w:hanging="432"/>
-      </w:pPr>
-    </w:lvl>
-    <w:lvl w:ilvl="2">
-      <w:start w:val="1"/>
-      <w:numFmt w:val="decimal"/>
-      <w:lvlText w:val="%1.%2.%3."/>
-      <w:lvlJc w:val="left"/>
-      <w:pPr>
-        <w:ind w:left="1224" w:hanging="504"/>
-      </w:pPr>
-    </w:lvl>
-    <w:lvl w:ilvl="3">
-      <w:start w:val="1"/>
-      <w:numFmt w:val="decimal"/>
-      <w:lvlText w:val="%1.%2.%3.%4."/>
-      <w:lvlJc w:val="left"/>
-      <w:pPr>
-        <w:ind w:left="1728" w:hanging="648"/>
-      </w:pPr>
-    </w:lvl>
-    <w:lvl w:ilvl="4">
-      <w:start w:val="1"/>
-      <w:numFmt w:val="decimal"/>
-      <w:lvlText w:val="%1.%2.%3.%4.%5."/>
-      <w:lvlJc w:val="left"/>
-      <w:pPr>
-        <w:ind w:left="2232" w:hanging="792"/>
-      </w:pPr>
-    </w:lvl>
-    <w:lvl w:ilvl="5">
-      <w:start w:val="1"/>
-      <w:numFmt w:val="decimal"/>
-      <w:lvlText w:val="%1.%2.%3.%4.%5.%6."/>
-      <w:lvlJc w:val="left"/>
-      <w:pPr>
-        <w:ind w:left="2736" w:hanging="936"/>
-      </w:pPr>
-    </w:lvl>
-    <w:lvl w:ilvl="6">
-      <w:start w:val="1"/>
-      <w:numFmt w:val="decimal"/>
-      <w:lvlText w:val="%1.%2.%3.%4.%5.%6.%7."/>
-      <w:lvlJc w:val="left"/>
-      <w:pPr>
-        <w:ind w:left="3240" w:hanging="1080"/>
-      </w:pPr>
-    </w:lvl>
-    <w:lvl w:ilvl="7">
-      <w:start w:val="1"/>
-      <w:numFmt w:val="decimal"/>
-      <w:lvlText w:val="%1.%2.%3.%4.%5.%6.%7.%8."/>
-      <w:lvlJc w:val="left"/>
-      <w:pPr>
-        <w:ind w:left="3744" w:hanging="1224"/>
-      </w:pPr>
-    </w:lvl>
-    <w:lvl w:ilvl="8">
-      <w:start w:val="1"/>
-      <w:numFmt w:val="decimal"/>
-      <w:lvlText w:val="%1.%2.%3.%4.%5.%6.%7.%8.%9."/>
-      <w:lvlJc w:val="left"/>
-      <w:pPr>
-        <w:ind w:left="4320" w:hanging="1440"/>
-      </w:pPr>
-    </w:lvl>
-  </w:abstractNum>
-  <w:abstractNum w:abstractNumId="24" w15:restartNumberingAfterBreak="0">
+  <w:abstractNum w:abstractNumId="5" w15:restartNumberingAfterBreak="0">
     <w:nsid w:val="0EA757F9"/>
     <w:multiLevelType w:val="hybridMultilevel"/>
     <w:tmpl w:val="721E445A"/>
@@ -26739,7 +25493,7 @@
       </w:rPr>
     </w:lvl>
   </w:abstractNum>
-  <w:abstractNum w:abstractNumId="25" w15:restartNumberingAfterBreak="0">
+  <w:abstractNum w:abstractNumId="6" w15:restartNumberingAfterBreak="0">
     <w:nsid w:val="121976AD"/>
     <w:multiLevelType w:val="multilevel"/>
     <w:tmpl w:val="230284B6"/>
@@ -26888,7 +25642,7 @@
       </w:rPr>
     </w:lvl>
   </w:abstractNum>
-  <w:abstractNum w:abstractNumId="26" w15:restartNumberingAfterBreak="0">
+  <w:abstractNum w:abstractNumId="7" w15:restartNumberingAfterBreak="0">
     <w:nsid w:val="14497319"/>
     <w:multiLevelType w:val="multilevel"/>
     <w:tmpl w:val="FFCCD28A"/>
@@ -26992,7 +25746,7 @@
       </w:rPr>
     </w:lvl>
   </w:abstractNum>
-  <w:abstractNum w:abstractNumId="27" w15:restartNumberingAfterBreak="0">
+  <w:abstractNum w:abstractNumId="8" w15:restartNumberingAfterBreak="0">
     <w:nsid w:val="16B25150"/>
     <w:multiLevelType w:val="multilevel"/>
     <w:tmpl w:val="4BA09386"/>
@@ -27096,7 +25850,7 @@
       </w:rPr>
     </w:lvl>
   </w:abstractNum>
-  <w:abstractNum w:abstractNumId="28" w15:restartNumberingAfterBreak="0">
+  <w:abstractNum w:abstractNumId="9" w15:restartNumberingAfterBreak="0">
     <w:nsid w:val="1842460A"/>
     <w:multiLevelType w:val="multilevel"/>
     <w:tmpl w:val="78F82108"/>
@@ -27245,7 +25999,7 @@
       </w:rPr>
     </w:lvl>
   </w:abstractNum>
-  <w:abstractNum w:abstractNumId="29" w15:restartNumberingAfterBreak="0">
+  <w:abstractNum w:abstractNumId="10" w15:restartNumberingAfterBreak="0">
     <w:nsid w:val="18757AC3"/>
     <w:multiLevelType w:val="multilevel"/>
     <w:tmpl w:val="972041B6"/>
@@ -27394,7 +26148,7 @@
       </w:rPr>
     </w:lvl>
   </w:abstractNum>
-  <w:abstractNum w:abstractNumId="30" w15:restartNumberingAfterBreak="0">
+  <w:abstractNum w:abstractNumId="11" w15:restartNumberingAfterBreak="0">
     <w:nsid w:val="1BEA119A"/>
     <w:multiLevelType w:val="hybridMultilevel"/>
     <w:tmpl w:val="F55C57DA"/>
@@ -27507,7 +26261,7 @@
       </w:rPr>
     </w:lvl>
   </w:abstractNum>
-  <w:abstractNum w:abstractNumId="31" w15:restartNumberingAfterBreak="0">
+  <w:abstractNum w:abstractNumId="12" w15:restartNumberingAfterBreak="0">
     <w:nsid w:val="1BF53660"/>
     <w:multiLevelType w:val="multilevel"/>
     <w:tmpl w:val="731A0940"/>
@@ -27656,120 +26410,7 @@
       </w:rPr>
     </w:lvl>
   </w:abstractNum>
-  <w:abstractNum w:abstractNumId="32" w15:restartNumberingAfterBreak="0">
-    <w:nsid w:val="1E6839B1"/>
-    <w:multiLevelType w:val="hybridMultilevel"/>
-    <w:tmpl w:val="ED989C40"/>
-    <w:lvl w:ilvl="0" w:tplc="040E0003">
-      <w:start w:val="1"/>
-      <w:numFmt w:val="bullet"/>
-      <w:lvlText w:val="o"/>
-      <w:lvlJc w:val="left"/>
-      <w:pPr>
-        <w:ind w:left="720" w:hanging="360"/>
-      </w:pPr>
-      <w:rPr>
-        <w:rFonts w:ascii="Courier New" w:hAnsi="Courier New" w:cs="Courier New" w:hint="default"/>
-      </w:rPr>
-    </w:lvl>
-    <w:lvl w:ilvl="1" w:tplc="040E0003">
-      <w:start w:val="1"/>
-      <w:numFmt w:val="bullet"/>
-      <w:lvlText w:val="o"/>
-      <w:lvlJc w:val="left"/>
-      <w:pPr>
-        <w:ind w:left="1440" w:hanging="360"/>
-      </w:pPr>
-      <w:rPr>
-        <w:rFonts w:ascii="Courier New" w:hAnsi="Courier New" w:cs="Courier New" w:hint="default"/>
-      </w:rPr>
-    </w:lvl>
-    <w:lvl w:ilvl="2" w:tplc="040E0005" w:tentative="1">
-      <w:start w:val="1"/>
-      <w:numFmt w:val="bullet"/>
-      <w:lvlText w:val=""/>
-      <w:lvlJc w:val="left"/>
-      <w:pPr>
-        <w:ind w:left="2160" w:hanging="360"/>
-      </w:pPr>
-      <w:rPr>
-        <w:rFonts w:ascii="Wingdings" w:hAnsi="Wingdings" w:hint="default"/>
-      </w:rPr>
-    </w:lvl>
-    <w:lvl w:ilvl="3" w:tplc="040E0001" w:tentative="1">
-      <w:start w:val="1"/>
-      <w:numFmt w:val="bullet"/>
-      <w:lvlText w:val=""/>
-      <w:lvlJc w:val="left"/>
-      <w:pPr>
-        <w:ind w:left="2880" w:hanging="360"/>
-      </w:pPr>
-      <w:rPr>
-        <w:rFonts w:ascii="Symbol" w:hAnsi="Symbol" w:hint="default"/>
-      </w:rPr>
-    </w:lvl>
-    <w:lvl w:ilvl="4" w:tplc="040E0003" w:tentative="1">
-      <w:start w:val="1"/>
-      <w:numFmt w:val="bullet"/>
-      <w:lvlText w:val="o"/>
-      <w:lvlJc w:val="left"/>
-      <w:pPr>
-        <w:ind w:left="3600" w:hanging="360"/>
-      </w:pPr>
-      <w:rPr>
-        <w:rFonts w:ascii="Courier New" w:hAnsi="Courier New" w:cs="Courier New" w:hint="default"/>
-      </w:rPr>
-    </w:lvl>
-    <w:lvl w:ilvl="5" w:tplc="040E0005" w:tentative="1">
-      <w:start w:val="1"/>
-      <w:numFmt w:val="bullet"/>
-      <w:lvlText w:val=""/>
-      <w:lvlJc w:val="left"/>
-      <w:pPr>
-        <w:ind w:left="4320" w:hanging="360"/>
-      </w:pPr>
-      <w:rPr>
-        <w:rFonts w:ascii="Wingdings" w:hAnsi="Wingdings" w:hint="default"/>
-      </w:rPr>
-    </w:lvl>
-    <w:lvl w:ilvl="6" w:tplc="040E0001" w:tentative="1">
-      <w:start w:val="1"/>
-      <w:numFmt w:val="bullet"/>
-      <w:lvlText w:val=""/>
-      <w:lvlJc w:val="left"/>
-      <w:pPr>
-        <w:ind w:left="5040" w:hanging="360"/>
-      </w:pPr>
-      <w:rPr>
-        <w:rFonts w:ascii="Symbol" w:hAnsi="Symbol" w:hint="default"/>
-      </w:rPr>
-    </w:lvl>
-    <w:lvl w:ilvl="7" w:tplc="040E0003" w:tentative="1">
-      <w:start w:val="1"/>
-      <w:numFmt w:val="bullet"/>
-      <w:lvlText w:val="o"/>
-      <w:lvlJc w:val="left"/>
-      <w:pPr>
-        <w:ind w:left="5760" w:hanging="360"/>
-      </w:pPr>
-      <w:rPr>
-        <w:rFonts w:ascii="Courier New" w:hAnsi="Courier New" w:cs="Courier New" w:hint="default"/>
-      </w:rPr>
-    </w:lvl>
-    <w:lvl w:ilvl="8" w:tplc="040E0005" w:tentative="1">
-      <w:start w:val="1"/>
-      <w:numFmt w:val="bullet"/>
-      <w:lvlText w:val=""/>
-      <w:lvlJc w:val="left"/>
-      <w:pPr>
-        <w:ind w:left="6480" w:hanging="360"/>
-      </w:pPr>
-      <w:rPr>
-        <w:rFonts w:ascii="Wingdings" w:hAnsi="Wingdings" w:hint="default"/>
-      </w:rPr>
-    </w:lvl>
-  </w:abstractNum>
-  <w:abstractNum w:abstractNumId="33" w15:restartNumberingAfterBreak="0">
+  <w:abstractNum w:abstractNumId="13" w15:restartNumberingAfterBreak="0">
     <w:nsid w:val="1EFD1030"/>
     <w:multiLevelType w:val="multilevel"/>
     <w:tmpl w:val="4DE84286"/>
@@ -27918,120 +26559,7 @@
       </w:rPr>
     </w:lvl>
   </w:abstractNum>
-  <w:abstractNum w:abstractNumId="34" w15:restartNumberingAfterBreak="0">
-    <w:nsid w:val="1F3440CA"/>
-    <w:multiLevelType w:val="hybridMultilevel"/>
-    <w:tmpl w:val="81A4D31E"/>
-    <w:lvl w:ilvl="0" w:tplc="3474BAA0">
-      <w:start w:val="1"/>
-      <w:numFmt w:val="bullet"/>
-      <w:lvlText w:val=""/>
-      <w:lvlJc w:val="left"/>
-      <w:pPr>
-        <w:ind w:left="1440" w:hanging="360"/>
-      </w:pPr>
-      <w:rPr>
-        <w:rFonts w:ascii="Symbol" w:hAnsi="Symbol" w:hint="default"/>
-      </w:rPr>
-    </w:lvl>
-    <w:lvl w:ilvl="1" w:tplc="040E0003" w:tentative="1">
-      <w:start w:val="1"/>
-      <w:numFmt w:val="bullet"/>
-      <w:lvlText w:val="o"/>
-      <w:lvlJc w:val="left"/>
-      <w:pPr>
-        <w:ind w:left="1440" w:hanging="360"/>
-      </w:pPr>
-      <w:rPr>
-        <w:rFonts w:ascii="Courier New" w:hAnsi="Courier New" w:cs="Courier New" w:hint="default"/>
-      </w:rPr>
-    </w:lvl>
-    <w:lvl w:ilvl="2" w:tplc="040E0005" w:tentative="1">
-      <w:start w:val="1"/>
-      <w:numFmt w:val="bullet"/>
-      <w:lvlText w:val=""/>
-      <w:lvlJc w:val="left"/>
-      <w:pPr>
-        <w:ind w:left="2160" w:hanging="360"/>
-      </w:pPr>
-      <w:rPr>
-        <w:rFonts w:ascii="Wingdings" w:hAnsi="Wingdings" w:hint="default"/>
-      </w:rPr>
-    </w:lvl>
-    <w:lvl w:ilvl="3" w:tplc="040E0001" w:tentative="1">
-      <w:start w:val="1"/>
-      <w:numFmt w:val="bullet"/>
-      <w:lvlText w:val=""/>
-      <w:lvlJc w:val="left"/>
-      <w:pPr>
-        <w:ind w:left="2880" w:hanging="360"/>
-      </w:pPr>
-      <w:rPr>
-        <w:rFonts w:ascii="Symbol" w:hAnsi="Symbol" w:hint="default"/>
-      </w:rPr>
-    </w:lvl>
-    <w:lvl w:ilvl="4" w:tplc="040E0003" w:tentative="1">
-      <w:start w:val="1"/>
-      <w:numFmt w:val="bullet"/>
-      <w:lvlText w:val="o"/>
-      <w:lvlJc w:val="left"/>
-      <w:pPr>
-        <w:ind w:left="3600" w:hanging="360"/>
-      </w:pPr>
-      <w:rPr>
-        <w:rFonts w:ascii="Courier New" w:hAnsi="Courier New" w:cs="Courier New" w:hint="default"/>
-      </w:rPr>
-    </w:lvl>
-    <w:lvl w:ilvl="5" w:tplc="040E0005" w:tentative="1">
-      <w:start w:val="1"/>
-      <w:numFmt w:val="bullet"/>
-      <w:lvlText w:val=""/>
-      <w:lvlJc w:val="left"/>
-      <w:pPr>
-        <w:ind w:left="4320" w:hanging="360"/>
-      </w:pPr>
-      <w:rPr>
-        <w:rFonts w:ascii="Wingdings" w:hAnsi="Wingdings" w:hint="default"/>
-      </w:rPr>
-    </w:lvl>
-    <w:lvl w:ilvl="6" w:tplc="040E0001" w:tentative="1">
-      <w:start w:val="1"/>
-      <w:numFmt w:val="bullet"/>
-      <w:lvlText w:val=""/>
-      <w:lvlJc w:val="left"/>
-      <w:pPr>
-        <w:ind w:left="5040" w:hanging="360"/>
-      </w:pPr>
-      <w:rPr>
-        <w:rFonts w:ascii="Symbol" w:hAnsi="Symbol" w:hint="default"/>
-      </w:rPr>
-    </w:lvl>
-    <w:lvl w:ilvl="7" w:tplc="040E0003" w:tentative="1">
-      <w:start w:val="1"/>
-      <w:numFmt w:val="bullet"/>
-      <w:lvlText w:val="o"/>
-      <w:lvlJc w:val="left"/>
-      <w:pPr>
-        <w:ind w:left="5760" w:hanging="360"/>
-      </w:pPr>
-      <w:rPr>
-        <w:rFonts w:ascii="Courier New" w:hAnsi="Courier New" w:cs="Courier New" w:hint="default"/>
-      </w:rPr>
-    </w:lvl>
-    <w:lvl w:ilvl="8" w:tplc="040E0005" w:tentative="1">
-      <w:start w:val="1"/>
-      <w:numFmt w:val="bullet"/>
-      <w:lvlText w:val=""/>
-      <w:lvlJc w:val="left"/>
-      <w:pPr>
-        <w:ind w:left="6480" w:hanging="360"/>
-      </w:pPr>
-      <w:rPr>
-        <w:rFonts w:ascii="Wingdings" w:hAnsi="Wingdings" w:hint="default"/>
-      </w:rPr>
-    </w:lvl>
-  </w:abstractNum>
-  <w:abstractNum w:abstractNumId="35" w15:restartNumberingAfterBreak="0">
+  <w:abstractNum w:abstractNumId="14" w15:restartNumberingAfterBreak="0">
     <w:nsid w:val="201F03B3"/>
     <w:multiLevelType w:val="hybridMultilevel"/>
     <w:tmpl w:val="116E1184"/>
@@ -28144,206 +26672,7 @@
       </w:rPr>
     </w:lvl>
   </w:abstractNum>
-  <w:abstractNum w:abstractNumId="36" w15:restartNumberingAfterBreak="0">
-    <w:nsid w:val="22710747"/>
-    <w:multiLevelType w:val="hybridMultilevel"/>
-    <w:tmpl w:val="D20EE91E"/>
-    <w:lvl w:ilvl="0" w:tplc="040E0003">
-      <w:start w:val="1"/>
-      <w:numFmt w:val="bullet"/>
-      <w:lvlText w:val="o"/>
-      <w:lvlJc w:val="left"/>
-      <w:pPr>
-        <w:ind w:left="1080" w:hanging="360"/>
-      </w:pPr>
-      <w:rPr>
-        <w:rFonts w:ascii="Courier New" w:hAnsi="Courier New" w:cs="Courier New" w:hint="default"/>
-      </w:rPr>
-    </w:lvl>
-    <w:lvl w:ilvl="1" w:tplc="040E0003" w:tentative="1">
-      <w:start w:val="1"/>
-      <w:numFmt w:val="bullet"/>
-      <w:lvlText w:val="o"/>
-      <w:lvlJc w:val="left"/>
-      <w:pPr>
-        <w:ind w:left="1800" w:hanging="360"/>
-      </w:pPr>
-      <w:rPr>
-        <w:rFonts w:ascii="Courier New" w:hAnsi="Courier New" w:cs="Courier New" w:hint="default"/>
-      </w:rPr>
-    </w:lvl>
-    <w:lvl w:ilvl="2" w:tplc="040E0005" w:tentative="1">
-      <w:start w:val="1"/>
-      <w:numFmt w:val="bullet"/>
-      <w:lvlText w:val=""/>
-      <w:lvlJc w:val="left"/>
-      <w:pPr>
-        <w:ind w:left="2520" w:hanging="360"/>
-      </w:pPr>
-      <w:rPr>
-        <w:rFonts w:ascii="Wingdings" w:hAnsi="Wingdings" w:hint="default"/>
-      </w:rPr>
-    </w:lvl>
-    <w:lvl w:ilvl="3" w:tplc="040E0001" w:tentative="1">
-      <w:start w:val="1"/>
-      <w:numFmt w:val="bullet"/>
-      <w:lvlText w:val=""/>
-      <w:lvlJc w:val="left"/>
-      <w:pPr>
-        <w:ind w:left="3240" w:hanging="360"/>
-      </w:pPr>
-      <w:rPr>
-        <w:rFonts w:ascii="Symbol" w:hAnsi="Symbol" w:hint="default"/>
-      </w:rPr>
-    </w:lvl>
-    <w:lvl w:ilvl="4" w:tplc="040E0003" w:tentative="1">
-      <w:start w:val="1"/>
-      <w:numFmt w:val="bullet"/>
-      <w:lvlText w:val="o"/>
-      <w:lvlJc w:val="left"/>
-      <w:pPr>
-        <w:ind w:left="3960" w:hanging="360"/>
-      </w:pPr>
-      <w:rPr>
-        <w:rFonts w:ascii="Courier New" w:hAnsi="Courier New" w:cs="Courier New" w:hint="default"/>
-      </w:rPr>
-    </w:lvl>
-    <w:lvl w:ilvl="5" w:tplc="040E0005" w:tentative="1">
-      <w:start w:val="1"/>
-      <w:numFmt w:val="bullet"/>
-      <w:lvlText w:val=""/>
-      <w:lvlJc w:val="left"/>
-      <w:pPr>
-        <w:ind w:left="4680" w:hanging="360"/>
-      </w:pPr>
-      <w:rPr>
-        <w:rFonts w:ascii="Wingdings" w:hAnsi="Wingdings" w:hint="default"/>
-      </w:rPr>
-    </w:lvl>
-    <w:lvl w:ilvl="6" w:tplc="040E0001" w:tentative="1">
-      <w:start w:val="1"/>
-      <w:numFmt w:val="bullet"/>
-      <w:lvlText w:val=""/>
-      <w:lvlJc w:val="left"/>
-      <w:pPr>
-        <w:ind w:left="5400" w:hanging="360"/>
-      </w:pPr>
-      <w:rPr>
-        <w:rFonts w:ascii="Symbol" w:hAnsi="Symbol" w:hint="default"/>
-      </w:rPr>
-    </w:lvl>
-    <w:lvl w:ilvl="7" w:tplc="040E0003" w:tentative="1">
-      <w:start w:val="1"/>
-      <w:numFmt w:val="bullet"/>
-      <w:lvlText w:val="o"/>
-      <w:lvlJc w:val="left"/>
-      <w:pPr>
-        <w:ind w:left="6120" w:hanging="360"/>
-      </w:pPr>
-      <w:rPr>
-        <w:rFonts w:ascii="Courier New" w:hAnsi="Courier New" w:cs="Courier New" w:hint="default"/>
-      </w:rPr>
-    </w:lvl>
-    <w:lvl w:ilvl="8" w:tplc="040E0005" w:tentative="1">
-      <w:start w:val="1"/>
-      <w:numFmt w:val="bullet"/>
-      <w:lvlText w:val=""/>
-      <w:lvlJc w:val="left"/>
-      <w:pPr>
-        <w:ind w:left="6840" w:hanging="360"/>
-      </w:pPr>
-      <w:rPr>
-        <w:rFonts w:ascii="Wingdings" w:hAnsi="Wingdings" w:hint="default"/>
-      </w:rPr>
-    </w:lvl>
-  </w:abstractNum>
-  <w:abstractNum w:abstractNumId="37" w15:restartNumberingAfterBreak="0">
-    <w:nsid w:val="24B03F36"/>
-    <w:multiLevelType w:val="multilevel"/>
-    <w:tmpl w:val="040E0025"/>
-    <w:lvl w:ilvl="0">
-      <w:start w:val="1"/>
-      <w:numFmt w:val="decimal"/>
-      <w:lvlText w:val="%1"/>
-      <w:lvlJc w:val="left"/>
-      <w:pPr>
-        <w:ind w:left="432" w:hanging="432"/>
-      </w:pPr>
-    </w:lvl>
-    <w:lvl w:ilvl="1">
-      <w:start w:val="1"/>
-      <w:numFmt w:val="decimal"/>
-      <w:lvlText w:val="%1.%2"/>
-      <w:lvlJc w:val="left"/>
-      <w:pPr>
-        <w:ind w:left="576" w:hanging="576"/>
-      </w:pPr>
-    </w:lvl>
-    <w:lvl w:ilvl="2">
-      <w:start w:val="1"/>
-      <w:numFmt w:val="decimal"/>
-      <w:lvlText w:val="%1.%2.%3"/>
-      <w:lvlJc w:val="left"/>
-      <w:pPr>
-        <w:ind w:left="720" w:hanging="720"/>
-      </w:pPr>
-    </w:lvl>
-    <w:lvl w:ilvl="3">
-      <w:start w:val="1"/>
-      <w:numFmt w:val="decimal"/>
-      <w:lvlText w:val="%1.%2.%3.%4"/>
-      <w:lvlJc w:val="left"/>
-      <w:pPr>
-        <w:ind w:left="864" w:hanging="864"/>
-      </w:pPr>
-    </w:lvl>
-    <w:lvl w:ilvl="4">
-      <w:start w:val="1"/>
-      <w:numFmt w:val="decimal"/>
-      <w:lvlText w:val="%1.%2.%3.%4.%5"/>
-      <w:lvlJc w:val="left"/>
-      <w:pPr>
-        <w:ind w:left="1008" w:hanging="1008"/>
-      </w:pPr>
-    </w:lvl>
-    <w:lvl w:ilvl="5">
-      <w:start w:val="1"/>
-      <w:numFmt w:val="decimal"/>
-      <w:lvlText w:val="%1.%2.%3.%4.%5.%6"/>
-      <w:lvlJc w:val="left"/>
-      <w:pPr>
-        <w:ind w:left="1152" w:hanging="1152"/>
-      </w:pPr>
-    </w:lvl>
-    <w:lvl w:ilvl="6">
-      <w:start w:val="1"/>
-      <w:numFmt w:val="decimal"/>
-      <w:lvlText w:val="%1.%2.%3.%4.%5.%6.%7"/>
-      <w:lvlJc w:val="left"/>
-      <w:pPr>
-        <w:ind w:left="1296" w:hanging="1296"/>
-      </w:pPr>
-    </w:lvl>
-    <w:lvl w:ilvl="7">
-      <w:start w:val="1"/>
-      <w:numFmt w:val="decimal"/>
-      <w:lvlText w:val="%1.%2.%3.%4.%5.%6.%7.%8"/>
-      <w:lvlJc w:val="left"/>
-      <w:pPr>
-        <w:ind w:left="1440" w:hanging="1440"/>
-      </w:pPr>
-    </w:lvl>
-    <w:lvl w:ilvl="8">
-      <w:start w:val="1"/>
-      <w:numFmt w:val="decimal"/>
-      <w:lvlText w:val="%1.%2.%3.%4.%5.%6.%7.%8.%9"/>
-      <w:lvlJc w:val="left"/>
-      <w:pPr>
-        <w:ind w:left="1584" w:hanging="1584"/>
-      </w:pPr>
-    </w:lvl>
-  </w:abstractNum>
-  <w:abstractNum w:abstractNumId="38" w15:restartNumberingAfterBreak="0">
+  <w:abstractNum w:abstractNumId="15" w15:restartNumberingAfterBreak="0">
     <w:nsid w:val="25817C8C"/>
     <w:multiLevelType w:val="multilevel"/>
     <w:tmpl w:val="CA9E9356"/>
@@ -28456,471 +26785,7 @@
       </w:pPr>
     </w:lvl>
   </w:abstractNum>
-  <w:abstractNum w:abstractNumId="39" w15:restartNumberingAfterBreak="0">
-    <w:nsid w:val="28AC14D4"/>
-    <w:multiLevelType w:val="hybridMultilevel"/>
-    <w:tmpl w:val="8AF45E00"/>
-    <w:lvl w:ilvl="0" w:tplc="040E0001">
-      <w:start w:val="1"/>
-      <w:numFmt w:val="bullet"/>
-      <w:lvlText w:val=""/>
-      <w:lvlJc w:val="left"/>
-      <w:pPr>
-        <w:ind w:left="720" w:hanging="360"/>
-      </w:pPr>
-      <w:rPr>
-        <w:rFonts w:ascii="Symbol" w:hAnsi="Symbol" w:hint="default"/>
-      </w:rPr>
-    </w:lvl>
-    <w:lvl w:ilvl="1" w:tplc="040E0003" w:tentative="1">
-      <w:start w:val="1"/>
-      <w:numFmt w:val="bullet"/>
-      <w:lvlText w:val="o"/>
-      <w:lvlJc w:val="left"/>
-      <w:pPr>
-        <w:ind w:left="1440" w:hanging="360"/>
-      </w:pPr>
-      <w:rPr>
-        <w:rFonts w:ascii="Courier New" w:hAnsi="Courier New" w:cs="Courier New" w:hint="default"/>
-      </w:rPr>
-    </w:lvl>
-    <w:lvl w:ilvl="2" w:tplc="040E0005" w:tentative="1">
-      <w:start w:val="1"/>
-      <w:numFmt w:val="bullet"/>
-      <w:lvlText w:val=""/>
-      <w:lvlJc w:val="left"/>
-      <w:pPr>
-        <w:ind w:left="2160" w:hanging="360"/>
-      </w:pPr>
-      <w:rPr>
-        <w:rFonts w:ascii="Wingdings" w:hAnsi="Wingdings" w:hint="default"/>
-      </w:rPr>
-    </w:lvl>
-    <w:lvl w:ilvl="3" w:tplc="040E0001" w:tentative="1">
-      <w:start w:val="1"/>
-      <w:numFmt w:val="bullet"/>
-      <w:lvlText w:val=""/>
-      <w:lvlJc w:val="left"/>
-      <w:pPr>
-        <w:ind w:left="2880" w:hanging="360"/>
-      </w:pPr>
-      <w:rPr>
-        <w:rFonts w:ascii="Symbol" w:hAnsi="Symbol" w:hint="default"/>
-      </w:rPr>
-    </w:lvl>
-    <w:lvl w:ilvl="4" w:tplc="040E0003" w:tentative="1">
-      <w:start w:val="1"/>
-      <w:numFmt w:val="bullet"/>
-      <w:lvlText w:val="o"/>
-      <w:lvlJc w:val="left"/>
-      <w:pPr>
-        <w:ind w:left="3600" w:hanging="360"/>
-      </w:pPr>
-      <w:rPr>
-        <w:rFonts w:ascii="Courier New" w:hAnsi="Courier New" w:cs="Courier New" w:hint="default"/>
-      </w:rPr>
-    </w:lvl>
-    <w:lvl w:ilvl="5" w:tplc="040E0005" w:tentative="1">
-      <w:start w:val="1"/>
-      <w:numFmt w:val="bullet"/>
-      <w:lvlText w:val=""/>
-      <w:lvlJc w:val="left"/>
-      <w:pPr>
-        <w:ind w:left="4320" w:hanging="360"/>
-      </w:pPr>
-      <w:rPr>
-        <w:rFonts w:ascii="Wingdings" w:hAnsi="Wingdings" w:hint="default"/>
-      </w:rPr>
-    </w:lvl>
-    <w:lvl w:ilvl="6" w:tplc="040E0001" w:tentative="1">
-      <w:start w:val="1"/>
-      <w:numFmt w:val="bullet"/>
-      <w:lvlText w:val=""/>
-      <w:lvlJc w:val="left"/>
-      <w:pPr>
-        <w:ind w:left="5040" w:hanging="360"/>
-      </w:pPr>
-      <w:rPr>
-        <w:rFonts w:ascii="Symbol" w:hAnsi="Symbol" w:hint="default"/>
-      </w:rPr>
-    </w:lvl>
-    <w:lvl w:ilvl="7" w:tplc="040E0003" w:tentative="1">
-      <w:start w:val="1"/>
-      <w:numFmt w:val="bullet"/>
-      <w:lvlText w:val="o"/>
-      <w:lvlJc w:val="left"/>
-      <w:pPr>
-        <w:ind w:left="5760" w:hanging="360"/>
-      </w:pPr>
-      <w:rPr>
-        <w:rFonts w:ascii="Courier New" w:hAnsi="Courier New" w:cs="Courier New" w:hint="default"/>
-      </w:rPr>
-    </w:lvl>
-    <w:lvl w:ilvl="8" w:tplc="040E0005" w:tentative="1">
-      <w:start w:val="1"/>
-      <w:numFmt w:val="bullet"/>
-      <w:lvlText w:val=""/>
-      <w:lvlJc w:val="left"/>
-      <w:pPr>
-        <w:ind w:left="6480" w:hanging="360"/>
-      </w:pPr>
-      <w:rPr>
-        <w:rFonts w:ascii="Wingdings" w:hAnsi="Wingdings" w:hint="default"/>
-      </w:rPr>
-    </w:lvl>
-  </w:abstractNum>
-  <w:abstractNum w:abstractNumId="40" w15:restartNumberingAfterBreak="0">
-    <w:nsid w:val="28F75632"/>
-    <w:multiLevelType w:val="hybridMultilevel"/>
-    <w:tmpl w:val="303E3F7A"/>
-    <w:lvl w:ilvl="0" w:tplc="C3729B8E">
-      <w:start w:val="6"/>
-      <w:numFmt w:val="decimal"/>
-      <w:lvlText w:val="%1"/>
-      <w:lvlJc w:val="left"/>
-      <w:pPr>
-        <w:ind w:left="720" w:hanging="360"/>
-      </w:pPr>
-      <w:rPr>
-        <w:rFonts w:hint="default"/>
-      </w:rPr>
-    </w:lvl>
-    <w:lvl w:ilvl="1" w:tplc="040E0019" w:tentative="1">
-      <w:start w:val="1"/>
-      <w:numFmt w:val="lowerLetter"/>
-      <w:lvlText w:val="%2."/>
-      <w:lvlJc w:val="left"/>
-      <w:pPr>
-        <w:ind w:left="1440" w:hanging="360"/>
-      </w:pPr>
-    </w:lvl>
-    <w:lvl w:ilvl="2" w:tplc="040E001B" w:tentative="1">
-      <w:start w:val="1"/>
-      <w:numFmt w:val="lowerRoman"/>
-      <w:lvlText w:val="%3."/>
-      <w:lvlJc w:val="right"/>
-      <w:pPr>
-        <w:ind w:left="2160" w:hanging="180"/>
-      </w:pPr>
-    </w:lvl>
-    <w:lvl w:ilvl="3" w:tplc="040E000F" w:tentative="1">
-      <w:start w:val="1"/>
-      <w:numFmt w:val="decimal"/>
-      <w:lvlText w:val="%4."/>
-      <w:lvlJc w:val="left"/>
-      <w:pPr>
-        <w:ind w:left="2880" w:hanging="360"/>
-      </w:pPr>
-    </w:lvl>
-    <w:lvl w:ilvl="4" w:tplc="040E0019" w:tentative="1">
-      <w:start w:val="1"/>
-      <w:numFmt w:val="lowerLetter"/>
-      <w:lvlText w:val="%5."/>
-      <w:lvlJc w:val="left"/>
-      <w:pPr>
-        <w:ind w:left="3600" w:hanging="360"/>
-      </w:pPr>
-    </w:lvl>
-    <w:lvl w:ilvl="5" w:tplc="040E001B" w:tentative="1">
-      <w:start w:val="1"/>
-      <w:numFmt w:val="lowerRoman"/>
-      <w:lvlText w:val="%6."/>
-      <w:lvlJc w:val="right"/>
-      <w:pPr>
-        <w:ind w:left="4320" w:hanging="180"/>
-      </w:pPr>
-    </w:lvl>
-    <w:lvl w:ilvl="6" w:tplc="040E000F" w:tentative="1">
-      <w:start w:val="1"/>
-      <w:numFmt w:val="decimal"/>
-      <w:lvlText w:val="%7."/>
-      <w:lvlJc w:val="left"/>
-      <w:pPr>
-        <w:ind w:left="5040" w:hanging="360"/>
-      </w:pPr>
-    </w:lvl>
-    <w:lvl w:ilvl="7" w:tplc="040E0019" w:tentative="1">
-      <w:start w:val="1"/>
-      <w:numFmt w:val="lowerLetter"/>
-      <w:lvlText w:val="%8."/>
-      <w:lvlJc w:val="left"/>
-      <w:pPr>
-        <w:ind w:left="5760" w:hanging="360"/>
-      </w:pPr>
-    </w:lvl>
-    <w:lvl w:ilvl="8" w:tplc="040E001B" w:tentative="1">
-      <w:start w:val="1"/>
-      <w:numFmt w:val="lowerRoman"/>
-      <w:lvlText w:val="%9."/>
-      <w:lvlJc w:val="right"/>
-      <w:pPr>
-        <w:ind w:left="6480" w:hanging="180"/>
-      </w:pPr>
-    </w:lvl>
-  </w:abstractNum>
-  <w:abstractNum w:abstractNumId="41" w15:restartNumberingAfterBreak="0">
-    <w:nsid w:val="2B6903BA"/>
-    <w:multiLevelType w:val="multilevel"/>
-    <w:tmpl w:val="6BEE0310"/>
-    <w:lvl w:ilvl="0">
-      <w:start w:val="1"/>
-      <w:numFmt w:val="bullet"/>
-      <w:lvlText w:val=""/>
-      <w:lvlJc w:val="left"/>
-      <w:pPr>
-        <w:tabs>
-          <w:tab w:val="num" w:pos="720"/>
-        </w:tabs>
-        <w:ind w:left="720" w:hanging="360"/>
-      </w:pPr>
-      <w:rPr>
-        <w:rFonts w:ascii="Symbol" w:hAnsi="Symbol" w:hint="default"/>
-        <w:sz w:val="20"/>
-      </w:rPr>
-    </w:lvl>
-    <w:lvl w:ilvl="1" w:tentative="1">
-      <w:start w:val="1"/>
-      <w:numFmt w:val="bullet"/>
-      <w:lvlText w:val="o"/>
-      <w:lvlJc w:val="left"/>
-      <w:pPr>
-        <w:tabs>
-          <w:tab w:val="num" w:pos="1440"/>
-        </w:tabs>
-        <w:ind w:left="1440" w:hanging="360"/>
-      </w:pPr>
-      <w:rPr>
-        <w:rFonts w:ascii="Courier New" w:hAnsi="Courier New" w:hint="default"/>
-        <w:sz w:val="20"/>
-      </w:rPr>
-    </w:lvl>
-    <w:lvl w:ilvl="2" w:tentative="1">
-      <w:start w:val="1"/>
-      <w:numFmt w:val="bullet"/>
-      <w:lvlText w:val=""/>
-      <w:lvlJc w:val="left"/>
-      <w:pPr>
-        <w:tabs>
-          <w:tab w:val="num" w:pos="2160"/>
-        </w:tabs>
-        <w:ind w:left="2160" w:hanging="360"/>
-      </w:pPr>
-      <w:rPr>
-        <w:rFonts w:ascii="Wingdings" w:hAnsi="Wingdings" w:hint="default"/>
-        <w:sz w:val="20"/>
-      </w:rPr>
-    </w:lvl>
-    <w:lvl w:ilvl="3" w:tentative="1">
-      <w:start w:val="1"/>
-      <w:numFmt w:val="bullet"/>
-      <w:lvlText w:val=""/>
-      <w:lvlJc w:val="left"/>
-      <w:pPr>
-        <w:tabs>
-          <w:tab w:val="num" w:pos="2880"/>
-        </w:tabs>
-        <w:ind w:left="2880" w:hanging="360"/>
-      </w:pPr>
-      <w:rPr>
-        <w:rFonts w:ascii="Wingdings" w:hAnsi="Wingdings" w:hint="default"/>
-        <w:sz w:val="20"/>
-      </w:rPr>
-    </w:lvl>
-    <w:lvl w:ilvl="4" w:tentative="1">
-      <w:start w:val="1"/>
-      <w:numFmt w:val="bullet"/>
-      <w:lvlText w:val=""/>
-      <w:lvlJc w:val="left"/>
-      <w:pPr>
-        <w:tabs>
-          <w:tab w:val="num" w:pos="3600"/>
-        </w:tabs>
-        <w:ind w:left="3600" w:hanging="360"/>
-      </w:pPr>
-      <w:rPr>
-        <w:rFonts w:ascii="Wingdings" w:hAnsi="Wingdings" w:hint="default"/>
-        <w:sz w:val="20"/>
-      </w:rPr>
-    </w:lvl>
-    <w:lvl w:ilvl="5" w:tentative="1">
-      <w:start w:val="1"/>
-      <w:numFmt w:val="bullet"/>
-      <w:lvlText w:val=""/>
-      <w:lvlJc w:val="left"/>
-      <w:pPr>
-        <w:tabs>
-          <w:tab w:val="num" w:pos="4320"/>
-        </w:tabs>
-        <w:ind w:left="4320" w:hanging="360"/>
-      </w:pPr>
-      <w:rPr>
-        <w:rFonts w:ascii="Wingdings" w:hAnsi="Wingdings" w:hint="default"/>
-        <w:sz w:val="20"/>
-      </w:rPr>
-    </w:lvl>
-    <w:lvl w:ilvl="6" w:tentative="1">
-      <w:start w:val="1"/>
-      <w:numFmt w:val="bullet"/>
-      <w:lvlText w:val=""/>
-      <w:lvlJc w:val="left"/>
-      <w:pPr>
-        <w:tabs>
-          <w:tab w:val="num" w:pos="5040"/>
-        </w:tabs>
-        <w:ind w:left="5040" w:hanging="360"/>
-      </w:pPr>
-      <w:rPr>
-        <w:rFonts w:ascii="Wingdings" w:hAnsi="Wingdings" w:hint="default"/>
-        <w:sz w:val="20"/>
-      </w:rPr>
-    </w:lvl>
-    <w:lvl w:ilvl="7" w:tentative="1">
-      <w:start w:val="1"/>
-      <w:numFmt w:val="bullet"/>
-      <w:lvlText w:val=""/>
-      <w:lvlJc w:val="left"/>
-      <w:pPr>
-        <w:tabs>
-          <w:tab w:val="num" w:pos="5760"/>
-        </w:tabs>
-        <w:ind w:left="5760" w:hanging="360"/>
-      </w:pPr>
-      <w:rPr>
-        <w:rFonts w:ascii="Wingdings" w:hAnsi="Wingdings" w:hint="default"/>
-        <w:sz w:val="20"/>
-      </w:rPr>
-    </w:lvl>
-    <w:lvl w:ilvl="8" w:tentative="1">
-      <w:start w:val="1"/>
-      <w:numFmt w:val="bullet"/>
-      <w:lvlText w:val=""/>
-      <w:lvlJc w:val="left"/>
-      <w:pPr>
-        <w:tabs>
-          <w:tab w:val="num" w:pos="6480"/>
-        </w:tabs>
-        <w:ind w:left="6480" w:hanging="360"/>
-      </w:pPr>
-      <w:rPr>
-        <w:rFonts w:ascii="Wingdings" w:hAnsi="Wingdings" w:hint="default"/>
-        <w:sz w:val="20"/>
-      </w:rPr>
-    </w:lvl>
-  </w:abstractNum>
-  <w:abstractNum w:abstractNumId="42" w15:restartNumberingAfterBreak="0">
-    <w:nsid w:val="2BBF7887"/>
-    <w:multiLevelType w:val="hybridMultilevel"/>
-    <w:tmpl w:val="C3AC5324"/>
-    <w:lvl w:ilvl="0" w:tplc="040E0003">
-      <w:start w:val="1"/>
-      <w:numFmt w:val="bullet"/>
-      <w:lvlText w:val="o"/>
-      <w:lvlJc w:val="left"/>
-      <w:pPr>
-        <w:ind w:left="1276" w:hanging="360"/>
-      </w:pPr>
-      <w:rPr>
-        <w:rFonts w:ascii="Courier New" w:hAnsi="Courier New" w:cs="Courier New" w:hint="default"/>
-      </w:rPr>
-    </w:lvl>
-    <w:lvl w:ilvl="1" w:tplc="040E0003">
-      <w:start w:val="1"/>
-      <w:numFmt w:val="bullet"/>
-      <w:lvlText w:val="o"/>
-      <w:lvlJc w:val="left"/>
-      <w:pPr>
-        <w:ind w:left="1996" w:hanging="360"/>
-      </w:pPr>
-      <w:rPr>
-        <w:rFonts w:ascii="Courier New" w:hAnsi="Courier New" w:cs="Courier New" w:hint="default"/>
-      </w:rPr>
-    </w:lvl>
-    <w:lvl w:ilvl="2" w:tplc="040E0005" w:tentative="1">
-      <w:start w:val="1"/>
-      <w:numFmt w:val="bullet"/>
-      <w:lvlText w:val=""/>
-      <w:lvlJc w:val="left"/>
-      <w:pPr>
-        <w:ind w:left="2716" w:hanging="360"/>
-      </w:pPr>
-      <w:rPr>
-        <w:rFonts w:ascii="Wingdings" w:hAnsi="Wingdings" w:hint="default"/>
-      </w:rPr>
-    </w:lvl>
-    <w:lvl w:ilvl="3" w:tplc="040E0001" w:tentative="1">
-      <w:start w:val="1"/>
-      <w:numFmt w:val="bullet"/>
-      <w:lvlText w:val=""/>
-      <w:lvlJc w:val="left"/>
-      <w:pPr>
-        <w:ind w:left="3436" w:hanging="360"/>
-      </w:pPr>
-      <w:rPr>
-        <w:rFonts w:ascii="Symbol" w:hAnsi="Symbol" w:hint="default"/>
-      </w:rPr>
-    </w:lvl>
-    <w:lvl w:ilvl="4" w:tplc="040E0003" w:tentative="1">
-      <w:start w:val="1"/>
-      <w:numFmt w:val="bullet"/>
-      <w:lvlText w:val="o"/>
-      <w:lvlJc w:val="left"/>
-      <w:pPr>
-        <w:ind w:left="4156" w:hanging="360"/>
-      </w:pPr>
-      <w:rPr>
-        <w:rFonts w:ascii="Courier New" w:hAnsi="Courier New" w:cs="Courier New" w:hint="default"/>
-      </w:rPr>
-    </w:lvl>
-    <w:lvl w:ilvl="5" w:tplc="040E0005" w:tentative="1">
-      <w:start w:val="1"/>
-      <w:numFmt w:val="bullet"/>
-      <w:lvlText w:val=""/>
-      <w:lvlJc w:val="left"/>
-      <w:pPr>
-        <w:ind w:left="4876" w:hanging="360"/>
-      </w:pPr>
-      <w:rPr>
-        <w:rFonts w:ascii="Wingdings" w:hAnsi="Wingdings" w:hint="default"/>
-      </w:rPr>
-    </w:lvl>
-    <w:lvl w:ilvl="6" w:tplc="040E0001" w:tentative="1">
-      <w:start w:val="1"/>
-      <w:numFmt w:val="bullet"/>
-      <w:lvlText w:val=""/>
-      <w:lvlJc w:val="left"/>
-      <w:pPr>
-        <w:ind w:left="5596" w:hanging="360"/>
-      </w:pPr>
-      <w:rPr>
-        <w:rFonts w:ascii="Symbol" w:hAnsi="Symbol" w:hint="default"/>
-      </w:rPr>
-    </w:lvl>
-    <w:lvl w:ilvl="7" w:tplc="040E0003" w:tentative="1">
-      <w:start w:val="1"/>
-      <w:numFmt w:val="bullet"/>
-      <w:lvlText w:val="o"/>
-      <w:lvlJc w:val="left"/>
-      <w:pPr>
-        <w:ind w:left="6316" w:hanging="360"/>
-      </w:pPr>
-      <w:rPr>
-        <w:rFonts w:ascii="Courier New" w:hAnsi="Courier New" w:cs="Courier New" w:hint="default"/>
-      </w:rPr>
-    </w:lvl>
-    <w:lvl w:ilvl="8" w:tplc="040E0005" w:tentative="1">
-      <w:start w:val="1"/>
-      <w:numFmt w:val="bullet"/>
-      <w:lvlText w:val=""/>
-      <w:lvlJc w:val="left"/>
-      <w:pPr>
-        <w:ind w:left="7036" w:hanging="360"/>
-      </w:pPr>
-      <w:rPr>
-        <w:rFonts w:ascii="Wingdings" w:hAnsi="Wingdings" w:hint="default"/>
-      </w:rPr>
-    </w:lvl>
-  </w:abstractNum>
-  <w:abstractNum w:abstractNumId="43" w15:restartNumberingAfterBreak="0">
+  <w:abstractNum w:abstractNumId="16" w15:restartNumberingAfterBreak="0">
     <w:nsid w:val="2C3C266C"/>
     <w:multiLevelType w:val="multilevel"/>
     <w:tmpl w:val="84CAD64E"/>
@@ -29069,7 +26934,7 @@
       </w:rPr>
     </w:lvl>
   </w:abstractNum>
-  <w:abstractNum w:abstractNumId="44" w15:restartNumberingAfterBreak="0">
+  <w:abstractNum w:abstractNumId="17" w15:restartNumberingAfterBreak="0">
     <w:nsid w:val="2DE97B49"/>
     <w:multiLevelType w:val="multilevel"/>
     <w:tmpl w:val="F4305DA2"/>
@@ -29182,7 +27047,7 @@
       </w:pPr>
     </w:lvl>
   </w:abstractNum>
-  <w:abstractNum w:abstractNumId="45" w15:restartNumberingAfterBreak="0">
+  <w:abstractNum w:abstractNumId="18" w15:restartNumberingAfterBreak="0">
     <w:nsid w:val="2F300845"/>
     <w:multiLevelType w:val="multilevel"/>
     <w:tmpl w:val="E2D248CA"/>
@@ -29295,7 +27160,7 @@
       </w:pPr>
     </w:lvl>
   </w:abstractNum>
-  <w:abstractNum w:abstractNumId="46" w15:restartNumberingAfterBreak="0">
+  <w:abstractNum w:abstractNumId="19" w15:restartNumberingAfterBreak="0">
     <w:nsid w:val="308A6D40"/>
     <w:multiLevelType w:val="hybridMultilevel"/>
     <w:tmpl w:val="03FAF2C6"/>
@@ -29408,96 +27273,7 @@
       </w:rPr>
     </w:lvl>
   </w:abstractNum>
-  <w:abstractNum w:abstractNumId="47" w15:restartNumberingAfterBreak="0">
-    <w:nsid w:val="31386F0C"/>
-    <w:multiLevelType w:val="hybridMultilevel"/>
-    <w:tmpl w:val="018CB7A6"/>
-    <w:lvl w:ilvl="0" w:tplc="3C2E2CB8">
-      <w:start w:val="1"/>
-      <w:numFmt w:val="decimal"/>
-      <w:lvlText w:val="%1"/>
-      <w:lvlJc w:val="left"/>
-      <w:pPr>
-        <w:ind w:left="1065" w:hanging="705"/>
-      </w:pPr>
-      <w:rPr>
-        <w:rFonts w:hint="default"/>
-      </w:rPr>
-    </w:lvl>
-    <w:lvl w:ilvl="1" w:tplc="040E0019" w:tentative="1">
-      <w:start w:val="1"/>
-      <w:numFmt w:val="lowerLetter"/>
-      <w:lvlText w:val="%2."/>
-      <w:lvlJc w:val="left"/>
-      <w:pPr>
-        <w:ind w:left="1440" w:hanging="360"/>
-      </w:pPr>
-    </w:lvl>
-    <w:lvl w:ilvl="2" w:tplc="040E001B" w:tentative="1">
-      <w:start w:val="1"/>
-      <w:numFmt w:val="lowerRoman"/>
-      <w:lvlText w:val="%3."/>
-      <w:lvlJc w:val="right"/>
-      <w:pPr>
-        <w:ind w:left="2160" w:hanging="180"/>
-      </w:pPr>
-    </w:lvl>
-    <w:lvl w:ilvl="3" w:tplc="040E000F" w:tentative="1">
-      <w:start w:val="1"/>
-      <w:numFmt w:val="decimal"/>
-      <w:lvlText w:val="%4."/>
-      <w:lvlJc w:val="left"/>
-      <w:pPr>
-        <w:ind w:left="2880" w:hanging="360"/>
-      </w:pPr>
-    </w:lvl>
-    <w:lvl w:ilvl="4" w:tplc="040E0019" w:tentative="1">
-      <w:start w:val="1"/>
-      <w:numFmt w:val="lowerLetter"/>
-      <w:lvlText w:val="%5."/>
-      <w:lvlJc w:val="left"/>
-      <w:pPr>
-        <w:ind w:left="3600" w:hanging="360"/>
-      </w:pPr>
-    </w:lvl>
-    <w:lvl w:ilvl="5" w:tplc="040E001B" w:tentative="1">
-      <w:start w:val="1"/>
-      <w:numFmt w:val="lowerRoman"/>
-      <w:lvlText w:val="%6."/>
-      <w:lvlJc w:val="right"/>
-      <w:pPr>
-        <w:ind w:left="4320" w:hanging="180"/>
-      </w:pPr>
-    </w:lvl>
-    <w:lvl w:ilvl="6" w:tplc="040E000F" w:tentative="1">
-      <w:start w:val="1"/>
-      <w:numFmt w:val="decimal"/>
-      <w:lvlText w:val="%7."/>
-      <w:lvlJc w:val="left"/>
-      <w:pPr>
-        <w:ind w:left="5040" w:hanging="360"/>
-      </w:pPr>
-    </w:lvl>
-    <w:lvl w:ilvl="7" w:tplc="040E0019" w:tentative="1">
-      <w:start w:val="1"/>
-      <w:numFmt w:val="lowerLetter"/>
-      <w:lvlText w:val="%8."/>
-      <w:lvlJc w:val="left"/>
-      <w:pPr>
-        <w:ind w:left="5760" w:hanging="360"/>
-      </w:pPr>
-    </w:lvl>
-    <w:lvl w:ilvl="8" w:tplc="040E001B" w:tentative="1">
-      <w:start w:val="1"/>
-      <w:numFmt w:val="lowerRoman"/>
-      <w:lvlText w:val="%9."/>
-      <w:lvlJc w:val="right"/>
-      <w:pPr>
-        <w:ind w:left="6480" w:hanging="180"/>
-      </w:pPr>
-    </w:lvl>
-  </w:abstractNum>
-  <w:abstractNum w:abstractNumId="48" w15:restartNumberingAfterBreak="0">
+  <w:abstractNum w:abstractNumId="20" w15:restartNumberingAfterBreak="0">
     <w:nsid w:val="34F303BD"/>
     <w:multiLevelType w:val="multilevel"/>
     <w:tmpl w:val="94D66F1C"/>
@@ -29603,120 +27379,7 @@
       </w:rPr>
     </w:lvl>
   </w:abstractNum>
-  <w:abstractNum w:abstractNumId="49" w15:restartNumberingAfterBreak="0">
-    <w:nsid w:val="350662C8"/>
-    <w:multiLevelType w:val="multilevel"/>
-    <w:tmpl w:val="B29A6B88"/>
-    <w:lvl w:ilvl="0">
-      <w:start w:val="1"/>
-      <w:numFmt w:val="decimal"/>
-      <w:lvlText w:val="%1."/>
-      <w:lvlJc w:val="left"/>
-      <w:pPr>
-        <w:tabs>
-          <w:tab w:val="num" w:pos="720"/>
-        </w:tabs>
-        <w:ind w:left="720" w:hanging="360"/>
-      </w:pPr>
-    </w:lvl>
-    <w:lvl w:ilvl="1" w:tentative="1">
-      <w:start w:val="1"/>
-      <w:numFmt w:val="decimal"/>
-      <w:lvlText w:val="%2."/>
-      <w:lvlJc w:val="left"/>
-      <w:pPr>
-        <w:tabs>
-          <w:tab w:val="num" w:pos="1440"/>
-        </w:tabs>
-        <w:ind w:left="1440" w:hanging="360"/>
-      </w:pPr>
-    </w:lvl>
-    <w:lvl w:ilvl="2" w:tentative="1">
-      <w:start w:val="1"/>
-      <w:numFmt w:val="decimal"/>
-      <w:lvlText w:val="%3."/>
-      <w:lvlJc w:val="left"/>
-      <w:pPr>
-        <w:tabs>
-          <w:tab w:val="num" w:pos="2160"/>
-        </w:tabs>
-        <w:ind w:left="2160" w:hanging="360"/>
-      </w:pPr>
-    </w:lvl>
-    <w:lvl w:ilvl="3" w:tentative="1">
-      <w:start w:val="1"/>
-      <w:numFmt w:val="decimal"/>
-      <w:lvlText w:val="%4."/>
-      <w:lvlJc w:val="left"/>
-      <w:pPr>
-        <w:tabs>
-          <w:tab w:val="num" w:pos="2880"/>
-        </w:tabs>
-        <w:ind w:left="2880" w:hanging="360"/>
-      </w:pPr>
-    </w:lvl>
-    <w:lvl w:ilvl="4" w:tentative="1">
-      <w:start w:val="1"/>
-      <w:numFmt w:val="decimal"/>
-      <w:lvlText w:val="%5."/>
-      <w:lvlJc w:val="left"/>
-      <w:pPr>
-        <w:tabs>
-          <w:tab w:val="num" w:pos="3600"/>
-        </w:tabs>
-        <w:ind w:left="3600" w:hanging="360"/>
-      </w:pPr>
-    </w:lvl>
-    <w:lvl w:ilvl="5" w:tentative="1">
-      <w:start w:val="1"/>
-      <w:numFmt w:val="decimal"/>
-      <w:lvlText w:val="%6."/>
-      <w:lvlJc w:val="left"/>
-      <w:pPr>
-        <w:tabs>
-          <w:tab w:val="num" w:pos="4320"/>
-        </w:tabs>
-        <w:ind w:left="4320" w:hanging="360"/>
-      </w:pPr>
-    </w:lvl>
-    <w:lvl w:ilvl="6" w:tentative="1">
-      <w:start w:val="1"/>
-      <w:numFmt w:val="decimal"/>
-      <w:lvlText w:val="%7."/>
-      <w:lvlJc w:val="left"/>
-      <w:pPr>
-        <w:tabs>
-          <w:tab w:val="num" w:pos="5040"/>
-        </w:tabs>
-        <w:ind w:left="5040" w:hanging="360"/>
-      </w:pPr>
-    </w:lvl>
-    <w:lvl w:ilvl="7" w:tentative="1">
-      <w:start w:val="1"/>
-      <w:numFmt w:val="decimal"/>
-      <w:lvlText w:val="%8."/>
-      <w:lvlJc w:val="left"/>
-      <w:pPr>
-        <w:tabs>
-          <w:tab w:val="num" w:pos="5760"/>
-        </w:tabs>
-        <w:ind w:left="5760" w:hanging="360"/>
-      </w:pPr>
-    </w:lvl>
-    <w:lvl w:ilvl="8" w:tentative="1">
-      <w:start w:val="1"/>
-      <w:numFmt w:val="decimal"/>
-      <w:lvlText w:val="%9."/>
-      <w:lvlJc w:val="left"/>
-      <w:pPr>
-        <w:tabs>
-          <w:tab w:val="num" w:pos="6480"/>
-        </w:tabs>
-        <w:ind w:left="6480" w:hanging="360"/>
-      </w:pPr>
-    </w:lvl>
-  </w:abstractNum>
-  <w:abstractNum w:abstractNumId="50" w15:restartNumberingAfterBreak="0">
+  <w:abstractNum w:abstractNumId="21" w15:restartNumberingAfterBreak="0">
     <w:nsid w:val="366F0BAD"/>
     <w:multiLevelType w:val="multilevel"/>
     <w:tmpl w:val="1DB4C7AC"/>
@@ -29865,7 +27528,7 @@
       </w:rPr>
     </w:lvl>
   </w:abstractNum>
-  <w:abstractNum w:abstractNumId="51" w15:restartNumberingAfterBreak="0">
+  <w:abstractNum w:abstractNumId="22" w15:restartNumberingAfterBreak="0">
     <w:nsid w:val="36D11F76"/>
     <w:multiLevelType w:val="multilevel"/>
     <w:tmpl w:val="86C6C84A"/>
@@ -29969,93 +27632,7 @@
       </w:rPr>
     </w:lvl>
   </w:abstractNum>
-  <w:abstractNum w:abstractNumId="52" w15:restartNumberingAfterBreak="0">
-    <w:nsid w:val="36FF0F59"/>
-    <w:multiLevelType w:val="multilevel"/>
-    <w:tmpl w:val="040E001F"/>
-    <w:lvl w:ilvl="0">
-      <w:start w:val="1"/>
-      <w:numFmt w:val="decimal"/>
-      <w:lvlText w:val="%1."/>
-      <w:lvlJc w:val="left"/>
-      <w:pPr>
-        <w:ind w:left="360" w:hanging="360"/>
-      </w:pPr>
-    </w:lvl>
-    <w:lvl w:ilvl="1">
-      <w:start w:val="1"/>
-      <w:numFmt w:val="decimal"/>
-      <w:lvlText w:val="%1.%2."/>
-      <w:lvlJc w:val="left"/>
-      <w:pPr>
-        <w:ind w:left="792" w:hanging="432"/>
-      </w:pPr>
-    </w:lvl>
-    <w:lvl w:ilvl="2">
-      <w:start w:val="1"/>
-      <w:numFmt w:val="decimal"/>
-      <w:lvlText w:val="%1.%2.%3."/>
-      <w:lvlJc w:val="left"/>
-      <w:pPr>
-        <w:ind w:left="1224" w:hanging="504"/>
-      </w:pPr>
-    </w:lvl>
-    <w:lvl w:ilvl="3">
-      <w:start w:val="1"/>
-      <w:numFmt w:val="decimal"/>
-      <w:lvlText w:val="%1.%2.%3.%4."/>
-      <w:lvlJc w:val="left"/>
-      <w:pPr>
-        <w:ind w:left="1728" w:hanging="648"/>
-      </w:pPr>
-    </w:lvl>
-    <w:lvl w:ilvl="4">
-      <w:start w:val="1"/>
-      <w:numFmt w:val="decimal"/>
-      <w:lvlText w:val="%1.%2.%3.%4.%5."/>
-      <w:lvlJc w:val="left"/>
-      <w:pPr>
-        <w:ind w:left="2232" w:hanging="792"/>
-      </w:pPr>
-    </w:lvl>
-    <w:lvl w:ilvl="5">
-      <w:start w:val="1"/>
-      <w:numFmt w:val="decimal"/>
-      <w:lvlText w:val="%1.%2.%3.%4.%5.%6."/>
-      <w:lvlJc w:val="left"/>
-      <w:pPr>
-        <w:ind w:left="2736" w:hanging="936"/>
-      </w:pPr>
-    </w:lvl>
-    <w:lvl w:ilvl="6">
-      <w:start w:val="1"/>
-      <w:numFmt w:val="decimal"/>
-      <w:lvlText w:val="%1.%2.%3.%4.%5.%6.%7."/>
-      <w:lvlJc w:val="left"/>
-      <w:pPr>
-        <w:ind w:left="3240" w:hanging="1080"/>
-      </w:pPr>
-    </w:lvl>
-    <w:lvl w:ilvl="7">
-      <w:start w:val="1"/>
-      <w:numFmt w:val="decimal"/>
-      <w:lvlText w:val="%1.%2.%3.%4.%5.%6.%7.%8."/>
-      <w:lvlJc w:val="left"/>
-      <w:pPr>
-        <w:ind w:left="3744" w:hanging="1224"/>
-      </w:pPr>
-    </w:lvl>
-    <w:lvl w:ilvl="8">
-      <w:start w:val="1"/>
-      <w:numFmt w:val="decimal"/>
-      <w:lvlText w:val="%1.%2.%3.%4.%5.%6.%7.%8.%9."/>
-      <w:lvlJc w:val="left"/>
-      <w:pPr>
-        <w:ind w:left="4320" w:hanging="1440"/>
-      </w:pPr>
-    </w:lvl>
-  </w:abstractNum>
-  <w:abstractNum w:abstractNumId="53" w15:restartNumberingAfterBreak="0">
+  <w:abstractNum w:abstractNumId="23" w15:restartNumberingAfterBreak="0">
     <w:nsid w:val="39A060E5"/>
     <w:multiLevelType w:val="multilevel"/>
     <w:tmpl w:val="F37ECC54"/>
@@ -30168,7 +27745,7 @@
       </w:pPr>
     </w:lvl>
   </w:abstractNum>
-  <w:abstractNum w:abstractNumId="54" w15:restartNumberingAfterBreak="0">
+  <w:abstractNum w:abstractNumId="24" w15:restartNumberingAfterBreak="0">
     <w:nsid w:val="3D0D6AC2"/>
     <w:multiLevelType w:val="multilevel"/>
     <w:tmpl w:val="E3C0C5DC"/>
@@ -30317,7 +27894,7 @@
       </w:rPr>
     </w:lvl>
   </w:abstractNum>
-  <w:abstractNum w:abstractNumId="55" w15:restartNumberingAfterBreak="0">
+  <w:abstractNum w:abstractNumId="25" w15:restartNumberingAfterBreak="0">
     <w:nsid w:val="3D2E4126"/>
     <w:multiLevelType w:val="multilevel"/>
     <w:tmpl w:val="04242CB0"/>
@@ -30466,209 +28043,7 @@
       </w:rPr>
     </w:lvl>
   </w:abstractNum>
-  <w:abstractNum w:abstractNumId="56" w15:restartNumberingAfterBreak="0">
-    <w:nsid w:val="3D676935"/>
-    <w:multiLevelType w:val="hybridMultilevel"/>
-    <w:tmpl w:val="84948332"/>
-    <w:lvl w:ilvl="0" w:tplc="89A4FE6E">
-      <w:start w:val="6"/>
-      <w:numFmt w:val="decimal"/>
-      <w:lvlText w:val="%1"/>
-      <w:lvlJc w:val="left"/>
-      <w:pPr>
-        <w:ind w:left="417" w:hanging="360"/>
-      </w:pPr>
-      <w:rPr>
-        <w:rFonts w:hint="default"/>
-      </w:rPr>
-    </w:lvl>
-    <w:lvl w:ilvl="1" w:tplc="040E0019" w:tentative="1">
-      <w:start w:val="1"/>
-      <w:numFmt w:val="lowerLetter"/>
-      <w:lvlText w:val="%2."/>
-      <w:lvlJc w:val="left"/>
-      <w:pPr>
-        <w:ind w:left="1137" w:hanging="360"/>
-      </w:pPr>
-    </w:lvl>
-    <w:lvl w:ilvl="2" w:tplc="040E001B" w:tentative="1">
-      <w:start w:val="1"/>
-      <w:numFmt w:val="lowerRoman"/>
-      <w:lvlText w:val="%3."/>
-      <w:lvlJc w:val="right"/>
-      <w:pPr>
-        <w:ind w:left="1857" w:hanging="180"/>
-      </w:pPr>
-    </w:lvl>
-    <w:lvl w:ilvl="3" w:tplc="040E000F" w:tentative="1">
-      <w:start w:val="1"/>
-      <w:numFmt w:val="decimal"/>
-      <w:lvlText w:val="%4."/>
-      <w:lvlJc w:val="left"/>
-      <w:pPr>
-        <w:ind w:left="2577" w:hanging="360"/>
-      </w:pPr>
-    </w:lvl>
-    <w:lvl w:ilvl="4" w:tplc="040E0019" w:tentative="1">
-      <w:start w:val="1"/>
-      <w:numFmt w:val="lowerLetter"/>
-      <w:lvlText w:val="%5."/>
-      <w:lvlJc w:val="left"/>
-      <w:pPr>
-        <w:ind w:left="3297" w:hanging="360"/>
-      </w:pPr>
-    </w:lvl>
-    <w:lvl w:ilvl="5" w:tplc="040E001B" w:tentative="1">
-      <w:start w:val="1"/>
-      <w:numFmt w:val="lowerRoman"/>
-      <w:lvlText w:val="%6."/>
-      <w:lvlJc w:val="right"/>
-      <w:pPr>
-        <w:ind w:left="4017" w:hanging="180"/>
-      </w:pPr>
-    </w:lvl>
-    <w:lvl w:ilvl="6" w:tplc="040E000F" w:tentative="1">
-      <w:start w:val="1"/>
-      <w:numFmt w:val="decimal"/>
-      <w:lvlText w:val="%7."/>
-      <w:lvlJc w:val="left"/>
-      <w:pPr>
-        <w:ind w:left="4737" w:hanging="360"/>
-      </w:pPr>
-    </w:lvl>
-    <w:lvl w:ilvl="7" w:tplc="040E0019" w:tentative="1">
-      <w:start w:val="1"/>
-      <w:numFmt w:val="lowerLetter"/>
-      <w:lvlText w:val="%8."/>
-      <w:lvlJc w:val="left"/>
-      <w:pPr>
-        <w:ind w:left="5457" w:hanging="360"/>
-      </w:pPr>
-    </w:lvl>
-    <w:lvl w:ilvl="8" w:tplc="040E001B" w:tentative="1">
-      <w:start w:val="1"/>
-      <w:numFmt w:val="lowerRoman"/>
-      <w:lvlText w:val="%9."/>
-      <w:lvlJc w:val="right"/>
-      <w:pPr>
-        <w:ind w:left="6177" w:hanging="180"/>
-      </w:pPr>
-    </w:lvl>
-  </w:abstractNum>
-  <w:abstractNum w:abstractNumId="57" w15:restartNumberingAfterBreak="0">
-    <w:nsid w:val="3FC2245D"/>
-    <w:multiLevelType w:val="multilevel"/>
-    <w:tmpl w:val="6B3C4198"/>
-    <w:lvl w:ilvl="0">
-      <w:start w:val="1"/>
-      <w:numFmt w:val="decimal"/>
-      <w:lvlText w:val="%1."/>
-      <w:lvlJc w:val="left"/>
-      <w:pPr>
-        <w:tabs>
-          <w:tab w:val="num" w:pos="720"/>
-        </w:tabs>
-        <w:ind w:left="720" w:hanging="360"/>
-      </w:pPr>
-    </w:lvl>
-    <w:lvl w:ilvl="1" w:tentative="1">
-      <w:start w:val="1"/>
-      <w:numFmt w:val="decimal"/>
-      <w:lvlText w:val="%2."/>
-      <w:lvlJc w:val="left"/>
-      <w:pPr>
-        <w:tabs>
-          <w:tab w:val="num" w:pos="1440"/>
-        </w:tabs>
-        <w:ind w:left="1440" w:hanging="360"/>
-      </w:pPr>
-    </w:lvl>
-    <w:lvl w:ilvl="2" w:tentative="1">
-      <w:start w:val="1"/>
-      <w:numFmt w:val="decimal"/>
-      <w:lvlText w:val="%3."/>
-      <w:lvlJc w:val="left"/>
-      <w:pPr>
-        <w:tabs>
-          <w:tab w:val="num" w:pos="2160"/>
-        </w:tabs>
-        <w:ind w:left="2160" w:hanging="360"/>
-      </w:pPr>
-    </w:lvl>
-    <w:lvl w:ilvl="3" w:tentative="1">
-      <w:start w:val="1"/>
-      <w:numFmt w:val="decimal"/>
-      <w:lvlText w:val="%4."/>
-      <w:lvlJc w:val="left"/>
-      <w:pPr>
-        <w:tabs>
-          <w:tab w:val="num" w:pos="2880"/>
-        </w:tabs>
-        <w:ind w:left="2880" w:hanging="360"/>
-      </w:pPr>
-    </w:lvl>
-    <w:lvl w:ilvl="4" w:tentative="1">
-      <w:start w:val="1"/>
-      <w:numFmt w:val="decimal"/>
-      <w:lvlText w:val="%5."/>
-      <w:lvlJc w:val="left"/>
-      <w:pPr>
-        <w:tabs>
-          <w:tab w:val="num" w:pos="3600"/>
-        </w:tabs>
-        <w:ind w:left="3600" w:hanging="360"/>
-      </w:pPr>
-    </w:lvl>
-    <w:lvl w:ilvl="5" w:tentative="1">
-      <w:start w:val="1"/>
-      <w:numFmt w:val="decimal"/>
-      <w:lvlText w:val="%6."/>
-      <w:lvlJc w:val="left"/>
-      <w:pPr>
-        <w:tabs>
-          <w:tab w:val="num" w:pos="4320"/>
-        </w:tabs>
-        <w:ind w:left="4320" w:hanging="360"/>
-      </w:pPr>
-    </w:lvl>
-    <w:lvl w:ilvl="6" w:tentative="1">
-      <w:start w:val="1"/>
-      <w:numFmt w:val="decimal"/>
-      <w:lvlText w:val="%7."/>
-      <w:lvlJc w:val="left"/>
-      <w:pPr>
-        <w:tabs>
-          <w:tab w:val="num" w:pos="5040"/>
-        </w:tabs>
-        <w:ind w:left="5040" w:hanging="360"/>
-      </w:pPr>
-    </w:lvl>
-    <w:lvl w:ilvl="7" w:tentative="1">
-      <w:start w:val="1"/>
-      <w:numFmt w:val="decimal"/>
-      <w:lvlText w:val="%8."/>
-      <w:lvlJc w:val="left"/>
-      <w:pPr>
-        <w:tabs>
-          <w:tab w:val="num" w:pos="5760"/>
-        </w:tabs>
-        <w:ind w:left="5760" w:hanging="360"/>
-      </w:pPr>
-    </w:lvl>
-    <w:lvl w:ilvl="8" w:tentative="1">
-      <w:start w:val="1"/>
-      <w:numFmt w:val="decimal"/>
-      <w:lvlText w:val="%9."/>
-      <w:lvlJc w:val="left"/>
-      <w:pPr>
-        <w:tabs>
-          <w:tab w:val="num" w:pos="6480"/>
-        </w:tabs>
-        <w:ind w:left="6480" w:hanging="360"/>
-      </w:pPr>
-    </w:lvl>
-  </w:abstractNum>
-  <w:abstractNum w:abstractNumId="58" w15:restartNumberingAfterBreak="0">
+  <w:abstractNum w:abstractNumId="26" w15:restartNumberingAfterBreak="0">
     <w:nsid w:val="408E5422"/>
     <w:multiLevelType w:val="hybridMultilevel"/>
     <w:tmpl w:val="F93868D0"/>
@@ -30781,7 +28156,7 @@
       </w:rPr>
     </w:lvl>
   </w:abstractNum>
-  <w:abstractNum w:abstractNumId="59" w15:restartNumberingAfterBreak="0">
+  <w:abstractNum w:abstractNumId="27" w15:restartNumberingAfterBreak="0">
     <w:nsid w:val="432D4D06"/>
     <w:multiLevelType w:val="multilevel"/>
     <w:tmpl w:val="6AA600C6"/>
@@ -30930,268 +28305,7 @@
       </w:rPr>
     </w:lvl>
   </w:abstractNum>
-  <w:abstractNum w:abstractNumId="60" w15:restartNumberingAfterBreak="0">
-    <w:nsid w:val="446A570E"/>
-    <w:multiLevelType w:val="hybridMultilevel"/>
-    <w:tmpl w:val="25EAE90E"/>
-    <w:lvl w:ilvl="0" w:tplc="C4D00C60">
-      <w:start w:val="5"/>
-      <w:numFmt w:val="decimal"/>
-      <w:lvlText w:val="%1"/>
-      <w:lvlJc w:val="left"/>
-      <w:pPr>
-        <w:ind w:left="720" w:hanging="360"/>
-      </w:pPr>
-      <w:rPr>
-        <w:rFonts w:hint="default"/>
-      </w:rPr>
-    </w:lvl>
-    <w:lvl w:ilvl="1" w:tplc="040E0019" w:tentative="1">
-      <w:start w:val="1"/>
-      <w:numFmt w:val="lowerLetter"/>
-      <w:lvlText w:val="%2."/>
-      <w:lvlJc w:val="left"/>
-      <w:pPr>
-        <w:ind w:left="1440" w:hanging="360"/>
-      </w:pPr>
-    </w:lvl>
-    <w:lvl w:ilvl="2" w:tplc="040E001B" w:tentative="1">
-      <w:start w:val="1"/>
-      <w:numFmt w:val="lowerRoman"/>
-      <w:lvlText w:val="%3."/>
-      <w:lvlJc w:val="right"/>
-      <w:pPr>
-        <w:ind w:left="2160" w:hanging="180"/>
-      </w:pPr>
-    </w:lvl>
-    <w:lvl w:ilvl="3" w:tplc="040E000F" w:tentative="1">
-      <w:start w:val="1"/>
-      <w:numFmt w:val="decimal"/>
-      <w:lvlText w:val="%4."/>
-      <w:lvlJc w:val="left"/>
-      <w:pPr>
-        <w:ind w:left="2880" w:hanging="360"/>
-      </w:pPr>
-    </w:lvl>
-    <w:lvl w:ilvl="4" w:tplc="040E0019" w:tentative="1">
-      <w:start w:val="1"/>
-      <w:numFmt w:val="lowerLetter"/>
-      <w:lvlText w:val="%5."/>
-      <w:lvlJc w:val="left"/>
-      <w:pPr>
-        <w:ind w:left="3600" w:hanging="360"/>
-      </w:pPr>
-    </w:lvl>
-    <w:lvl w:ilvl="5" w:tplc="040E001B" w:tentative="1">
-      <w:start w:val="1"/>
-      <w:numFmt w:val="lowerRoman"/>
-      <w:lvlText w:val="%6."/>
-      <w:lvlJc w:val="right"/>
-      <w:pPr>
-        <w:ind w:left="4320" w:hanging="180"/>
-      </w:pPr>
-    </w:lvl>
-    <w:lvl w:ilvl="6" w:tplc="040E000F" w:tentative="1">
-      <w:start w:val="1"/>
-      <w:numFmt w:val="decimal"/>
-      <w:lvlText w:val="%7."/>
-      <w:lvlJc w:val="left"/>
-      <w:pPr>
-        <w:ind w:left="5040" w:hanging="360"/>
-      </w:pPr>
-    </w:lvl>
-    <w:lvl w:ilvl="7" w:tplc="040E0019" w:tentative="1">
-      <w:start w:val="1"/>
-      <w:numFmt w:val="lowerLetter"/>
-      <w:lvlText w:val="%8."/>
-      <w:lvlJc w:val="left"/>
-      <w:pPr>
-        <w:ind w:left="5760" w:hanging="360"/>
-      </w:pPr>
-    </w:lvl>
-    <w:lvl w:ilvl="8" w:tplc="040E001B" w:tentative="1">
-      <w:start w:val="1"/>
-      <w:numFmt w:val="lowerRoman"/>
-      <w:lvlText w:val="%9."/>
-      <w:lvlJc w:val="right"/>
-      <w:pPr>
-        <w:ind w:left="6480" w:hanging="180"/>
-      </w:pPr>
-    </w:lvl>
-  </w:abstractNum>
-  <w:abstractNum w:abstractNumId="61" w15:restartNumberingAfterBreak="0">
-    <w:nsid w:val="460D2D90"/>
-    <w:multiLevelType w:val="multilevel"/>
-    <w:tmpl w:val="040E001F"/>
-    <w:lvl w:ilvl="0">
-      <w:start w:val="1"/>
-      <w:numFmt w:val="decimal"/>
-      <w:lvlText w:val="%1."/>
-      <w:lvlJc w:val="left"/>
-      <w:pPr>
-        <w:ind w:left="360" w:hanging="360"/>
-      </w:pPr>
-    </w:lvl>
-    <w:lvl w:ilvl="1">
-      <w:start w:val="1"/>
-      <w:numFmt w:val="decimal"/>
-      <w:lvlText w:val="%1.%2."/>
-      <w:lvlJc w:val="left"/>
-      <w:pPr>
-        <w:ind w:left="792" w:hanging="432"/>
-      </w:pPr>
-    </w:lvl>
-    <w:lvl w:ilvl="2">
-      <w:start w:val="1"/>
-      <w:numFmt w:val="decimal"/>
-      <w:lvlText w:val="%1.%2.%3."/>
-      <w:lvlJc w:val="left"/>
-      <w:pPr>
-        <w:ind w:left="1224" w:hanging="504"/>
-      </w:pPr>
-    </w:lvl>
-    <w:lvl w:ilvl="3">
-      <w:start w:val="1"/>
-      <w:numFmt w:val="decimal"/>
-      <w:lvlText w:val="%1.%2.%3.%4."/>
-      <w:lvlJc w:val="left"/>
-      <w:pPr>
-        <w:ind w:left="1728" w:hanging="648"/>
-      </w:pPr>
-    </w:lvl>
-    <w:lvl w:ilvl="4">
-      <w:start w:val="1"/>
-      <w:numFmt w:val="decimal"/>
-      <w:lvlText w:val="%1.%2.%3.%4.%5."/>
-      <w:lvlJc w:val="left"/>
-      <w:pPr>
-        <w:ind w:left="2232" w:hanging="792"/>
-      </w:pPr>
-    </w:lvl>
-    <w:lvl w:ilvl="5">
-      <w:start w:val="1"/>
-      <w:numFmt w:val="decimal"/>
-      <w:lvlText w:val="%1.%2.%3.%4.%5.%6."/>
-      <w:lvlJc w:val="left"/>
-      <w:pPr>
-        <w:ind w:left="2736" w:hanging="936"/>
-      </w:pPr>
-    </w:lvl>
-    <w:lvl w:ilvl="6">
-      <w:start w:val="1"/>
-      <w:numFmt w:val="decimal"/>
-      <w:lvlText w:val="%1.%2.%3.%4.%5.%6.%7."/>
-      <w:lvlJc w:val="left"/>
-      <w:pPr>
-        <w:ind w:left="3240" w:hanging="1080"/>
-      </w:pPr>
-    </w:lvl>
-    <w:lvl w:ilvl="7">
-      <w:start w:val="1"/>
-      <w:numFmt w:val="decimal"/>
-      <w:lvlText w:val="%1.%2.%3.%4.%5.%6.%7.%8."/>
-      <w:lvlJc w:val="left"/>
-      <w:pPr>
-        <w:ind w:left="3744" w:hanging="1224"/>
-      </w:pPr>
-    </w:lvl>
-    <w:lvl w:ilvl="8">
-      <w:start w:val="1"/>
-      <w:numFmt w:val="decimal"/>
-      <w:lvlText w:val="%1.%2.%3.%4.%5.%6.%7.%8.%9."/>
-      <w:lvlJc w:val="left"/>
-      <w:pPr>
-        <w:ind w:left="4320" w:hanging="1440"/>
-      </w:pPr>
-    </w:lvl>
-  </w:abstractNum>
-  <w:abstractNum w:abstractNumId="62" w15:restartNumberingAfterBreak="0">
-    <w:nsid w:val="48010015"/>
-    <w:multiLevelType w:val="multilevel"/>
-    <w:tmpl w:val="040E001F"/>
-    <w:lvl w:ilvl="0">
-      <w:start w:val="1"/>
-      <w:numFmt w:val="decimal"/>
-      <w:lvlText w:val="%1."/>
-      <w:lvlJc w:val="left"/>
-      <w:pPr>
-        <w:ind w:left="360" w:hanging="360"/>
-      </w:pPr>
-    </w:lvl>
-    <w:lvl w:ilvl="1">
-      <w:start w:val="1"/>
-      <w:numFmt w:val="decimal"/>
-      <w:lvlText w:val="%1.%2."/>
-      <w:lvlJc w:val="left"/>
-      <w:pPr>
-        <w:ind w:left="792" w:hanging="432"/>
-      </w:pPr>
-    </w:lvl>
-    <w:lvl w:ilvl="2">
-      <w:start w:val="1"/>
-      <w:numFmt w:val="decimal"/>
-      <w:lvlText w:val="%1.%2.%3."/>
-      <w:lvlJc w:val="left"/>
-      <w:pPr>
-        <w:ind w:left="1224" w:hanging="504"/>
-      </w:pPr>
-    </w:lvl>
-    <w:lvl w:ilvl="3">
-      <w:start w:val="1"/>
-      <w:numFmt w:val="decimal"/>
-      <w:lvlText w:val="%1.%2.%3.%4."/>
-      <w:lvlJc w:val="left"/>
-      <w:pPr>
-        <w:ind w:left="1728" w:hanging="648"/>
-      </w:pPr>
-    </w:lvl>
-    <w:lvl w:ilvl="4">
-      <w:start w:val="1"/>
-      <w:numFmt w:val="decimal"/>
-      <w:lvlText w:val="%1.%2.%3.%4.%5."/>
-      <w:lvlJc w:val="left"/>
-      <w:pPr>
-        <w:ind w:left="2232" w:hanging="792"/>
-      </w:pPr>
-    </w:lvl>
-    <w:lvl w:ilvl="5">
-      <w:start w:val="1"/>
-      <w:numFmt w:val="decimal"/>
-      <w:lvlText w:val="%1.%2.%3.%4.%5.%6."/>
-      <w:lvlJc w:val="left"/>
-      <w:pPr>
-        <w:ind w:left="2736" w:hanging="936"/>
-      </w:pPr>
-    </w:lvl>
-    <w:lvl w:ilvl="6">
-      <w:start w:val="1"/>
-      <w:numFmt w:val="decimal"/>
-      <w:lvlText w:val="%1.%2.%3.%4.%5.%6.%7."/>
-      <w:lvlJc w:val="left"/>
-      <w:pPr>
-        <w:ind w:left="3240" w:hanging="1080"/>
-      </w:pPr>
-    </w:lvl>
-    <w:lvl w:ilvl="7">
-      <w:start w:val="1"/>
-      <w:numFmt w:val="decimal"/>
-      <w:lvlText w:val="%1.%2.%3.%4.%5.%6.%7.%8."/>
-      <w:lvlJc w:val="left"/>
-      <w:pPr>
-        <w:ind w:left="3744" w:hanging="1224"/>
-      </w:pPr>
-    </w:lvl>
-    <w:lvl w:ilvl="8">
-      <w:start w:val="1"/>
-      <w:numFmt w:val="decimal"/>
-      <w:lvlText w:val="%1.%2.%3.%4.%5.%6.%7.%8.%9."/>
-      <w:lvlJc w:val="left"/>
-      <w:pPr>
-        <w:ind w:left="4320" w:hanging="1440"/>
-      </w:pPr>
-    </w:lvl>
-  </w:abstractNum>
-  <w:abstractNum w:abstractNumId="63" w15:restartNumberingAfterBreak="0">
+  <w:abstractNum w:abstractNumId="28" w15:restartNumberingAfterBreak="0">
     <w:nsid w:val="4904660A"/>
     <w:multiLevelType w:val="multilevel"/>
     <w:tmpl w:val="932436C6"/>
@@ -31340,7 +28454,7 @@
       </w:rPr>
     </w:lvl>
   </w:abstractNum>
-  <w:abstractNum w:abstractNumId="64" w15:restartNumberingAfterBreak="0">
+  <w:abstractNum w:abstractNumId="29" w15:restartNumberingAfterBreak="0">
     <w:nsid w:val="4A641531"/>
     <w:multiLevelType w:val="multilevel"/>
     <w:tmpl w:val="F56E3F1A"/>
@@ -31444,96 +28558,7 @@
       </w:rPr>
     </w:lvl>
   </w:abstractNum>
-  <w:abstractNum w:abstractNumId="65" w15:restartNumberingAfterBreak="0">
-    <w:nsid w:val="526077B9"/>
-    <w:multiLevelType w:val="hybridMultilevel"/>
-    <w:tmpl w:val="F15CDE62"/>
-    <w:lvl w:ilvl="0" w:tplc="E8F6D87E">
-      <w:start w:val="6"/>
-      <w:numFmt w:val="decimal"/>
-      <w:lvlText w:val="%1"/>
-      <w:lvlJc w:val="left"/>
-      <w:pPr>
-        <w:ind w:left="720" w:hanging="360"/>
-      </w:pPr>
-      <w:rPr>
-        <w:rFonts w:hint="default"/>
-      </w:rPr>
-    </w:lvl>
-    <w:lvl w:ilvl="1" w:tplc="040E0019" w:tentative="1">
-      <w:start w:val="1"/>
-      <w:numFmt w:val="lowerLetter"/>
-      <w:lvlText w:val="%2."/>
-      <w:lvlJc w:val="left"/>
-      <w:pPr>
-        <w:ind w:left="1440" w:hanging="360"/>
-      </w:pPr>
-    </w:lvl>
-    <w:lvl w:ilvl="2" w:tplc="040E001B" w:tentative="1">
-      <w:start w:val="1"/>
-      <w:numFmt w:val="lowerRoman"/>
-      <w:lvlText w:val="%3."/>
-      <w:lvlJc w:val="right"/>
-      <w:pPr>
-        <w:ind w:left="2160" w:hanging="180"/>
-      </w:pPr>
-    </w:lvl>
-    <w:lvl w:ilvl="3" w:tplc="040E000F" w:tentative="1">
-      <w:start w:val="1"/>
-      <w:numFmt w:val="decimal"/>
-      <w:lvlText w:val="%4."/>
-      <w:lvlJc w:val="left"/>
-      <w:pPr>
-        <w:ind w:left="2880" w:hanging="360"/>
-      </w:pPr>
-    </w:lvl>
-    <w:lvl w:ilvl="4" w:tplc="040E0019" w:tentative="1">
-      <w:start w:val="1"/>
-      <w:numFmt w:val="lowerLetter"/>
-      <w:lvlText w:val="%5."/>
-      <w:lvlJc w:val="left"/>
-      <w:pPr>
-        <w:ind w:left="3600" w:hanging="360"/>
-      </w:pPr>
-    </w:lvl>
-    <w:lvl w:ilvl="5" w:tplc="040E001B" w:tentative="1">
-      <w:start w:val="1"/>
-      <w:numFmt w:val="lowerRoman"/>
-      <w:lvlText w:val="%6."/>
-      <w:lvlJc w:val="right"/>
-      <w:pPr>
-        <w:ind w:left="4320" w:hanging="180"/>
-      </w:pPr>
-    </w:lvl>
-    <w:lvl w:ilvl="6" w:tplc="040E000F" w:tentative="1">
-      <w:start w:val="1"/>
-      <w:numFmt w:val="decimal"/>
-      <w:lvlText w:val="%7."/>
-      <w:lvlJc w:val="left"/>
-      <w:pPr>
-        <w:ind w:left="5040" w:hanging="360"/>
-      </w:pPr>
-    </w:lvl>
-    <w:lvl w:ilvl="7" w:tplc="040E0019" w:tentative="1">
-      <w:start w:val="1"/>
-      <w:numFmt w:val="lowerLetter"/>
-      <w:lvlText w:val="%8."/>
-      <w:lvlJc w:val="left"/>
-      <w:pPr>
-        <w:ind w:left="5760" w:hanging="360"/>
-      </w:pPr>
-    </w:lvl>
-    <w:lvl w:ilvl="8" w:tplc="040E001B" w:tentative="1">
-      <w:start w:val="1"/>
-      <w:numFmt w:val="lowerRoman"/>
-      <w:lvlText w:val="%9."/>
-      <w:lvlJc w:val="right"/>
-      <w:pPr>
-        <w:ind w:left="6480" w:hanging="180"/>
-      </w:pPr>
-    </w:lvl>
-  </w:abstractNum>
-  <w:abstractNum w:abstractNumId="66" w15:restartNumberingAfterBreak="0">
+  <w:abstractNum w:abstractNumId="30" w15:restartNumberingAfterBreak="0">
     <w:nsid w:val="54F914DC"/>
     <w:multiLevelType w:val="multilevel"/>
     <w:tmpl w:val="F83A5D1E"/>
@@ -31682,120 +28707,7 @@
       </w:rPr>
     </w:lvl>
   </w:abstractNum>
-  <w:abstractNum w:abstractNumId="67" w15:restartNumberingAfterBreak="0">
-    <w:nsid w:val="55F44156"/>
-    <w:multiLevelType w:val="hybridMultilevel"/>
-    <w:tmpl w:val="126AADCC"/>
-    <w:lvl w:ilvl="0" w:tplc="040E0003">
-      <w:start w:val="1"/>
-      <w:numFmt w:val="bullet"/>
-      <w:lvlText w:val="o"/>
-      <w:lvlJc w:val="left"/>
-      <w:pPr>
-        <w:ind w:left="1440" w:hanging="360"/>
-      </w:pPr>
-      <w:rPr>
-        <w:rFonts w:ascii="Courier New" w:hAnsi="Courier New" w:cs="Courier New" w:hint="default"/>
-      </w:rPr>
-    </w:lvl>
-    <w:lvl w:ilvl="1" w:tplc="040E0003" w:tentative="1">
-      <w:start w:val="1"/>
-      <w:numFmt w:val="bullet"/>
-      <w:lvlText w:val="o"/>
-      <w:lvlJc w:val="left"/>
-      <w:pPr>
-        <w:ind w:left="2160" w:hanging="360"/>
-      </w:pPr>
-      <w:rPr>
-        <w:rFonts w:ascii="Courier New" w:hAnsi="Courier New" w:cs="Courier New" w:hint="default"/>
-      </w:rPr>
-    </w:lvl>
-    <w:lvl w:ilvl="2" w:tplc="040E0005" w:tentative="1">
-      <w:start w:val="1"/>
-      <w:numFmt w:val="bullet"/>
-      <w:lvlText w:val=""/>
-      <w:lvlJc w:val="left"/>
-      <w:pPr>
-        <w:ind w:left="2880" w:hanging="360"/>
-      </w:pPr>
-      <w:rPr>
-        <w:rFonts w:ascii="Wingdings" w:hAnsi="Wingdings" w:hint="default"/>
-      </w:rPr>
-    </w:lvl>
-    <w:lvl w:ilvl="3" w:tplc="040E0001" w:tentative="1">
-      <w:start w:val="1"/>
-      <w:numFmt w:val="bullet"/>
-      <w:lvlText w:val=""/>
-      <w:lvlJc w:val="left"/>
-      <w:pPr>
-        <w:ind w:left="3600" w:hanging="360"/>
-      </w:pPr>
-      <w:rPr>
-        <w:rFonts w:ascii="Symbol" w:hAnsi="Symbol" w:hint="default"/>
-      </w:rPr>
-    </w:lvl>
-    <w:lvl w:ilvl="4" w:tplc="040E0003" w:tentative="1">
-      <w:start w:val="1"/>
-      <w:numFmt w:val="bullet"/>
-      <w:lvlText w:val="o"/>
-      <w:lvlJc w:val="left"/>
-      <w:pPr>
-        <w:ind w:left="4320" w:hanging="360"/>
-      </w:pPr>
-      <w:rPr>
-        <w:rFonts w:ascii="Courier New" w:hAnsi="Courier New" w:cs="Courier New" w:hint="default"/>
-      </w:rPr>
-    </w:lvl>
-    <w:lvl w:ilvl="5" w:tplc="040E0005" w:tentative="1">
-      <w:start w:val="1"/>
-      <w:numFmt w:val="bullet"/>
-      <w:lvlText w:val=""/>
-      <w:lvlJc w:val="left"/>
-      <w:pPr>
-        <w:ind w:left="5040" w:hanging="360"/>
-      </w:pPr>
-      <w:rPr>
-        <w:rFonts w:ascii="Wingdings" w:hAnsi="Wingdings" w:hint="default"/>
-      </w:rPr>
-    </w:lvl>
-    <w:lvl w:ilvl="6" w:tplc="040E0001" w:tentative="1">
-      <w:start w:val="1"/>
-      <w:numFmt w:val="bullet"/>
-      <w:lvlText w:val=""/>
-      <w:lvlJc w:val="left"/>
-      <w:pPr>
-        <w:ind w:left="5760" w:hanging="360"/>
-      </w:pPr>
-      <w:rPr>
-        <w:rFonts w:ascii="Symbol" w:hAnsi="Symbol" w:hint="default"/>
-      </w:rPr>
-    </w:lvl>
-    <w:lvl w:ilvl="7" w:tplc="040E0003" w:tentative="1">
-      <w:start w:val="1"/>
-      <w:numFmt w:val="bullet"/>
-      <w:lvlText w:val="o"/>
-      <w:lvlJc w:val="left"/>
-      <w:pPr>
-        <w:ind w:left="6480" w:hanging="360"/>
-      </w:pPr>
-      <w:rPr>
-        <w:rFonts w:ascii="Courier New" w:hAnsi="Courier New" w:cs="Courier New" w:hint="default"/>
-      </w:rPr>
-    </w:lvl>
-    <w:lvl w:ilvl="8" w:tplc="040E0005" w:tentative="1">
-      <w:start w:val="1"/>
-      <w:numFmt w:val="bullet"/>
-      <w:lvlText w:val=""/>
-      <w:lvlJc w:val="left"/>
-      <w:pPr>
-        <w:ind w:left="7200" w:hanging="360"/>
-      </w:pPr>
-      <w:rPr>
-        <w:rFonts w:ascii="Wingdings" w:hAnsi="Wingdings" w:hint="default"/>
-      </w:rPr>
-    </w:lvl>
-  </w:abstractNum>
-  <w:abstractNum w:abstractNumId="68" w15:restartNumberingAfterBreak="0">
+  <w:abstractNum w:abstractNumId="31" w15:restartNumberingAfterBreak="0">
     <w:nsid w:val="57D724D1"/>
     <w:multiLevelType w:val="multilevel"/>
     <w:tmpl w:val="35E4D8EE"/>
@@ -31944,7 +28856,7 @@
       </w:rPr>
     </w:lvl>
   </w:abstractNum>
-  <w:abstractNum w:abstractNumId="69" w15:restartNumberingAfterBreak="0">
+  <w:abstractNum w:abstractNumId="32" w15:restartNumberingAfterBreak="0">
     <w:nsid w:val="5C021036"/>
     <w:multiLevelType w:val="multilevel"/>
     <w:tmpl w:val="45762980"/>
@@ -32093,319 +29005,7 @@
       </w:rPr>
     </w:lvl>
   </w:abstractNum>
-  <w:abstractNum w:abstractNumId="70" w15:restartNumberingAfterBreak="0">
-    <w:nsid w:val="5D344BD9"/>
-    <w:multiLevelType w:val="multilevel"/>
-    <w:tmpl w:val="224AC84C"/>
-    <w:lvl w:ilvl="0">
-      <w:start w:val="1"/>
-      <w:numFmt w:val="decimal"/>
-      <w:lvlText w:val="%1."/>
-      <w:lvlJc w:val="left"/>
-      <w:pPr>
-        <w:ind w:left="360" w:hanging="360"/>
-      </w:pPr>
-      <w:rPr>
-        <w:rFonts w:hint="default"/>
-      </w:rPr>
-    </w:lvl>
-    <w:lvl w:ilvl="1">
-      <w:start w:val="1"/>
-      <w:numFmt w:val="decimal"/>
-      <w:lvlText w:val="%1.%2."/>
-      <w:lvlJc w:val="left"/>
-      <w:pPr>
-        <w:ind w:left="792" w:hanging="432"/>
-      </w:pPr>
-      <w:rPr>
-        <w:rFonts w:hint="default"/>
-      </w:rPr>
-    </w:lvl>
-    <w:lvl w:ilvl="2">
-      <w:start w:val="1"/>
-      <w:numFmt w:val="decimal"/>
-      <w:lvlText w:val="%1.%2.%3."/>
-      <w:lvlJc w:val="left"/>
-      <w:pPr>
-        <w:ind w:left="1224" w:hanging="504"/>
-      </w:pPr>
-      <w:rPr>
-        <w:rFonts w:hint="default"/>
-      </w:rPr>
-    </w:lvl>
-    <w:lvl w:ilvl="3">
-      <w:start w:val="1"/>
-      <w:numFmt w:val="decimal"/>
-      <w:lvlText w:val="%1.%2.%3.%4."/>
-      <w:lvlJc w:val="left"/>
-      <w:pPr>
-        <w:ind w:left="1728" w:hanging="648"/>
-      </w:pPr>
-      <w:rPr>
-        <w:rFonts w:hint="default"/>
-      </w:rPr>
-    </w:lvl>
-    <w:lvl w:ilvl="4">
-      <w:start w:val="1"/>
-      <w:numFmt w:val="decimal"/>
-      <w:lvlText w:val="%1.%2.%3.%4.%5."/>
-      <w:lvlJc w:val="left"/>
-      <w:pPr>
-        <w:ind w:left="2232" w:hanging="792"/>
-      </w:pPr>
-      <w:rPr>
-        <w:rFonts w:hint="default"/>
-      </w:rPr>
-    </w:lvl>
-    <w:lvl w:ilvl="5">
-      <w:start w:val="1"/>
-      <w:numFmt w:val="decimal"/>
-      <w:lvlText w:val="%1.%2.%3.%4.%5.%6."/>
-      <w:lvlJc w:val="left"/>
-      <w:pPr>
-        <w:ind w:left="2736" w:hanging="936"/>
-      </w:pPr>
-      <w:rPr>
-        <w:rFonts w:hint="default"/>
-      </w:rPr>
-    </w:lvl>
-    <w:lvl w:ilvl="6">
-      <w:start w:val="1"/>
-      <w:numFmt w:val="decimal"/>
-      <w:lvlText w:val="%1.%2.%3.%4.%5.%6.%7."/>
-      <w:lvlJc w:val="left"/>
-      <w:pPr>
-        <w:ind w:left="3240" w:hanging="1080"/>
-      </w:pPr>
-      <w:rPr>
-        <w:rFonts w:hint="default"/>
-      </w:rPr>
-    </w:lvl>
-    <w:lvl w:ilvl="7">
-      <w:start w:val="1"/>
-      <w:numFmt w:val="decimal"/>
-      <w:lvlText w:val="%1.%2.%3.%4.%5.%6.%7.%8."/>
-      <w:lvlJc w:val="left"/>
-      <w:pPr>
-        <w:ind w:left="3744" w:hanging="1224"/>
-      </w:pPr>
-      <w:rPr>
-        <w:rFonts w:hint="default"/>
-      </w:rPr>
-    </w:lvl>
-    <w:lvl w:ilvl="8">
-      <w:start w:val="1"/>
-      <w:numFmt w:val="decimal"/>
-      <w:lvlText w:val="%1.%2.%3.%4.%5.%6.%7.%8.%9."/>
-      <w:lvlJc w:val="left"/>
-      <w:pPr>
-        <w:ind w:left="4320" w:hanging="1440"/>
-      </w:pPr>
-      <w:rPr>
-        <w:rFonts w:hint="default"/>
-      </w:rPr>
-    </w:lvl>
-  </w:abstractNum>
-  <w:abstractNum w:abstractNumId="71" w15:restartNumberingAfterBreak="0">
-    <w:nsid w:val="5E496A78"/>
-    <w:multiLevelType w:val="hybridMultilevel"/>
-    <w:tmpl w:val="A5B23EE4"/>
-    <w:lvl w:ilvl="0" w:tplc="040E0003">
-      <w:start w:val="1"/>
-      <w:numFmt w:val="bullet"/>
-      <w:lvlText w:val="o"/>
-      <w:lvlJc w:val="left"/>
-      <w:pPr>
-        <w:ind w:left="1440" w:hanging="360"/>
-      </w:pPr>
-      <w:rPr>
-        <w:rFonts w:ascii="Courier New" w:hAnsi="Courier New" w:cs="Courier New" w:hint="default"/>
-      </w:rPr>
-    </w:lvl>
-    <w:lvl w:ilvl="1" w:tplc="040E0003" w:tentative="1">
-      <w:start w:val="1"/>
-      <w:numFmt w:val="bullet"/>
-      <w:lvlText w:val="o"/>
-      <w:lvlJc w:val="left"/>
-      <w:pPr>
-        <w:ind w:left="2160" w:hanging="360"/>
-      </w:pPr>
-      <w:rPr>
-        <w:rFonts w:ascii="Courier New" w:hAnsi="Courier New" w:cs="Courier New" w:hint="default"/>
-      </w:rPr>
-    </w:lvl>
-    <w:lvl w:ilvl="2" w:tplc="040E0005" w:tentative="1">
-      <w:start w:val="1"/>
-      <w:numFmt w:val="bullet"/>
-      <w:lvlText w:val=""/>
-      <w:lvlJc w:val="left"/>
-      <w:pPr>
-        <w:ind w:left="2880" w:hanging="360"/>
-      </w:pPr>
-      <w:rPr>
-        <w:rFonts w:ascii="Wingdings" w:hAnsi="Wingdings" w:hint="default"/>
-      </w:rPr>
-    </w:lvl>
-    <w:lvl w:ilvl="3" w:tplc="040E0001" w:tentative="1">
-      <w:start w:val="1"/>
-      <w:numFmt w:val="bullet"/>
-      <w:lvlText w:val=""/>
-      <w:lvlJc w:val="left"/>
-      <w:pPr>
-        <w:ind w:left="3600" w:hanging="360"/>
-      </w:pPr>
-      <w:rPr>
-        <w:rFonts w:ascii="Symbol" w:hAnsi="Symbol" w:hint="default"/>
-      </w:rPr>
-    </w:lvl>
-    <w:lvl w:ilvl="4" w:tplc="040E0003" w:tentative="1">
-      <w:start w:val="1"/>
-      <w:numFmt w:val="bullet"/>
-      <w:lvlText w:val="o"/>
-      <w:lvlJc w:val="left"/>
-      <w:pPr>
-        <w:ind w:left="4320" w:hanging="360"/>
-      </w:pPr>
-      <w:rPr>
-        <w:rFonts w:ascii="Courier New" w:hAnsi="Courier New" w:cs="Courier New" w:hint="default"/>
-      </w:rPr>
-    </w:lvl>
-    <w:lvl w:ilvl="5" w:tplc="040E0005" w:tentative="1">
-      <w:start w:val="1"/>
-      <w:numFmt w:val="bullet"/>
-      <w:lvlText w:val=""/>
-      <w:lvlJc w:val="left"/>
-      <w:pPr>
-        <w:ind w:left="5040" w:hanging="360"/>
-      </w:pPr>
-      <w:rPr>
-        <w:rFonts w:ascii="Wingdings" w:hAnsi="Wingdings" w:hint="default"/>
-      </w:rPr>
-    </w:lvl>
-    <w:lvl w:ilvl="6" w:tplc="040E0001" w:tentative="1">
-      <w:start w:val="1"/>
-      <w:numFmt w:val="bullet"/>
-      <w:lvlText w:val=""/>
-      <w:lvlJc w:val="left"/>
-      <w:pPr>
-        <w:ind w:left="5760" w:hanging="360"/>
-      </w:pPr>
-      <w:rPr>
-        <w:rFonts w:ascii="Symbol" w:hAnsi="Symbol" w:hint="default"/>
-      </w:rPr>
-    </w:lvl>
-    <w:lvl w:ilvl="7" w:tplc="040E0003" w:tentative="1">
-      <w:start w:val="1"/>
-      <w:numFmt w:val="bullet"/>
-      <w:lvlText w:val="o"/>
-      <w:lvlJc w:val="left"/>
-      <w:pPr>
-        <w:ind w:left="6480" w:hanging="360"/>
-      </w:pPr>
-      <w:rPr>
-        <w:rFonts w:ascii="Courier New" w:hAnsi="Courier New" w:cs="Courier New" w:hint="default"/>
-      </w:rPr>
-    </w:lvl>
-    <w:lvl w:ilvl="8" w:tplc="040E0005" w:tentative="1">
-      <w:start w:val="1"/>
-      <w:numFmt w:val="bullet"/>
-      <w:lvlText w:val=""/>
-      <w:lvlJc w:val="left"/>
-      <w:pPr>
-        <w:ind w:left="7200" w:hanging="360"/>
-      </w:pPr>
-      <w:rPr>
-        <w:rFonts w:ascii="Wingdings" w:hAnsi="Wingdings" w:hint="default"/>
-      </w:rPr>
-    </w:lvl>
-  </w:abstractNum>
-  <w:abstractNum w:abstractNumId="72" w15:restartNumberingAfterBreak="0">
-    <w:nsid w:val="5F3535B8"/>
-    <w:multiLevelType w:val="hybridMultilevel"/>
-    <w:tmpl w:val="347240D0"/>
-    <w:lvl w:ilvl="0" w:tplc="040E000F">
-      <w:start w:val="1"/>
-      <w:numFmt w:val="decimal"/>
-      <w:lvlText w:val="%1."/>
-      <w:lvlJc w:val="left"/>
-      <w:pPr>
-        <w:ind w:left="10931" w:hanging="360"/>
-      </w:pPr>
-    </w:lvl>
-    <w:lvl w:ilvl="1" w:tplc="040E0019" w:tentative="1">
-      <w:start w:val="1"/>
-      <w:numFmt w:val="lowerLetter"/>
-      <w:lvlText w:val="%2."/>
-      <w:lvlJc w:val="left"/>
-      <w:pPr>
-        <w:ind w:left="11651" w:hanging="360"/>
-      </w:pPr>
-    </w:lvl>
-    <w:lvl w:ilvl="2" w:tplc="040E001B" w:tentative="1">
-      <w:start w:val="1"/>
-      <w:numFmt w:val="lowerRoman"/>
-      <w:lvlText w:val="%3."/>
-      <w:lvlJc w:val="right"/>
-      <w:pPr>
-        <w:ind w:left="12371" w:hanging="180"/>
-      </w:pPr>
-    </w:lvl>
-    <w:lvl w:ilvl="3" w:tplc="040E000F" w:tentative="1">
-      <w:start w:val="1"/>
-      <w:numFmt w:val="decimal"/>
-      <w:lvlText w:val="%4."/>
-      <w:lvlJc w:val="left"/>
-      <w:pPr>
-        <w:ind w:left="13091" w:hanging="360"/>
-      </w:pPr>
-    </w:lvl>
-    <w:lvl w:ilvl="4" w:tplc="040E0019" w:tentative="1">
-      <w:start w:val="1"/>
-      <w:numFmt w:val="lowerLetter"/>
-      <w:lvlText w:val="%5."/>
-      <w:lvlJc w:val="left"/>
-      <w:pPr>
-        <w:ind w:left="13811" w:hanging="360"/>
-      </w:pPr>
-    </w:lvl>
-    <w:lvl w:ilvl="5" w:tplc="040E001B" w:tentative="1">
-      <w:start w:val="1"/>
-      <w:numFmt w:val="lowerRoman"/>
-      <w:lvlText w:val="%6."/>
-      <w:lvlJc w:val="right"/>
-      <w:pPr>
-        <w:ind w:left="14531" w:hanging="180"/>
-      </w:pPr>
-    </w:lvl>
-    <w:lvl w:ilvl="6" w:tplc="040E000F" w:tentative="1">
-      <w:start w:val="1"/>
-      <w:numFmt w:val="decimal"/>
-      <w:lvlText w:val="%7."/>
-      <w:lvlJc w:val="left"/>
-      <w:pPr>
-        <w:ind w:left="15251" w:hanging="360"/>
-      </w:pPr>
-    </w:lvl>
-    <w:lvl w:ilvl="7" w:tplc="040E0019" w:tentative="1">
-      <w:start w:val="1"/>
-      <w:numFmt w:val="lowerLetter"/>
-      <w:lvlText w:val="%8."/>
-      <w:lvlJc w:val="left"/>
-      <w:pPr>
-        <w:ind w:left="15971" w:hanging="360"/>
-      </w:pPr>
-    </w:lvl>
-    <w:lvl w:ilvl="8" w:tplc="040E001B" w:tentative="1">
-      <w:start w:val="1"/>
-      <w:numFmt w:val="lowerRoman"/>
-      <w:lvlText w:val="%9."/>
-      <w:lvlJc w:val="right"/>
-      <w:pPr>
-        <w:ind w:left="16691" w:hanging="180"/>
-      </w:pPr>
-    </w:lvl>
-  </w:abstractNum>
-  <w:abstractNum w:abstractNumId="73" w15:restartNumberingAfterBreak="0">
+  <w:abstractNum w:abstractNumId="33" w15:restartNumberingAfterBreak="0">
     <w:nsid w:val="5F5A543D"/>
     <w:multiLevelType w:val="multilevel"/>
     <w:tmpl w:val="9DB00400"/>
@@ -32509,7 +29109,7 @@
       </w:rPr>
     </w:lvl>
   </w:abstractNum>
-  <w:abstractNum w:abstractNumId="74" w15:restartNumberingAfterBreak="0">
+  <w:abstractNum w:abstractNumId="34" w15:restartNumberingAfterBreak="0">
     <w:nsid w:val="60E57D83"/>
     <w:multiLevelType w:val="multilevel"/>
     <w:tmpl w:val="A36E2496"/>
@@ -32622,322 +29222,7 @@
       </w:pPr>
     </w:lvl>
   </w:abstractNum>
-  <w:abstractNum w:abstractNumId="75" w15:restartNumberingAfterBreak="0">
-    <w:nsid w:val="63AC0F18"/>
-    <w:multiLevelType w:val="hybridMultilevel"/>
-    <w:tmpl w:val="341462F6"/>
-    <w:lvl w:ilvl="0" w:tplc="B9EC0D80">
-      <w:start w:val="5"/>
-      <w:numFmt w:val="decimal"/>
-      <w:lvlText w:val="%1"/>
-      <w:lvlJc w:val="left"/>
-      <w:pPr>
-        <w:ind w:left="720" w:hanging="360"/>
-      </w:pPr>
-      <w:rPr>
-        <w:rFonts w:hint="default"/>
-      </w:rPr>
-    </w:lvl>
-    <w:lvl w:ilvl="1" w:tplc="040E0019" w:tentative="1">
-      <w:start w:val="1"/>
-      <w:numFmt w:val="lowerLetter"/>
-      <w:lvlText w:val="%2."/>
-      <w:lvlJc w:val="left"/>
-      <w:pPr>
-        <w:ind w:left="1440" w:hanging="360"/>
-      </w:pPr>
-    </w:lvl>
-    <w:lvl w:ilvl="2" w:tplc="040E001B" w:tentative="1">
-      <w:start w:val="1"/>
-      <w:numFmt w:val="lowerRoman"/>
-      <w:lvlText w:val="%3."/>
-      <w:lvlJc w:val="right"/>
-      <w:pPr>
-        <w:ind w:left="2160" w:hanging="180"/>
-      </w:pPr>
-    </w:lvl>
-    <w:lvl w:ilvl="3" w:tplc="040E000F" w:tentative="1">
-      <w:start w:val="1"/>
-      <w:numFmt w:val="decimal"/>
-      <w:lvlText w:val="%4."/>
-      <w:lvlJc w:val="left"/>
-      <w:pPr>
-        <w:ind w:left="2880" w:hanging="360"/>
-      </w:pPr>
-    </w:lvl>
-    <w:lvl w:ilvl="4" w:tplc="040E0019" w:tentative="1">
-      <w:start w:val="1"/>
-      <w:numFmt w:val="lowerLetter"/>
-      <w:lvlText w:val="%5."/>
-      <w:lvlJc w:val="left"/>
-      <w:pPr>
-        <w:ind w:left="3600" w:hanging="360"/>
-      </w:pPr>
-    </w:lvl>
-    <w:lvl w:ilvl="5" w:tplc="040E001B" w:tentative="1">
-      <w:start w:val="1"/>
-      <w:numFmt w:val="lowerRoman"/>
-      <w:lvlText w:val="%6."/>
-      <w:lvlJc w:val="right"/>
-      <w:pPr>
-        <w:ind w:left="4320" w:hanging="180"/>
-      </w:pPr>
-    </w:lvl>
-    <w:lvl w:ilvl="6" w:tplc="040E000F" w:tentative="1">
-      <w:start w:val="1"/>
-      <w:numFmt w:val="decimal"/>
-      <w:lvlText w:val="%7."/>
-      <w:lvlJc w:val="left"/>
-      <w:pPr>
-        <w:ind w:left="5040" w:hanging="360"/>
-      </w:pPr>
-    </w:lvl>
-    <w:lvl w:ilvl="7" w:tplc="040E0019" w:tentative="1">
-      <w:start w:val="1"/>
-      <w:numFmt w:val="lowerLetter"/>
-      <w:lvlText w:val="%8."/>
-      <w:lvlJc w:val="left"/>
-      <w:pPr>
-        <w:ind w:left="5760" w:hanging="360"/>
-      </w:pPr>
-    </w:lvl>
-    <w:lvl w:ilvl="8" w:tplc="040E001B" w:tentative="1">
-      <w:start w:val="1"/>
-      <w:numFmt w:val="lowerRoman"/>
-      <w:lvlText w:val="%9."/>
-      <w:lvlJc w:val="right"/>
-      <w:pPr>
-        <w:ind w:left="6480" w:hanging="180"/>
-      </w:pPr>
-    </w:lvl>
-  </w:abstractNum>
-  <w:abstractNum w:abstractNumId="76" w15:restartNumberingAfterBreak="0">
-    <w:nsid w:val="66767E42"/>
-    <w:multiLevelType w:val="multilevel"/>
-    <w:tmpl w:val="DE109E46"/>
-    <w:lvl w:ilvl="0">
-      <w:start w:val="1"/>
-      <w:numFmt w:val="decimal"/>
-      <w:lvlText w:val="%1."/>
-      <w:lvlJc w:val="left"/>
-      <w:pPr>
-        <w:tabs>
-          <w:tab w:val="num" w:pos="720"/>
-        </w:tabs>
-        <w:ind w:left="720" w:hanging="360"/>
-      </w:pPr>
-    </w:lvl>
-    <w:lvl w:ilvl="1" w:tentative="1">
-      <w:start w:val="1"/>
-      <w:numFmt w:val="decimal"/>
-      <w:lvlText w:val="%2."/>
-      <w:lvlJc w:val="left"/>
-      <w:pPr>
-        <w:tabs>
-          <w:tab w:val="num" w:pos="1440"/>
-        </w:tabs>
-        <w:ind w:left="1440" w:hanging="360"/>
-      </w:pPr>
-    </w:lvl>
-    <w:lvl w:ilvl="2" w:tentative="1">
-      <w:start w:val="1"/>
-      <w:numFmt w:val="decimal"/>
-      <w:lvlText w:val="%3."/>
-      <w:lvlJc w:val="left"/>
-      <w:pPr>
-        <w:tabs>
-          <w:tab w:val="num" w:pos="2160"/>
-        </w:tabs>
-        <w:ind w:left="2160" w:hanging="360"/>
-      </w:pPr>
-    </w:lvl>
-    <w:lvl w:ilvl="3" w:tentative="1">
-      <w:start w:val="1"/>
-      <w:numFmt w:val="decimal"/>
-      <w:lvlText w:val="%4."/>
-      <w:lvlJc w:val="left"/>
-      <w:pPr>
-        <w:tabs>
-          <w:tab w:val="num" w:pos="2880"/>
-        </w:tabs>
-        <w:ind w:left="2880" w:hanging="360"/>
-      </w:pPr>
-    </w:lvl>
-    <w:lvl w:ilvl="4" w:tentative="1">
-      <w:start w:val="1"/>
-      <w:numFmt w:val="decimal"/>
-      <w:lvlText w:val="%5."/>
-      <w:lvlJc w:val="left"/>
-      <w:pPr>
-        <w:tabs>
-          <w:tab w:val="num" w:pos="3600"/>
-        </w:tabs>
-        <w:ind w:left="3600" w:hanging="360"/>
-      </w:pPr>
-    </w:lvl>
-    <w:lvl w:ilvl="5" w:tentative="1">
-      <w:start w:val="1"/>
-      <w:numFmt w:val="decimal"/>
-      <w:lvlText w:val="%6."/>
-      <w:lvlJc w:val="left"/>
-      <w:pPr>
-        <w:tabs>
-          <w:tab w:val="num" w:pos="4320"/>
-        </w:tabs>
-        <w:ind w:left="4320" w:hanging="360"/>
-      </w:pPr>
-    </w:lvl>
-    <w:lvl w:ilvl="6" w:tentative="1">
-      <w:start w:val="1"/>
-      <w:numFmt w:val="decimal"/>
-      <w:lvlText w:val="%7."/>
-      <w:lvlJc w:val="left"/>
-      <w:pPr>
-        <w:tabs>
-          <w:tab w:val="num" w:pos="5040"/>
-        </w:tabs>
-        <w:ind w:left="5040" w:hanging="360"/>
-      </w:pPr>
-    </w:lvl>
-    <w:lvl w:ilvl="7" w:tentative="1">
-      <w:start w:val="1"/>
-      <w:numFmt w:val="decimal"/>
-      <w:lvlText w:val="%8."/>
-      <w:lvlJc w:val="left"/>
-      <w:pPr>
-        <w:tabs>
-          <w:tab w:val="num" w:pos="5760"/>
-        </w:tabs>
-        <w:ind w:left="5760" w:hanging="360"/>
-      </w:pPr>
-    </w:lvl>
-    <w:lvl w:ilvl="8" w:tentative="1">
-      <w:start w:val="1"/>
-      <w:numFmt w:val="decimal"/>
-      <w:lvlText w:val="%9."/>
-      <w:lvlJc w:val="left"/>
-      <w:pPr>
-        <w:tabs>
-          <w:tab w:val="num" w:pos="6480"/>
-        </w:tabs>
-        <w:ind w:left="6480" w:hanging="360"/>
-      </w:pPr>
-    </w:lvl>
-  </w:abstractNum>
-  <w:abstractNum w:abstractNumId="77" w15:restartNumberingAfterBreak="0">
-    <w:nsid w:val="688B7290"/>
-    <w:multiLevelType w:val="hybridMultilevel"/>
-    <w:tmpl w:val="7E9EDEB0"/>
-    <w:lvl w:ilvl="0" w:tplc="040E0003">
-      <w:start w:val="1"/>
-      <w:numFmt w:val="bullet"/>
-      <w:lvlText w:val="o"/>
-      <w:lvlJc w:val="left"/>
-      <w:pPr>
-        <w:ind w:left="720" w:hanging="360"/>
-      </w:pPr>
-      <w:rPr>
-        <w:rFonts w:ascii="Courier New" w:hAnsi="Courier New" w:cs="Courier New" w:hint="default"/>
-      </w:rPr>
-    </w:lvl>
-    <w:lvl w:ilvl="1" w:tplc="040E0003">
-      <w:start w:val="1"/>
-      <w:numFmt w:val="bullet"/>
-      <w:lvlText w:val="o"/>
-      <w:lvlJc w:val="left"/>
-      <w:pPr>
-        <w:ind w:left="1440" w:hanging="360"/>
-      </w:pPr>
-      <w:rPr>
-        <w:rFonts w:ascii="Courier New" w:hAnsi="Courier New" w:cs="Courier New" w:hint="default"/>
-      </w:rPr>
-    </w:lvl>
-    <w:lvl w:ilvl="2" w:tplc="040E0005" w:tentative="1">
-      <w:start w:val="1"/>
-      <w:numFmt w:val="bullet"/>
-      <w:lvlText w:val=""/>
-      <w:lvlJc w:val="left"/>
-      <w:pPr>
-        <w:ind w:left="2160" w:hanging="360"/>
-      </w:pPr>
-      <w:rPr>
-        <w:rFonts w:ascii="Wingdings" w:hAnsi="Wingdings" w:hint="default"/>
-      </w:rPr>
-    </w:lvl>
-    <w:lvl w:ilvl="3" w:tplc="040E0001" w:tentative="1">
-      <w:start w:val="1"/>
-      <w:numFmt w:val="bullet"/>
-      <w:lvlText w:val=""/>
-      <w:lvlJc w:val="left"/>
-      <w:pPr>
-        <w:ind w:left="2880" w:hanging="360"/>
-      </w:pPr>
-      <w:rPr>
-        <w:rFonts w:ascii="Symbol" w:hAnsi="Symbol" w:hint="default"/>
-      </w:rPr>
-    </w:lvl>
-    <w:lvl w:ilvl="4" w:tplc="040E0003" w:tentative="1">
-      <w:start w:val="1"/>
-      <w:numFmt w:val="bullet"/>
-      <w:lvlText w:val="o"/>
-      <w:lvlJc w:val="left"/>
-      <w:pPr>
-        <w:ind w:left="3600" w:hanging="360"/>
-      </w:pPr>
-      <w:rPr>
-        <w:rFonts w:ascii="Courier New" w:hAnsi="Courier New" w:cs="Courier New" w:hint="default"/>
-      </w:rPr>
-    </w:lvl>
-    <w:lvl w:ilvl="5" w:tplc="040E0005" w:tentative="1">
-      <w:start w:val="1"/>
-      <w:numFmt w:val="bullet"/>
-      <w:lvlText w:val=""/>
-      <w:lvlJc w:val="left"/>
-      <w:pPr>
-        <w:ind w:left="4320" w:hanging="360"/>
-      </w:pPr>
-      <w:rPr>
-        <w:rFonts w:ascii="Wingdings" w:hAnsi="Wingdings" w:hint="default"/>
-      </w:rPr>
-    </w:lvl>
-    <w:lvl w:ilvl="6" w:tplc="040E0001" w:tentative="1">
-      <w:start w:val="1"/>
-      <w:numFmt w:val="bullet"/>
-      <w:lvlText w:val=""/>
-      <w:lvlJc w:val="left"/>
-      <w:pPr>
-        <w:ind w:left="5040" w:hanging="360"/>
-      </w:pPr>
-      <w:rPr>
-        <w:rFonts w:ascii="Symbol" w:hAnsi="Symbol" w:hint="default"/>
-      </w:rPr>
-    </w:lvl>
-    <w:lvl w:ilvl="7" w:tplc="040E0003" w:tentative="1">
-      <w:start w:val="1"/>
-      <w:numFmt w:val="bullet"/>
-      <w:lvlText w:val="o"/>
-      <w:lvlJc w:val="left"/>
-      <w:pPr>
-        <w:ind w:left="5760" w:hanging="360"/>
-      </w:pPr>
-      <w:rPr>
-        <w:rFonts w:ascii="Courier New" w:hAnsi="Courier New" w:cs="Courier New" w:hint="default"/>
-      </w:rPr>
-    </w:lvl>
-    <w:lvl w:ilvl="8" w:tplc="040E0005" w:tentative="1">
-      <w:start w:val="1"/>
-      <w:numFmt w:val="bullet"/>
-      <w:lvlText w:val=""/>
-      <w:lvlJc w:val="left"/>
-      <w:pPr>
-        <w:ind w:left="6480" w:hanging="360"/>
-      </w:pPr>
-      <w:rPr>
-        <w:rFonts w:ascii="Wingdings" w:hAnsi="Wingdings" w:hint="default"/>
-      </w:rPr>
-    </w:lvl>
-  </w:abstractNum>
-  <w:abstractNum w:abstractNumId="78" w15:restartNumberingAfterBreak="0">
+  <w:abstractNum w:abstractNumId="35" w15:restartNumberingAfterBreak="0">
     <w:nsid w:val="69EA0719"/>
     <w:multiLevelType w:val="multilevel"/>
     <w:tmpl w:val="FE467802"/>
@@ -33086,96 +29371,7 @@
       </w:rPr>
     </w:lvl>
   </w:abstractNum>
-  <w:abstractNum w:abstractNumId="79" w15:restartNumberingAfterBreak="0">
-    <w:nsid w:val="6A4E105C"/>
-    <w:multiLevelType w:val="hybridMultilevel"/>
-    <w:tmpl w:val="CD5499FC"/>
-    <w:lvl w:ilvl="0" w:tplc="1028525A">
-      <w:start w:val="1"/>
-      <w:numFmt w:val="decimal"/>
-      <w:lvlText w:val="%1"/>
-      <w:lvlJc w:val="left"/>
-      <w:pPr>
-        <w:ind w:left="720" w:hanging="360"/>
-      </w:pPr>
-      <w:rPr>
-        <w:rFonts w:hint="default"/>
-      </w:rPr>
-    </w:lvl>
-    <w:lvl w:ilvl="1" w:tplc="040E0019" w:tentative="1">
-      <w:start w:val="1"/>
-      <w:numFmt w:val="lowerLetter"/>
-      <w:lvlText w:val="%2."/>
-      <w:lvlJc w:val="left"/>
-      <w:pPr>
-        <w:ind w:left="1440" w:hanging="360"/>
-      </w:pPr>
-    </w:lvl>
-    <w:lvl w:ilvl="2" w:tplc="040E001B" w:tentative="1">
-      <w:start w:val="1"/>
-      <w:numFmt w:val="lowerRoman"/>
-      <w:lvlText w:val="%3."/>
-      <w:lvlJc w:val="right"/>
-      <w:pPr>
-        <w:ind w:left="2160" w:hanging="180"/>
-      </w:pPr>
-    </w:lvl>
-    <w:lvl w:ilvl="3" w:tplc="040E000F" w:tentative="1">
-      <w:start w:val="1"/>
-      <w:numFmt w:val="decimal"/>
-      <w:lvlText w:val="%4."/>
-      <w:lvlJc w:val="left"/>
-      <w:pPr>
-        <w:ind w:left="2880" w:hanging="360"/>
-      </w:pPr>
-    </w:lvl>
-    <w:lvl w:ilvl="4" w:tplc="040E0019" w:tentative="1">
-      <w:start w:val="1"/>
-      <w:numFmt w:val="lowerLetter"/>
-      <w:lvlText w:val="%5."/>
-      <w:lvlJc w:val="left"/>
-      <w:pPr>
-        <w:ind w:left="3600" w:hanging="360"/>
-      </w:pPr>
-    </w:lvl>
-    <w:lvl w:ilvl="5" w:tplc="040E001B" w:tentative="1">
-      <w:start w:val="1"/>
-      <w:numFmt w:val="lowerRoman"/>
-      <w:lvlText w:val="%6."/>
-      <w:lvlJc w:val="right"/>
-      <w:pPr>
-        <w:ind w:left="4320" w:hanging="180"/>
-      </w:pPr>
-    </w:lvl>
-    <w:lvl w:ilvl="6" w:tplc="040E000F" w:tentative="1">
-      <w:start w:val="1"/>
-      <w:numFmt w:val="decimal"/>
-      <w:lvlText w:val="%7."/>
-      <w:lvlJc w:val="left"/>
-      <w:pPr>
-        <w:ind w:left="5040" w:hanging="360"/>
-      </w:pPr>
-    </w:lvl>
-    <w:lvl w:ilvl="7" w:tplc="040E0019" w:tentative="1">
-      <w:start w:val="1"/>
-      <w:numFmt w:val="lowerLetter"/>
-      <w:lvlText w:val="%8."/>
-      <w:lvlJc w:val="left"/>
-      <w:pPr>
-        <w:ind w:left="5760" w:hanging="360"/>
-      </w:pPr>
-    </w:lvl>
-    <w:lvl w:ilvl="8" w:tplc="040E001B" w:tentative="1">
-      <w:start w:val="1"/>
-      <w:numFmt w:val="lowerRoman"/>
-      <w:lvlText w:val="%9."/>
-      <w:lvlJc w:val="right"/>
-      <w:pPr>
-        <w:ind w:left="6480" w:hanging="180"/>
-      </w:pPr>
-    </w:lvl>
-  </w:abstractNum>
-  <w:abstractNum w:abstractNumId="80" w15:restartNumberingAfterBreak="0">
+  <w:abstractNum w:abstractNumId="36" w15:restartNumberingAfterBreak="0">
     <w:nsid w:val="6C53025A"/>
     <w:multiLevelType w:val="multilevel"/>
     <w:tmpl w:val="F65E0780"/>
@@ -33279,7 +29475,7 @@
       </w:rPr>
     </w:lvl>
   </w:abstractNum>
-  <w:abstractNum w:abstractNumId="81" w15:restartNumberingAfterBreak="0">
+  <w:abstractNum w:abstractNumId="37" w15:restartNumberingAfterBreak="0">
     <w:nsid w:val="6D5B036B"/>
     <w:multiLevelType w:val="multilevel"/>
     <w:tmpl w:val="9022DC58"/>
@@ -33428,7 +29624,7 @@
       </w:rPr>
     </w:lvl>
   </w:abstractNum>
-  <w:abstractNum w:abstractNumId="82" w15:restartNumberingAfterBreak="0">
+  <w:abstractNum w:abstractNumId="38" w15:restartNumberingAfterBreak="0">
     <w:nsid w:val="6FE752DD"/>
     <w:multiLevelType w:val="multilevel"/>
     <w:tmpl w:val="040E0025"/>
@@ -33520,93 +29716,7 @@
       </w:pPr>
     </w:lvl>
   </w:abstractNum>
-  <w:abstractNum w:abstractNumId="83" w15:restartNumberingAfterBreak="0">
-    <w:nsid w:val="71C67BC8"/>
-    <w:multiLevelType w:val="multilevel"/>
-    <w:tmpl w:val="040E001D"/>
-    <w:lvl w:ilvl="0">
-      <w:start w:val="1"/>
-      <w:numFmt w:val="decimal"/>
-      <w:lvlText w:val="%1)"/>
-      <w:lvlJc w:val="left"/>
-      <w:pPr>
-        <w:ind w:left="360" w:hanging="360"/>
-      </w:pPr>
-    </w:lvl>
-    <w:lvl w:ilvl="1">
-      <w:start w:val="1"/>
-      <w:numFmt w:val="lowerLetter"/>
-      <w:lvlText w:val="%2)"/>
-      <w:lvlJc w:val="left"/>
-      <w:pPr>
-        <w:ind w:left="720" w:hanging="360"/>
-      </w:pPr>
-    </w:lvl>
-    <w:lvl w:ilvl="2">
-      <w:start w:val="1"/>
-      <w:numFmt w:val="lowerRoman"/>
-      <w:lvlText w:val="%3)"/>
-      <w:lvlJc w:val="left"/>
-      <w:pPr>
-        <w:ind w:left="1080" w:hanging="360"/>
-      </w:pPr>
-    </w:lvl>
-    <w:lvl w:ilvl="3">
-      <w:start w:val="1"/>
-      <w:numFmt w:val="decimal"/>
-      <w:lvlText w:val="(%4)"/>
-      <w:lvlJc w:val="left"/>
-      <w:pPr>
-        <w:ind w:left="1440" w:hanging="360"/>
-      </w:pPr>
-    </w:lvl>
-    <w:lvl w:ilvl="4">
-      <w:start w:val="1"/>
-      <w:numFmt w:val="lowerLetter"/>
-      <w:lvlText w:val="(%5)"/>
-      <w:lvlJc w:val="left"/>
-      <w:pPr>
-        <w:ind w:left="1800" w:hanging="360"/>
-      </w:pPr>
-    </w:lvl>
-    <w:lvl w:ilvl="5">
-      <w:start w:val="1"/>
-      <w:numFmt w:val="lowerRoman"/>
-      <w:lvlText w:val="(%6)"/>
-      <w:lvlJc w:val="left"/>
-      <w:pPr>
-        <w:ind w:left="2160" w:hanging="360"/>
-      </w:pPr>
-    </w:lvl>
-    <w:lvl w:ilvl="6">
-      <w:start w:val="1"/>
-      <w:numFmt w:val="decimal"/>
-      <w:lvlText w:val="%7."/>
-      <w:lvlJc w:val="left"/>
-      <w:pPr>
-        <w:ind w:left="2520" w:hanging="360"/>
-      </w:pPr>
-    </w:lvl>
-    <w:lvl w:ilvl="7">
-      <w:start w:val="1"/>
-      <w:numFmt w:val="lowerLetter"/>
-      <w:lvlText w:val="%8."/>
-      <w:lvlJc w:val="left"/>
-      <w:pPr>
-        <w:ind w:left="2880" w:hanging="360"/>
-      </w:pPr>
-    </w:lvl>
-    <w:lvl w:ilvl="8">
-      <w:start w:val="1"/>
-      <w:numFmt w:val="lowerRoman"/>
-      <w:lvlText w:val="%9."/>
-      <w:lvlJc w:val="left"/>
-      <w:pPr>
-        <w:ind w:left="3240" w:hanging="360"/>
-      </w:pPr>
-    </w:lvl>
-  </w:abstractNum>
-  <w:abstractNum w:abstractNumId="84" w15:restartNumberingAfterBreak="0">
+  <w:abstractNum w:abstractNumId="39" w15:restartNumberingAfterBreak="0">
     <w:nsid w:val="73A8468B"/>
     <w:multiLevelType w:val="multilevel"/>
     <w:tmpl w:val="26A86204"/>
@@ -33755,7 +29865,7 @@
       </w:rPr>
     </w:lvl>
   </w:abstractNum>
-  <w:abstractNum w:abstractNumId="85" w15:restartNumberingAfterBreak="0">
+  <w:abstractNum w:abstractNumId="40" w15:restartNumberingAfterBreak="0">
     <w:nsid w:val="77B24AD6"/>
     <w:multiLevelType w:val="multilevel"/>
     <w:tmpl w:val="2842B6D8"/>
@@ -33861,537 +29971,135 @@
       </w:rPr>
     </w:lvl>
   </w:abstractNum>
-  <w:abstractNum w:abstractNumId="86" w15:restartNumberingAfterBreak="0">
-    <w:nsid w:val="78731B5C"/>
-    <w:multiLevelType w:val="multilevel"/>
-    <w:tmpl w:val="8FB6CD20"/>
-    <w:lvl w:ilvl="0">
-      <w:start w:val="1"/>
-      <w:numFmt w:val="decimal"/>
-      <w:lvlText w:val="%1."/>
-      <w:lvlJc w:val="left"/>
-      <w:pPr>
-        <w:tabs>
-          <w:tab w:val="num" w:pos="720"/>
-        </w:tabs>
-        <w:ind w:left="720" w:hanging="360"/>
-      </w:pPr>
-    </w:lvl>
-    <w:lvl w:ilvl="1" w:tentative="1">
-      <w:start w:val="1"/>
-      <w:numFmt w:val="decimal"/>
-      <w:lvlText w:val="%2."/>
-      <w:lvlJc w:val="left"/>
-      <w:pPr>
-        <w:tabs>
-          <w:tab w:val="num" w:pos="1440"/>
-        </w:tabs>
-        <w:ind w:left="1440" w:hanging="360"/>
-      </w:pPr>
-    </w:lvl>
-    <w:lvl w:ilvl="2" w:tentative="1">
-      <w:start w:val="1"/>
-      <w:numFmt w:val="decimal"/>
-      <w:lvlText w:val="%3."/>
-      <w:lvlJc w:val="left"/>
-      <w:pPr>
-        <w:tabs>
-          <w:tab w:val="num" w:pos="2160"/>
-        </w:tabs>
-        <w:ind w:left="2160" w:hanging="360"/>
-      </w:pPr>
-    </w:lvl>
-    <w:lvl w:ilvl="3" w:tentative="1">
-      <w:start w:val="1"/>
-      <w:numFmt w:val="decimal"/>
-      <w:lvlText w:val="%4."/>
-      <w:lvlJc w:val="left"/>
-      <w:pPr>
-        <w:tabs>
-          <w:tab w:val="num" w:pos="2880"/>
-        </w:tabs>
-        <w:ind w:left="2880" w:hanging="360"/>
-      </w:pPr>
-    </w:lvl>
-    <w:lvl w:ilvl="4" w:tentative="1">
-      <w:start w:val="1"/>
-      <w:numFmt w:val="decimal"/>
-      <w:lvlText w:val="%5."/>
-      <w:lvlJc w:val="left"/>
-      <w:pPr>
-        <w:tabs>
-          <w:tab w:val="num" w:pos="3600"/>
-        </w:tabs>
-        <w:ind w:left="3600" w:hanging="360"/>
-      </w:pPr>
-    </w:lvl>
-    <w:lvl w:ilvl="5" w:tentative="1">
-      <w:start w:val="1"/>
-      <w:numFmt w:val="decimal"/>
-      <w:lvlText w:val="%6."/>
-      <w:lvlJc w:val="left"/>
-      <w:pPr>
-        <w:tabs>
-          <w:tab w:val="num" w:pos="4320"/>
-        </w:tabs>
-        <w:ind w:left="4320" w:hanging="360"/>
-      </w:pPr>
-    </w:lvl>
-    <w:lvl w:ilvl="6" w:tentative="1">
-      <w:start w:val="1"/>
-      <w:numFmt w:val="decimal"/>
-      <w:lvlText w:val="%7."/>
-      <w:lvlJc w:val="left"/>
-      <w:pPr>
-        <w:tabs>
-          <w:tab w:val="num" w:pos="5040"/>
-        </w:tabs>
-        <w:ind w:left="5040" w:hanging="360"/>
-      </w:pPr>
-    </w:lvl>
-    <w:lvl w:ilvl="7" w:tentative="1">
-      <w:start w:val="1"/>
-      <w:numFmt w:val="decimal"/>
-      <w:lvlText w:val="%8."/>
-      <w:lvlJc w:val="left"/>
-      <w:pPr>
-        <w:tabs>
-          <w:tab w:val="num" w:pos="5760"/>
-        </w:tabs>
-        <w:ind w:left="5760" w:hanging="360"/>
-      </w:pPr>
-    </w:lvl>
-    <w:lvl w:ilvl="8" w:tentative="1">
-      <w:start w:val="1"/>
-      <w:numFmt w:val="decimal"/>
-      <w:lvlText w:val="%9."/>
-      <w:lvlJc w:val="left"/>
-      <w:pPr>
-        <w:tabs>
-          <w:tab w:val="num" w:pos="6480"/>
-        </w:tabs>
-        <w:ind w:left="6480" w:hanging="360"/>
-      </w:pPr>
-    </w:lvl>
-  </w:abstractNum>
-  <w:abstractNum w:abstractNumId="87" w15:restartNumberingAfterBreak="0">
-    <w:nsid w:val="7915683E"/>
-    <w:multiLevelType w:val="multilevel"/>
-    <w:tmpl w:val="D1DCA3EC"/>
-    <w:lvl w:ilvl="0">
-      <w:start w:val="1"/>
-      <w:numFmt w:val="bullet"/>
-      <w:lvlText w:val=""/>
-      <w:lvlJc w:val="left"/>
-      <w:pPr>
-        <w:tabs>
-          <w:tab w:val="num" w:pos="720"/>
-        </w:tabs>
-        <w:ind w:left="720" w:hanging="360"/>
-      </w:pPr>
-      <w:rPr>
-        <w:rFonts w:ascii="Symbol" w:hAnsi="Symbol" w:hint="default"/>
-        <w:sz w:val="20"/>
-      </w:rPr>
-    </w:lvl>
-    <w:lvl w:ilvl="1" w:tentative="1">
-      <w:start w:val="1"/>
-      <w:numFmt w:val="bullet"/>
-      <w:lvlText w:val="o"/>
-      <w:lvlJc w:val="left"/>
-      <w:pPr>
-        <w:tabs>
-          <w:tab w:val="num" w:pos="1440"/>
-        </w:tabs>
-        <w:ind w:left="1440" w:hanging="360"/>
-      </w:pPr>
-      <w:rPr>
-        <w:rFonts w:ascii="Courier New" w:hAnsi="Courier New" w:hint="default"/>
-        <w:sz w:val="20"/>
-      </w:rPr>
-    </w:lvl>
-    <w:lvl w:ilvl="2" w:tentative="1">
-      <w:start w:val="1"/>
-      <w:numFmt w:val="bullet"/>
-      <w:lvlText w:val=""/>
-      <w:lvlJc w:val="left"/>
-      <w:pPr>
-        <w:tabs>
-          <w:tab w:val="num" w:pos="2160"/>
-        </w:tabs>
-        <w:ind w:left="2160" w:hanging="360"/>
-      </w:pPr>
-      <w:rPr>
-        <w:rFonts w:ascii="Wingdings" w:hAnsi="Wingdings" w:hint="default"/>
-        <w:sz w:val="20"/>
-      </w:rPr>
-    </w:lvl>
-    <w:lvl w:ilvl="3" w:tentative="1">
-      <w:start w:val="1"/>
-      <w:numFmt w:val="bullet"/>
-      <w:lvlText w:val=""/>
-      <w:lvlJc w:val="left"/>
-      <w:pPr>
-        <w:tabs>
-          <w:tab w:val="num" w:pos="2880"/>
-        </w:tabs>
-        <w:ind w:left="2880" w:hanging="360"/>
-      </w:pPr>
-      <w:rPr>
-        <w:rFonts w:ascii="Wingdings" w:hAnsi="Wingdings" w:hint="default"/>
-        <w:sz w:val="20"/>
-      </w:rPr>
-    </w:lvl>
-    <w:lvl w:ilvl="4" w:tentative="1">
-      <w:start w:val="1"/>
-      <w:numFmt w:val="bullet"/>
-      <w:lvlText w:val=""/>
-      <w:lvlJc w:val="left"/>
-      <w:pPr>
-        <w:tabs>
-          <w:tab w:val="num" w:pos="3600"/>
-        </w:tabs>
-        <w:ind w:left="3600" w:hanging="360"/>
-      </w:pPr>
-      <w:rPr>
-        <w:rFonts w:ascii="Wingdings" w:hAnsi="Wingdings" w:hint="default"/>
-        <w:sz w:val="20"/>
-      </w:rPr>
-    </w:lvl>
-    <w:lvl w:ilvl="5" w:tentative="1">
-      <w:start w:val="1"/>
-      <w:numFmt w:val="bullet"/>
-      <w:lvlText w:val=""/>
-      <w:lvlJc w:val="left"/>
-      <w:pPr>
-        <w:tabs>
-          <w:tab w:val="num" w:pos="4320"/>
-        </w:tabs>
-        <w:ind w:left="4320" w:hanging="360"/>
-      </w:pPr>
-      <w:rPr>
-        <w:rFonts w:ascii="Wingdings" w:hAnsi="Wingdings" w:hint="default"/>
-        <w:sz w:val="20"/>
-      </w:rPr>
-    </w:lvl>
-    <w:lvl w:ilvl="6" w:tentative="1">
-      <w:start w:val="1"/>
-      <w:numFmt w:val="bullet"/>
-      <w:lvlText w:val=""/>
-      <w:lvlJc w:val="left"/>
-      <w:pPr>
-        <w:tabs>
-          <w:tab w:val="num" w:pos="5040"/>
-        </w:tabs>
-        <w:ind w:left="5040" w:hanging="360"/>
-      </w:pPr>
-      <w:rPr>
-        <w:rFonts w:ascii="Wingdings" w:hAnsi="Wingdings" w:hint="default"/>
-        <w:sz w:val="20"/>
-      </w:rPr>
-    </w:lvl>
-    <w:lvl w:ilvl="7" w:tentative="1">
-      <w:start w:val="1"/>
-      <w:numFmt w:val="bullet"/>
-      <w:lvlText w:val=""/>
-      <w:lvlJc w:val="left"/>
-      <w:pPr>
-        <w:tabs>
-          <w:tab w:val="num" w:pos="5760"/>
-        </w:tabs>
-        <w:ind w:left="5760" w:hanging="360"/>
-      </w:pPr>
-      <w:rPr>
-        <w:rFonts w:ascii="Wingdings" w:hAnsi="Wingdings" w:hint="default"/>
-        <w:sz w:val="20"/>
-      </w:rPr>
-    </w:lvl>
-    <w:lvl w:ilvl="8" w:tentative="1">
-      <w:start w:val="1"/>
-      <w:numFmt w:val="bullet"/>
-      <w:lvlText w:val=""/>
-      <w:lvlJc w:val="left"/>
-      <w:pPr>
-        <w:tabs>
-          <w:tab w:val="num" w:pos="6480"/>
-        </w:tabs>
-        <w:ind w:left="6480" w:hanging="360"/>
-      </w:pPr>
-      <w:rPr>
-        <w:rFonts w:ascii="Wingdings" w:hAnsi="Wingdings" w:hint="default"/>
-        <w:sz w:val="20"/>
-      </w:rPr>
-    </w:lvl>
-  </w:abstractNum>
-  <w:num w:numId="1" w16cid:durableId="241571798">
+  <w:num w:numId="1">
+    <w:abstractNumId w:val="38"/>
+  </w:num>
+  <w:num w:numId="2">
+    <w:abstractNumId w:val="2"/>
+  </w:num>
+  <w:num w:numId="3">
     <w:abstractNumId w:val="11"/>
   </w:num>
-  <w:num w:numId="2" w16cid:durableId="1934126893">
-    <w:abstractNumId w:val="47"/>
+  <w:num w:numId="4">
+    <w:abstractNumId w:val="19"/>
   </w:num>
-  <w:num w:numId="3" w16cid:durableId="2048292635">
+  <w:num w:numId="5">
+    <w:abstractNumId w:val="26"/>
+  </w:num>
+  <w:num w:numId="6">
+    <w:abstractNumId w:val="5"/>
+  </w:num>
+  <w:num w:numId="7">
+    <w:abstractNumId w:val="7"/>
+  </w:num>
+  <w:num w:numId="8">
+    <w:abstractNumId w:val="8"/>
+  </w:num>
+  <w:num w:numId="9">
+    <w:abstractNumId w:val="20"/>
+  </w:num>
+  <w:num w:numId="10">
     <w:abstractNumId w:val="22"/>
   </w:num>
-  <w:num w:numId="4" w16cid:durableId="1112937264">
-    <w:abstractNumId w:val="83"/>
+  <w:num w:numId="11">
+    <w:abstractNumId w:val="29"/>
   </w:num>
-  <w:num w:numId="5" w16cid:durableId="1652250107">
-    <w:abstractNumId w:val="20"/>
+  <w:num w:numId="12">
+    <w:abstractNumId w:val="33"/>
   </w:num>
-  <w:num w:numId="6" w16cid:durableId="790176079">
-    <w:abstractNumId w:val="72"/>
+  <w:num w:numId="13">
+    <w:abstractNumId w:val="36"/>
   </w:num>
-  <w:num w:numId="7" w16cid:durableId="394814426">
-    <w:abstractNumId w:val="79"/>
+  <w:num w:numId="14">
+    <w:abstractNumId w:val="40"/>
   </w:num>
-  <w:num w:numId="8" w16cid:durableId="1392388411">
-    <w:abstractNumId w:val="70"/>
+  <w:num w:numId="15">
+    <w:abstractNumId w:val="14"/>
   </w:num>
-  <w:num w:numId="9" w16cid:durableId="1071275604">
-    <w:abstractNumId w:val="19"/>
+  <w:num w:numId="16">
+    <w:abstractNumId w:val="13"/>
   </w:num>
-  <w:num w:numId="10" w16cid:durableId="1882596388">
-    <w:abstractNumId w:val="61"/>
+  <w:num w:numId="17">
+    <w:abstractNumId w:val="28"/>
   </w:num>
-  <w:num w:numId="11" w16cid:durableId="1656572677">
-    <w:abstractNumId w:val="52"/>
+  <w:num w:numId="18">
+    <w:abstractNumId w:val="0"/>
   </w:num>
-  <w:num w:numId="12" w16cid:durableId="1760713874">
+  <w:num w:numId="19">
+    <w:abstractNumId w:val="30"/>
+  </w:num>
+  <w:num w:numId="20">
+    <w:abstractNumId w:val="21"/>
+  </w:num>
+  <w:num w:numId="21">
+    <w:abstractNumId w:val="31"/>
+  </w:num>
+  <w:num w:numId="22">
+    <w:abstractNumId w:val="15"/>
+  </w:num>
+  <w:num w:numId="23">
+    <w:abstractNumId w:val="9"/>
+  </w:num>
+  <w:num w:numId="24">
+    <w:abstractNumId w:val="27"/>
+  </w:num>
+  <w:num w:numId="25">
+    <w:abstractNumId w:val="12"/>
+  </w:num>
+  <w:num w:numId="26">
+    <w:abstractNumId w:val="6"/>
+  </w:num>
+  <w:num w:numId="27">
+    <w:abstractNumId w:val="4"/>
+  </w:num>
+  <w:num w:numId="28">
+    <w:abstractNumId w:val="3"/>
+  </w:num>
+  <w:num w:numId="29">
+    <w:abstractNumId w:val="10"/>
+  </w:num>
+  <w:num w:numId="30">
+    <w:abstractNumId w:val="16"/>
+  </w:num>
+  <w:num w:numId="31">
+    <w:abstractNumId w:val="32"/>
+  </w:num>
+  <w:num w:numId="32">
+    <w:abstractNumId w:val="35"/>
+  </w:num>
+  <w:num w:numId="33">
+    <w:abstractNumId w:val="37"/>
+  </w:num>
+  <w:num w:numId="34">
+    <w:abstractNumId w:val="25"/>
+  </w:num>
+  <w:num w:numId="35">
+    <w:abstractNumId w:val="39"/>
+  </w:num>
+  <w:num w:numId="36">
+    <w:abstractNumId w:val="24"/>
+  </w:num>
+  <w:num w:numId="37">
+    <w:abstractNumId w:val="34"/>
+  </w:num>
+  <w:num w:numId="38">
     <w:abstractNumId w:val="23"/>
   </w:num>
-  <w:num w:numId="13" w16cid:durableId="1523786880">
-    <w:abstractNumId w:val="37"/>
+  <w:num w:numId="39">
+    <w:abstractNumId w:val="17"/>
   </w:num>
-  <w:num w:numId="14" w16cid:durableId="28919933">
-    <w:abstractNumId w:val="62"/>
-  </w:num>
-  <w:num w:numId="15" w16cid:durableId="1728138455">
-    <w:abstractNumId w:val="82"/>
-  </w:num>
-  <w:num w:numId="16" w16cid:durableId="1246735">
-    <w:abstractNumId w:val="13"/>
-  </w:num>
-  <w:num w:numId="17" w16cid:durableId="2035156568">
-    <w:abstractNumId w:val="30"/>
-  </w:num>
-  <w:num w:numId="18" w16cid:durableId="1500775619">
-    <w:abstractNumId w:val="60"/>
-  </w:num>
-  <w:num w:numId="19" w16cid:durableId="1169443259">
-    <w:abstractNumId w:val="75"/>
-  </w:num>
-  <w:num w:numId="20" w16cid:durableId="64452049">
-    <w:abstractNumId w:val="42"/>
-  </w:num>
-  <w:num w:numId="21" w16cid:durableId="508644105">
-    <w:abstractNumId w:val="36"/>
-  </w:num>
-  <w:num w:numId="22" w16cid:durableId="477234147">
-    <w:abstractNumId w:val="46"/>
-  </w:num>
-  <w:num w:numId="23" w16cid:durableId="26491851">
-    <w:abstractNumId w:val="71"/>
-  </w:num>
-  <w:num w:numId="24" w16cid:durableId="2028022234">
-    <w:abstractNumId w:val="58"/>
-  </w:num>
-  <w:num w:numId="25" w16cid:durableId="946428407">
-    <w:abstractNumId w:val="9"/>
-  </w:num>
-  <w:num w:numId="26" w16cid:durableId="1509366939">
-    <w:abstractNumId w:val="7"/>
-  </w:num>
-  <w:num w:numId="27" w16cid:durableId="277372734">
-    <w:abstractNumId w:val="6"/>
-  </w:num>
-  <w:num w:numId="28" w16cid:durableId="1943143493">
-    <w:abstractNumId w:val="5"/>
-  </w:num>
-  <w:num w:numId="29" w16cid:durableId="539590016">
-    <w:abstractNumId w:val="4"/>
-  </w:num>
-  <w:num w:numId="30" w16cid:durableId="1704330610">
-    <w:abstractNumId w:val="8"/>
-  </w:num>
-  <w:num w:numId="31" w16cid:durableId="642779183">
-    <w:abstractNumId w:val="3"/>
-  </w:num>
-  <w:num w:numId="32" w16cid:durableId="2073655374">
-    <w:abstractNumId w:val="2"/>
-  </w:num>
-  <w:num w:numId="33" w16cid:durableId="1305037461">
+  <w:num w:numId="40">
     <w:abstractNumId w:val="1"/>
   </w:num>
-  <w:num w:numId="34" w16cid:durableId="587345594">
-    <w:abstractNumId w:val="0"/>
-  </w:num>
-  <w:num w:numId="35" w16cid:durableId="348214298">
-    <w:abstractNumId w:val="65"/>
-  </w:num>
-  <w:num w:numId="36" w16cid:durableId="1015763207">
-    <w:abstractNumId w:val="56"/>
-  </w:num>
-  <w:num w:numId="37" w16cid:durableId="261961993">
-    <w:abstractNumId w:val="40"/>
-  </w:num>
-  <w:num w:numId="38" w16cid:durableId="1297251176">
-    <w:abstractNumId w:val="67"/>
-  </w:num>
-  <w:num w:numId="39" w16cid:durableId="1066489492">
-    <w:abstractNumId w:val="21"/>
-  </w:num>
-  <w:num w:numId="40" w16cid:durableId="1823036170">
-    <w:abstractNumId w:val="32"/>
-  </w:num>
-  <w:num w:numId="41" w16cid:durableId="903761591">
-    <w:abstractNumId w:val="77"/>
-  </w:num>
-  <w:num w:numId="42" w16cid:durableId="1181896635">
-    <w:abstractNumId w:val="24"/>
-  </w:num>
-  <w:num w:numId="43" w16cid:durableId="170148807">
-    <w:abstractNumId w:val="34"/>
-  </w:num>
-  <w:num w:numId="44" w16cid:durableId="1153177583">
-    <w:abstractNumId w:val="26"/>
-  </w:num>
-  <w:num w:numId="45" w16cid:durableId="827676160">
-    <w:abstractNumId w:val="27"/>
-  </w:num>
-  <w:num w:numId="46" w16cid:durableId="305934179">
-    <w:abstractNumId w:val="48"/>
-  </w:num>
-  <w:num w:numId="47" w16cid:durableId="1451322463">
-    <w:abstractNumId w:val="51"/>
-  </w:num>
-  <w:num w:numId="48" w16cid:durableId="154339951">
-    <w:abstractNumId w:val="64"/>
-  </w:num>
-  <w:num w:numId="49" w16cid:durableId="231041480">
-    <w:abstractNumId w:val="73"/>
-  </w:num>
-  <w:num w:numId="50" w16cid:durableId="2072189424">
-    <w:abstractNumId w:val="80"/>
-  </w:num>
-  <w:num w:numId="51" w16cid:durableId="327173879">
-    <w:abstractNumId w:val="85"/>
-  </w:num>
-  <w:num w:numId="52" w16cid:durableId="1964847703">
-    <w:abstractNumId w:val="35"/>
-  </w:num>
-  <w:num w:numId="53" w16cid:durableId="219679966">
-    <w:abstractNumId w:val="87"/>
-  </w:num>
-  <w:num w:numId="54" w16cid:durableId="1882395725">
-    <w:abstractNumId w:val="17"/>
-  </w:num>
-  <w:num w:numId="55" w16cid:durableId="227809979">
-    <w:abstractNumId w:val="14"/>
-  </w:num>
-  <w:num w:numId="56" w16cid:durableId="989552458">
-    <w:abstractNumId w:val="33"/>
-  </w:num>
-  <w:num w:numId="57" w16cid:durableId="1733691566">
-    <w:abstractNumId w:val="63"/>
-  </w:num>
-  <w:num w:numId="58" w16cid:durableId="1857962804">
-    <w:abstractNumId w:val="10"/>
-  </w:num>
-  <w:num w:numId="59" w16cid:durableId="1359156111">
-    <w:abstractNumId w:val="49"/>
-  </w:num>
-  <w:num w:numId="60" w16cid:durableId="1838230606">
-    <w:abstractNumId w:val="86"/>
-  </w:num>
-  <w:num w:numId="61" w16cid:durableId="959260485">
-    <w:abstractNumId w:val="76"/>
-  </w:num>
-  <w:num w:numId="62" w16cid:durableId="1492524490">
-    <w:abstractNumId w:val="57"/>
-  </w:num>
-  <w:num w:numId="63" w16cid:durableId="1302733658">
-    <w:abstractNumId w:val="16"/>
-  </w:num>
-  <w:num w:numId="64" w16cid:durableId="1450128274">
-    <w:abstractNumId w:val="66"/>
-  </w:num>
-  <w:num w:numId="65" w16cid:durableId="1337263836">
-    <w:abstractNumId w:val="50"/>
-  </w:num>
-  <w:num w:numId="66" w16cid:durableId="1520703011">
-    <w:abstractNumId w:val="68"/>
-  </w:num>
-  <w:num w:numId="67" w16cid:durableId="1584334408">
-    <w:abstractNumId w:val="38"/>
-  </w:num>
-  <w:num w:numId="68" w16cid:durableId="949237564">
-    <w:abstractNumId w:val="28"/>
-  </w:num>
-  <w:num w:numId="69" w16cid:durableId="91554512">
-    <w:abstractNumId w:val="59"/>
-  </w:num>
-  <w:num w:numId="70" w16cid:durableId="503858671">
-    <w:abstractNumId w:val="31"/>
-  </w:num>
-  <w:num w:numId="71" w16cid:durableId="1837652550">
-    <w:abstractNumId w:val="25"/>
-  </w:num>
-  <w:num w:numId="72" w16cid:durableId="1693262943">
+  <w:num w:numId="41">
     <w:abstractNumId w:val="18"/>
   </w:num>
-  <w:num w:numId="73" w16cid:durableId="1989093774">
-    <w:abstractNumId w:val="15"/>
-  </w:num>
-  <w:num w:numId="74" w16cid:durableId="432018617">
-    <w:abstractNumId w:val="29"/>
-  </w:num>
-  <w:num w:numId="75" w16cid:durableId="2068143412">
-    <w:abstractNumId w:val="43"/>
-  </w:num>
-  <w:num w:numId="76" w16cid:durableId="1250625094">
-    <w:abstractNumId w:val="69"/>
-  </w:num>
-  <w:num w:numId="77" w16cid:durableId="589853185">
-    <w:abstractNumId w:val="78"/>
-  </w:num>
-  <w:num w:numId="78" w16cid:durableId="1651328743">
-    <w:abstractNumId w:val="81"/>
-  </w:num>
-  <w:num w:numId="79" w16cid:durableId="1469007242">
-    <w:abstractNumId w:val="55"/>
-  </w:num>
-  <w:num w:numId="80" w16cid:durableId="1535189779">
-    <w:abstractNumId w:val="84"/>
-  </w:num>
-  <w:num w:numId="81" w16cid:durableId="317342590">
-    <w:abstractNumId w:val="54"/>
-  </w:num>
-  <w:num w:numId="82" w16cid:durableId="2021421812">
-    <w:abstractNumId w:val="41"/>
-  </w:num>
-  <w:num w:numId="83" w16cid:durableId="1624654409">
-    <w:abstractNumId w:val="39"/>
-  </w:num>
-  <w:num w:numId="84" w16cid:durableId="221723446">
-    <w:abstractNumId w:val="74"/>
-  </w:num>
-  <w:num w:numId="85" w16cid:durableId="386999045">
-    <w:abstractNumId w:val="53"/>
-  </w:num>
-  <w:num w:numId="86" w16cid:durableId="992567172">
-    <w:abstractNumId w:val="44"/>
-  </w:num>
-  <w:num w:numId="87" w16cid:durableId="879977065">
-    <w:abstractNumId w:val="12"/>
-  </w:num>
-  <w:num w:numId="88" w16cid:durableId="1847138114">
-    <w:abstractNumId w:val="45"/>
-  </w:num>
+  <w:numIdMacAtCleanup w:val="41"/>
 </w:numbering>
 </file>
 
 <file path=word/styles.xml><?xml version="1.0" encoding="utf-8"?>
-<w:styles xmlns:mc="http://schemas.openxmlformats.org/markup-compatibility/2006" xmlns:r="http://schemas.openxmlformats.org/officeDocument/2006/relationships" xmlns:w="http://schemas.openxmlformats.org/wordprocessingml/2006/main" xmlns:w14="http://schemas.microsoft.com/office/word/2010/wordml" xmlns:w15="http://schemas.microsoft.com/office/word/2012/wordml" xmlns:w16cex="http://schemas.microsoft.com/office/word/2018/wordml/cex" xmlns:w16cid="http://schemas.microsoft.com/office/word/2016/wordml/cid" xmlns:w16="http://schemas.microsoft.com/office/word/2018/wordml" xmlns:w16du="http://schemas.microsoft.com/office/word/2023/wordml/word16du" xmlns:w16sdtdh="http://schemas.microsoft.com/office/word/2020/wordml/sdtdatahash" xmlns:w16sdtfl="http://schemas.microsoft.com/office/word/2024/wordml/sdtformatlock" xmlns:w16se="http://schemas.microsoft.com/office/word/2015/wordml/symex" mc:Ignorable="w14 w15 w16se w16cid w16 w16cex w16sdtdh w16sdtfl w16du">
+<w:styles xmlns:mc="http://schemas.openxmlformats.org/markup-compatibility/2006" xmlns:r="http://schemas.openxmlformats.org/officeDocument/2006/relationships" xmlns:w="http://schemas.openxmlformats.org/wordprocessingml/2006/main" xmlns:w14="http://schemas.microsoft.com/office/word/2010/wordml" xmlns:w15="http://schemas.microsoft.com/office/word/2012/wordml" xmlns:w16cex="http://schemas.microsoft.com/office/word/2018/wordml/cex" xmlns:w16cid="http://schemas.microsoft.com/office/word/2016/wordml/cid" xmlns:w16="http://schemas.microsoft.com/office/word/2018/wordml" xmlns:w16sdtdh="http://schemas.microsoft.com/office/word/2020/wordml/sdtdatahash" xmlns:w16se="http://schemas.microsoft.com/office/word/2015/wordml/symex" mc:Ignorable="w14 w15 w16se w16cid w16 w16cex w16sdtdh">
   <w:docDefaults>
     <w:rPrDefault>
       <w:rPr>
@@ -34859,7 +30567,7 @@
       <w:keepLines/>
       <w:numPr>
         <w:ilvl w:val="3"/>
-        <w:numId w:val="15"/>
+        <w:numId w:val="1"/>
       </w:numPr>
       <w:spacing w:before="40" w:after="0"/>
       <w:outlineLvl w:val="3"/>
@@ -34886,7 +30594,7 @@
       <w:keepLines/>
       <w:numPr>
         <w:ilvl w:val="4"/>
-        <w:numId w:val="15"/>
+        <w:numId w:val="1"/>
       </w:numPr>
       <w:spacing w:before="40" w:after="0"/>
       <w:outlineLvl w:val="4"/>
@@ -34911,7 +30619,7 @@
       <w:keepLines/>
       <w:numPr>
         <w:ilvl w:val="5"/>
-        <w:numId w:val="15"/>
+        <w:numId w:val="1"/>
       </w:numPr>
       <w:spacing w:before="40" w:after="0"/>
       <w:outlineLvl w:val="5"/>
@@ -34936,7 +30644,7 @@
       <w:keepLines/>
       <w:numPr>
         <w:ilvl w:val="6"/>
-        <w:numId w:val="15"/>
+        <w:numId w:val="1"/>
       </w:numPr>
       <w:spacing w:before="40" w:after="0"/>
       <w:outlineLvl w:val="6"/>
@@ -34963,7 +30671,7 @@
       <w:keepLines/>
       <w:numPr>
         <w:ilvl w:val="7"/>
-        <w:numId w:val="15"/>
+        <w:numId w:val="1"/>
       </w:numPr>
       <w:spacing w:before="40" w:after="0"/>
       <w:outlineLvl w:val="7"/>
@@ -34990,7 +30698,7 @@
       <w:keepLines/>
       <w:numPr>
         <w:ilvl w:val="8"/>
-        <w:numId w:val="15"/>
+        <w:numId w:val="1"/>
       </w:numPr>
       <w:spacing w:before="40" w:after="0"/>
       <w:outlineLvl w:val="8"/>
